--- a/downloads/workbook/ai-2-week-03.docx
+++ b/downloads/workbook/ai-2-week-03.docx
@@ -1220,6 +1220,178 @@
         <w:t>Project connection: Validate recommender requests before ranking items, retaining explicit labels for missing or invalid cases.</w:t>
       </w:r>
     </w:p>
+    <w:p>
+      <w:pPr>
+        <w:pStyle w:val="Heading1"/>
+      </w:pPr>
+      <w:r>
+        <w:t>19. Project portfolio milestone</w:t>
+      </w:r>
+    </w:p>
+    <w:p>
+      <w:r>
+        <w:t>Project: Transparent Book Recommender</w:t>
+      </w:r>
+    </w:p>
+    <w:p>
+      <w:r>
+        <w:t>Current milestone: Frame the need. Name the user, the problem, allowed inputs and a safe simple starting method.</w:t>
+      </w:r>
+    </w:p>
+    <w:p>
+      <w:r>
+        <w:t>Validate recommender requests before ranking items, retaining explicit labels for missing or invalid cases.</w:t>
+      </w:r>
+    </w:p>
+    <w:tbl>
+      <w:tblPr>
+        <w:tblStyle w:val="LightShading-Accent1"/>
+        <w:tblW w:type="auto" w:w="0"/>
+        <w:tblLook w:firstColumn="1" w:firstRow="1" w:lastColumn="0" w:lastRow="0" w:noHBand="0" w:noVBand="1" w:val="04A0"/>
+      </w:tblPr>
+      <w:tblGrid>
+        <w:gridCol w:w="5112"/>
+        <w:gridCol w:w="5112"/>
+      </w:tblGrid>
+      <w:tr>
+        <w:trPr>
+          <w:tblHeader/>
+        </w:trPr>
+        <w:tc>
+          <w:tcPr>
+            <w:tcW w:type="dxa" w:w="5112"/>
+          </w:tcPr>
+          <w:p>
+            <w:r>
+              <w:t>Evidence to keep</w:t>
+            </w:r>
+          </w:p>
+        </w:tc>
+        <w:tc>
+          <w:tcPr>
+            <w:tcW w:type="dxa" w:w="5112"/>
+          </w:tcPr>
+          <w:p>
+            <w:r>
+              <w:t>My record</w:t>
+            </w:r>
+          </w:p>
+        </w:tc>
+      </w:tr>
+      <w:tr>
+        <w:tc>
+          <w:tcPr>
+            <w:tcW w:type="dxa" w:w="5112"/>
+          </w:tcPr>
+          <w:p>
+            <w:r>
+              <w:t>This week’s input and deciding step</w:t>
+            </w:r>
+          </w:p>
+        </w:tc>
+        <w:tc>
+          <w:tcPr>
+            <w:tcW w:type="dxa" w:w="5112"/>
+          </w:tcPr>
+          <w:p>
+            <w:r/>
+          </w:p>
+        </w:tc>
+      </w:tr>
+      <w:tr>
+        <w:tc>
+          <w:tcPr>
+            <w:tcW w:type="dxa" w:w="5112"/>
+          </w:tcPr>
+          <w:p>
+            <w:r>
+              <w:t>Prediction and actual result (or labelled paper trace)</w:t>
+            </w:r>
+          </w:p>
+        </w:tc>
+        <w:tc>
+          <w:tcPr>
+            <w:tcW w:type="dxa" w:w="5112"/>
+          </w:tcPr>
+          <w:p>
+            <w:r/>
+          </w:p>
+        </w:tc>
+      </w:tr>
+      <w:tr>
+        <w:tc>
+          <w:tcPr>
+            <w:tcW w:type="dxa" w:w="5112"/>
+          </w:tcPr>
+          <w:p>
+            <w:r>
+              <w:t>One change since the previous checkpoint and why</w:t>
+            </w:r>
+          </w:p>
+        </w:tc>
+        <w:tc>
+          <w:tcPr>
+            <w:tcW w:type="dxa" w:w="5112"/>
+          </w:tcPr>
+          <w:p>
+            <w:r/>
+          </w:p>
+        </w:tc>
+      </w:tr>
+      <w:tr>
+        <w:tc>
+          <w:tcPr>
+            <w:tcW w:type="dxa" w:w="5112"/>
+          </w:tcPr>
+          <w:p>
+            <w:r>
+              <w:t>One error or limit and the next test</w:t>
+            </w:r>
+          </w:p>
+        </w:tc>
+        <w:tc>
+          <w:tcPr>
+            <w:tcW w:type="dxa" w:w="5112"/>
+          </w:tcPr>
+          <w:p>
+            <w:r/>
+          </w:p>
+        </w:tc>
+      </w:tr>
+    </w:tbl>
+    <w:p>
+      <w:pPr>
+        <w:pStyle w:val="Heading3"/>
+      </w:pPr>
+      <w:r>
+        <w:t>Explain what this week adds to your project. Reuse last week’s record rather than starting again.</w:t>
+      </w:r>
+    </w:p>
+    <w:p>
+      <w:r>
+        <w:t>________________________________________________________________</w:t>
+      </w:r>
+    </w:p>
+    <w:p>
+      <w:r>
+        <w:t>________________________________________________________________</w:t>
+      </w:r>
+    </w:p>
+    <w:p>
+      <w:r>
+        <w:t>________________________________________________________________</w:t>
+      </w:r>
+    </w:p>
+    <w:p>
+      <w:r>
+        <w:t>________________________________________________________________</w:t>
+      </w:r>
+    </w:p>
+    <w:p>
+      <w:r>
+        <w:t>________________________________________________________________</w:t>
+      </w:r>
+    </w:p>
     <w:sectPr>
       <w:pgSz w:w="12240" w:h="15840"/>
       <w:pgMar w:top="936" w:right="1008" w:bottom="936" w:left="1008" w:header="720" w:footer="720" w:gutter="0"/>

--- a/downloads/workbook/ai-2-week-03.docx
+++ b/downloads/workbook/ai-2-week-03.docx
@@ -1392,6 +1392,243 @@
         <w:t>________________________________________________________________</w:t>
       </w:r>
     </w:p>
+    <w:p>
+      <w:pPr>
+        <w:pStyle w:val="Heading1"/>
+      </w:pPr>
+      <w:r>
+        <w:t>20. Supported practice and learning evidence</w:t>
+      </w:r>
+    </w:p>
+    <w:p>
+      <w:r>
+        <w:t>Use this supported practice once, in the browser or on paper. Keep the reserved independent assessment for a separate first attempt before teacher feedback.</w:t>
+      </w:r>
+    </w:p>
+    <w:p>
+      <w:r>
+        <w:t>A fictional reading-time labeler uses one Python if/elif/else chain.</w:t>
+      </w:r>
+    </w:p>
+    <w:p>
+      <w:pPr>
+        <w:pStyle w:val="Heading3"/>
+      </w:pPr>
+      <w:r>
+        <w:t>Practice 1: explain the deciding evidence</w:t>
+      </w:r>
+    </w:p>
+    <w:p>
+      <w:r>
+        <w:t>Which labelled step matches this detail? 11 takes Long; only the selected branch assigns the label.</w:t>
+      </w:r>
+    </w:p>
+    <w:p>
+      <w:r>
+        <w:t>1. Negative check</w:t>
+      </w:r>
+    </w:p>
+    <w:p>
+      <w:r>
+        <w:t>2. Zero check</w:t>
+      </w:r>
+    </w:p>
+    <w:p>
+      <w:r>
+        <w:t>3. Inclusive short range</w:t>
+      </w:r>
+    </w:p>
+    <w:p>
+      <w:r>
+        <w:t>4. Remaining inputs</w:t>
+      </w:r>
+    </w:p>
+    <w:p>
+      <w:pPr>
+        <w:pStyle w:val="Heading3"/>
+      </w:pPr>
+      <w:r>
+        <w:t>My selected conclusion, deciding fact and explanation</w:t>
+      </w:r>
+    </w:p>
+    <w:p>
+      <w:r>
+        <w:t>________________________________________________________________</w:t>
+      </w:r>
+    </w:p>
+    <w:p>
+      <w:r>
+        <w:t>________________________________________________________________</w:t>
+      </w:r>
+    </w:p>
+    <w:p>
+      <w:r>
+        <w:t>________________________________________________________________</w:t>
+      </w:r>
+    </w:p>
+    <w:p>
+      <w:r>
+        <w:t>________________________________________________________________</w:t>
+      </w:r>
+    </w:p>
+    <w:p>
+      <w:r>
+        <w:t>________________________________________________________________</w:t>
+      </w:r>
+    </w:p>
+    <w:p>
+      <w:r>
+        <w:t>Hint if needed: Read the steps in the pictorial case. Match the supplied detail to the stage that performs or records it.</w:t>
+      </w:r>
+    </w:p>
+    <w:p>
+      <w:r>
+        <w:t>After your attempt, compare with the supported explanation: Remaining inputs 11 takes Long; only the selected branch assigns the label. The third comparison alone would include negative values and zero, but earlier branches already handle them. An elif chain selects its first true branch. Multiple independent if statements would have different behavior and could overwrite an earlier label. Boundary traces show why order belongs to the specification.</w:t>
+      </w:r>
+    </w:p>
+    <w:p>
+      <w:pPr>
+        <w:pStyle w:val="Heading3"/>
+      </w:pPr>
+      <w:r>
+        <w:t>Practice 2: explain the deciding evidence</w:t>
+      </w:r>
+    </w:p>
+    <w:p>
+      <w:r>
+        <w:t>Changed-case practice: Move minutes&lt;=10 to the first branch. Which conclusion is supported by the supplied facts?</w:t>
+      </w:r>
+    </w:p>
+    <w:p>
+      <w:r>
+        <w:t>1. We can decide the result without examining the changed input or the procedure.</w:t>
+      </w:r>
+    </w:p>
+    <w:p>
+      <w:r>
+        <w:t>2. −1 and 0 wrongly receive Short.</w:t>
+      </w:r>
+    </w:p>
+    <w:p>
+      <w:r>
+        <w:t>3. This one example guarantees correct results for every future input.</w:t>
+      </w:r>
+    </w:p>
+    <w:p>
+      <w:pPr>
+        <w:pStyle w:val="Heading3"/>
+      </w:pPr>
+      <w:r>
+        <w:t>My selected conclusion, deciding fact and explanation</w:t>
+      </w:r>
+    </w:p>
+    <w:p>
+      <w:r>
+        <w:t>________________________________________________________________</w:t>
+      </w:r>
+    </w:p>
+    <w:p>
+      <w:r>
+        <w:t>________________________________________________________________</w:t>
+      </w:r>
+    </w:p>
+    <w:p>
+      <w:r>
+        <w:t>________________________________________________________________</w:t>
+      </w:r>
+    </w:p>
+    <w:p>
+      <w:r>
+        <w:t>________________________________________________________________</w:t>
+      </w:r>
+    </w:p>
+    <w:p>
+      <w:r>
+        <w:t>________________________________________________________________</w:t>
+      </w:r>
+    </w:p>
+    <w:p>
+      <w:r>
+        <w:t>Hint if needed: Use the changed condition and the deciding step in the pictorial trace. The answer must say what follows from those facts.</w:t>
+      </w:r>
+    </w:p>
+    <w:p>
+      <w:r>
+        <w:t>After your attempt, compare with the supported explanation: −1 and 0 wrongly receive Short. Both satisfy the earlier comparison before their intended checks are reached.</w:t>
+      </w:r>
+    </w:p>
+    <w:p>
+      <w:pPr>
+        <w:pStyle w:val="Heading3"/>
+      </w:pPr>
+      <w:r>
+        <w:t>Repair a missing building block</w:t>
+      </w:r>
+    </w:p>
+    <w:p>
+      <w:r>
+        <w:t>Review Decompose a Goal (ai-2/2). Goal: Distinguish a function definition from a function call. Short practice: What happens visibly if the caller stores needed but omits print(needed)?. Return to this week and explain what you changed.</w:t>
+      </w:r>
+    </w:p>
+    <w:p>
+      <w:pPr>
+        <w:pStyle w:val="Heading3"/>
+      </w:pPr>
+      <w:r>
+        <w:t>Predict, run and debug</w:t>
+      </w:r>
+    </w:p>
+    <w:p>
+      <w:r>
+        <w:t>The browser lab lets you edit the supported Python examples already included in this lesson. Predict first, run, inspect the actual output or error, change one input, then run again. Keep code, predictions, actual results and a reasoned revision together. On paper, label your result as a trace rather than an execution.</w:t>
+      </w:r>
+    </w:p>
+    <w:p>
+      <w:pPr>
+        <w:pStyle w:val="Heading3"/>
+      </w:pPr>
+      <w:r>
+        <w:t>Keep your completed work</w:t>
+      </w:r>
+    </w:p>
+    <w:p>
+      <w:r>
+        <w:t>Use Download completed work in the hosted lesson to export your answers, reflections, practice feedback and code-run evidence. Open the HTML copy to read or print it. Drafts stay in this browser when storage is available; clear drafts on a shared device.</w:t>
+      </w:r>
+    </w:p>
+    <w:p>
+      <w:pPr>
+        <w:pStyle w:val="Heading3"/>
+      </w:pPr>
+      <w:r>
+        <w:t>What I repaired, the evidence I kept and the next test</w:t>
+      </w:r>
+    </w:p>
+    <w:p>
+      <w:r>
+        <w:t>________________________________________________________________</w:t>
+      </w:r>
+    </w:p>
+    <w:p>
+      <w:r>
+        <w:t>________________________________________________________________</w:t>
+      </w:r>
+    </w:p>
+    <w:p>
+      <w:r>
+        <w:t>________________________________________________________________</w:t>
+      </w:r>
+    </w:p>
+    <w:p>
+      <w:r>
+        <w:t>________________________________________________________________</w:t>
+      </w:r>
+    </w:p>
+    <w:p>
+      <w:r>
+        <w:t>________________________________________________________________</w:t>
+      </w:r>
+    </w:p>
     <w:sectPr>
       <w:pgSz w:w="12240" w:h="15840"/>
       <w:pgMar w:top="936" w:right="1008" w:bottom="936" w:left="1008" w:header="720" w:footer="720" w:gutter="0"/>

--- a/downloads/workbook/ai-2-week-03.docx
+++ b/downloads/workbook/ai-2-week-03.docx
@@ -30,6 +30,17 @@
     </w:p>
     <w:p>
       <w:r>
+        <w:t>Record your starting explanation for Branching Logic before opening notes. Show any later correction separately.</w:t>
+      </w:r>
+    </w:p>
+    <w:p>
+      <w:pPr>
+        <w:spacing w:line="336" w:lineRule="auto" w:after="180"/>
+      </w:pPr>
+      <w:r>
+        <w:rPr>
+          <w:b w:val="0"/>
+        </w:rPr>
         <w:t>Try the recall before opening notes. Then use a different colour or a labelled second line to correct your explanation.</w:t>
       </w:r>
     </w:p>
@@ -42,7 +53,13 @@
       </w:r>
     </w:p>
     <w:p>
-      <w:r>
+      <w:pPr>
+        <w:spacing w:line="336" w:lineRule="auto" w:after="180"/>
+      </w:pPr>
+      <w:r>
+        <w:rPr>
+          <w:b w:val="0"/>
+        </w:rPr>
         <w:t>Without opening the old lesson, explain one key idea from Decompose a Goal. Give an example and a mistake that the idea helps you avoid.</w:t>
       </w:r>
     </w:p>
@@ -79,7 +96,42 @@
     </w:p>
     <w:p>
       <w:r>
-        <w:t>Use W2: Trace the tested path for Branching and boundary tests. Record the answer once; the lesson and workbook refer to the same attempt.</w:t>
+        <w:t>Complete the supported Branching Logic trace and record the first step you can explain without help.</w:t>
+      </w:r>
+    </w:p>
+    <w:p>
+      <w:pPr>
+        <w:spacing w:line="336" w:lineRule="auto" w:after="180"/>
+      </w:pPr>
+      <w:r>
+        <w:rPr>
+          <w:b w:val="0"/>
+        </w:rPr>
+        <w:t xml:space="preserve">Use W2: Trace the tested path for </w:t>
+      </w:r>
+      <w:r>
+        <w:rPr>
+          <w:b/>
+        </w:rPr>
+        <w:t>Branch</w:t>
+      </w:r>
+      <w:r>
+        <w:rPr>
+          <w:b w:val="0"/>
+        </w:rPr>
+        <w:t xml:space="preserve">ing and </w:t>
+      </w:r>
+      <w:r>
+        <w:rPr>
+          <w:b/>
+        </w:rPr>
+        <w:t>boundary</w:t>
+      </w:r>
+      <w:r>
+        <w:rPr>
+          <w:b w:val="0"/>
+        </w:rPr>
+        <w:t xml:space="preserve"> tests. Record the answer once; the lesson and workbook refer to the same attempt.</w:t>
       </w:r>
     </w:p>
     <w:tbl>
@@ -207,7 +259,65 @@
     </w:p>
     <w:p>
       <w:r>
-        <w:t>Use the worked case for Branching and boundary tests. Proposed explanation: “Every condition in the chain always runs”. Decide whether this explanation is supported. Point to the step or supplied fact that decides; explain your repair if needed.</w:t>
+        <w:t>Check the proposed Branching Logic explanation against the supplied facts before discussing it.</w:t>
+      </w:r>
+    </w:p>
+    <w:p>
+      <w:pPr>
+        <w:spacing w:line="336" w:lineRule="auto" w:after="180"/>
+      </w:pPr>
+      <w:r>
+        <w:rPr>
+          <w:b w:val="0"/>
+        </w:rPr>
+        <w:t xml:space="preserve">Use the worked case for </w:t>
+      </w:r>
+      <w:r>
+        <w:rPr>
+          <w:b/>
+        </w:rPr>
+        <w:t>Branch</w:t>
+      </w:r>
+      <w:r>
+        <w:rPr>
+          <w:b w:val="0"/>
+        </w:rPr>
+        <w:t xml:space="preserve">ing and </w:t>
+      </w:r>
+      <w:r>
+        <w:rPr>
+          <w:b/>
+        </w:rPr>
+        <w:t>boundary</w:t>
+      </w:r>
+      <w:r>
+        <w:rPr>
+          <w:b w:val="0"/>
+        </w:rPr>
+        <w:t xml:space="preserve"> tests. Proposed explanation: “Every </w:t>
+      </w:r>
+      <w:r>
+        <w:rPr>
+          <w:b/>
+        </w:rPr>
+        <w:t>condition</w:t>
+      </w:r>
+      <w:r>
+        <w:rPr>
+          <w:b w:val="0"/>
+        </w:rPr>
+        <w:t xml:space="preserve"> in the chain always runs”. Decide whether this explanation is supported.</w:t>
+      </w:r>
+    </w:p>
+    <w:p>
+      <w:pPr>
+        <w:spacing w:line="336" w:lineRule="auto" w:after="180"/>
+      </w:pPr>
+      <w:r>
+        <w:rPr>
+          <w:b w:val="0"/>
+        </w:rPr>
+        <w:t>Point to the step or supplied fact that decides; explain your repair if needed.</w:t>
       </w:r>
     </w:p>
     <w:p>
@@ -247,6 +357,11 @@
       </w:r>
     </w:p>
     <w:p>
+      <w:r>
+        <w:t>Write one first attempt at the reserved independent case before feedback. Repeated copies of that case refer to the same recorded attempt.</w:t>
+      </w:r>
+    </w:p>
+    <w:p>
       <w:pPr>
         <w:pStyle w:val="Heading3"/>
       </w:pPr>
@@ -255,8 +370,26 @@
       </w:r>
     </w:p>
     <w:p>
-      <w:r>
-        <w:t>Use an integer tiles count. Label a negative value Invalid, zero Empty, 1 through 6 Small and values above 6 Large. Write an ordered if elif else script and predict -1, 0, 1, 6 and 7. Include one print after the chain.</w:t>
+      <w:pPr>
+        <w:spacing w:line="336" w:lineRule="auto" w:after="180"/>
+      </w:pPr>
+      <w:r>
+        <w:rPr>
+          <w:b w:val="0"/>
+        </w:rPr>
+        <w:t xml:space="preserve">Use an integer tiles count. Label a negative value Invalid, zero Empty, 1 through 6 Small and values above 6 Large. Write an </w:t>
+      </w:r>
+      <w:r>
+        <w:rPr>
+          <w:b/>
+        </w:rPr>
+        <w:t>order</w:t>
+      </w:r>
+      <w:r>
+        <w:rPr>
+          <w:b w:val="0"/>
+        </w:rPr>
+        <w:t>ed if elif else script and predict -1, 0, 1, 6 and 7. Include one print after the chain.</w:t>
       </w:r>
     </w:p>
     <w:p>
@@ -303,7 +436,13 @@
       </w:r>
     </w:p>
     <w:p>
-      <w:r>
+      <w:pPr>
+        <w:spacing w:line="336" w:lineRule="auto" w:after="180"/>
+      </w:pPr>
+      <w:r>
+        <w:rPr>
+          <w:b w:val="0"/>
+        </w:rPr>
         <w:t>Attempt this case before feedback. Record any help. Earlier examples below are further practice; a case already practised with feedback cannot establish fresh transfer.</w:t>
       </w:r>
     </w:p>
@@ -317,7 +456,31 @@
     </w:p>
     <w:p>
       <w:r>
-        <w:t>Classify lengths with if pages&lt;80 then Short; else if pages&lt;=160 then Medium; else Long. Trace 79,80,160,161. What happens if the &lt;=160 branch is placed first?</w:t>
+        <w:t>Connect the Branching Logic target to a trace and a justified conclusion.</w:t>
+      </w:r>
+    </w:p>
+    <w:p>
+      <w:pPr>
+        <w:spacing w:line="336" w:lineRule="auto" w:after="180"/>
+        <w:shd w:fill="F5F1FB"/>
+      </w:pPr>
+      <w:r>
+        <w:rPr>
+          <w:b w:val="0"/>
+        </w:rPr>
+        <w:t xml:space="preserve">Classify lengths with if pages&lt;80 then Short; else if pages&lt;=160 then Medium; else Long. Trace 79,80,160,161. What happens if the &lt;=160 </w:t>
+      </w:r>
+      <w:r>
+        <w:rPr>
+          <w:b/>
+        </w:rPr>
+        <w:t>branch</w:t>
+      </w:r>
+      <w:r>
+        <w:rPr>
+          <w:b w:val="0"/>
+        </w:rPr>
+        <w:t xml:space="preserve"> is placed first?</w:t>
       </w:r>
     </w:p>
     <w:p>
@@ -330,17 +493,46 @@
     </w:p>
     <w:p>
       <w:r>
+        <w:t>Solve the supplied Branching Logic case and show the deciding evidence.</w:t>
+      </w:r>
+    </w:p>
+    <w:p>
+      <w:pPr>
+        <w:spacing w:line="336" w:lineRule="auto" w:after="180"/>
+      </w:pPr>
+      <w:r>
+        <w:rPr>
+          <w:b w:val="0"/>
+        </w:rPr>
         <w:t>If pages&lt;100 choose Short; otherwise if pages&lt;=200 choose Medium; otherwise Long.</w:t>
       </w:r>
     </w:p>
     <w:p>
-      <w:r>
+      <w:pPr>
+        <w:spacing w:line="336" w:lineRule="auto" w:after="180"/>
+      </w:pPr>
+      <w:r>
+        <w:rPr>
+          <w:b w:val="0"/>
+        </w:rPr>
         <w:t>Classify 99,100,200,201 pages.</w:t>
       </w:r>
     </w:p>
     <w:p>
-      <w:r>
-        <w:t>Show your trace, calculation or evidence</w:t>
+      <w:pPr>
+        <w:spacing w:line="336" w:lineRule="auto" w:after="180"/>
+      </w:pPr>
+      <w:r>
+        <w:rPr>
+          <w:b w:val="0"/>
+        </w:rPr>
+        <w:t xml:space="preserve">Show your trace, calculation or </w:t>
+      </w:r>
+      <w:r>
+        <w:rPr>
+          <w:b/>
+        </w:rPr>
+        <w:t>evidence</w:t>
       </w:r>
     </w:p>
     <w:p>
@@ -386,11 +578,40 @@
     </w:p>
     <w:p>
       <w:r>
-        <w:t>If pages are at most 80, choose short; otherwise choose long. Classify books with 79, 80 and 81 pages and explain the boundary.</w:t>
-      </w:r>
-    </w:p>
-    <w:p>
-      <w:r>
+        <w:t>Apply the procedure to the changed case and record why the conclusion follows.</w:t>
+      </w:r>
+    </w:p>
+    <w:p>
+      <w:pPr>
+        <w:spacing w:line="336" w:lineRule="auto" w:after="180"/>
+      </w:pPr>
+      <w:r>
+        <w:rPr>
+          <w:b w:val="0"/>
+        </w:rPr>
+        <w:t xml:space="preserve">If pages are at most 80, choose short; otherwise choose long. Classify books with 79, 80 and 81 pages and explain the </w:t>
+      </w:r>
+      <w:r>
+        <w:rPr>
+          <w:b/>
+        </w:rPr>
+        <w:t>boundary</w:t>
+      </w:r>
+      <w:r>
+        <w:rPr>
+          <w:b w:val="0"/>
+        </w:rPr>
+        <w:t>.</w:t>
+      </w:r>
+    </w:p>
+    <w:p>
+      <w:pPr>
+        <w:spacing w:line="336" w:lineRule="auto" w:after="180"/>
+      </w:pPr>
+      <w:r>
+        <w:rPr>
+          <w:b w:val="0"/>
+        </w:rPr>
         <w:t>My independent answer and reason</w:t>
       </w:r>
     </w:p>
@@ -445,7 +666,42 @@
     </w:p>
     <w:p>
       <w:r>
-        <w:t>Create a changed input, boundary case or missing-information case. Write the expected answer or safe response before testing.</w:t>
+        <w:t>Specify a changed input, expected result and observation separately.</w:t>
+      </w:r>
+    </w:p>
+    <w:p>
+      <w:pPr>
+        <w:spacing w:line="336" w:lineRule="auto" w:after="180"/>
+      </w:pPr>
+      <w:r>
+        <w:rPr>
+          <w:b w:val="0"/>
+        </w:rPr>
+        <w:t xml:space="preserve">Create a changed </w:t>
+      </w:r>
+      <w:r>
+        <w:rPr>
+          <w:b/>
+        </w:rPr>
+        <w:t>input</w:t>
+      </w:r>
+      <w:r>
+        <w:rPr>
+          <w:b w:val="0"/>
+        </w:rPr>
+        <w:t xml:space="preserve">, </w:t>
+      </w:r>
+      <w:r>
+        <w:rPr>
+          <w:b/>
+        </w:rPr>
+        <w:t>boundary</w:t>
+      </w:r>
+      <w:r>
+        <w:rPr>
+          <w:b w:val="0"/>
+        </w:rPr>
+        <w:t xml:space="preserve"> case or missing-information case. Write the expected answer or safe response before testing.</w:t>
       </w:r>
     </w:p>
     <w:tbl>
@@ -574,12 +830,47 @@
     </w:p>
     <w:p>
       <w:r>
-        <w:t>Branch when a reader has a hard constraint such as language, format, or maximum length.</w:t>
-      </w:r>
-    </w:p>
-    <w:p>
-      <w:r>
-        <w:t>The project change and evidence I will keep</w:t>
+        <w:t>Justify what Branching Logic adds to Transparent Book Recommender and keep the evidence.</w:t>
+      </w:r>
+    </w:p>
+    <w:p>
+      <w:pPr>
+        <w:spacing w:line="336" w:lineRule="auto" w:after="180"/>
+      </w:pPr>
+      <w:r>
+        <w:rPr>
+          <w:b/>
+        </w:rPr>
+        <w:t>Branch</w:t>
+      </w:r>
+      <w:r>
+        <w:rPr>
+          <w:b w:val="0"/>
+        </w:rPr>
+        <w:t xml:space="preserve"> when a reader has a hard constraint such as language, format, or maximum length.</w:t>
+      </w:r>
+    </w:p>
+    <w:p>
+      <w:pPr>
+        <w:spacing w:line="336" w:lineRule="auto" w:after="180"/>
+      </w:pPr>
+      <w:r>
+        <w:rPr>
+          <w:b w:val="0"/>
+        </w:rPr>
+        <w:t xml:space="preserve">The project change and </w:t>
+      </w:r>
+      <w:r>
+        <w:rPr>
+          <w:b/>
+        </w:rPr>
+        <w:t>evidence</w:t>
+      </w:r>
+      <w:r>
+        <w:rPr>
+          <w:b w:val="0"/>
+        </w:rPr>
+        <w:t xml:space="preserve"> I will keep</w:t>
       </w:r>
     </w:p>
     <w:p>
@@ -625,11 +916,54 @@
     </w:p>
     <w:p>
       <w:r>
-        <w:t>I can explain the mechanism. I can show evidence. I can handle a changed case. I can name a limit. Mark each as not yet, with help or independently, and attach supporting work.</w:t>
-      </w:r>
-    </w:p>
-    <w:p>
-      <w:r>
+        <w:t>Judge explanation, evidence, transfer and limits separately; attach the work behind your judgement.</w:t>
+      </w:r>
+    </w:p>
+    <w:p>
+      <w:pPr>
+        <w:pStyle w:val="ListBullet"/>
+      </w:pPr>
+      <w:r>
+        <w:t>I can explain the mechanism.</w:t>
+      </w:r>
+    </w:p>
+    <w:p>
+      <w:pPr>
+        <w:pStyle w:val="ListBullet"/>
+      </w:pPr>
+      <w:r>
+        <w:t>I can show evidence.</w:t>
+      </w:r>
+    </w:p>
+    <w:p>
+      <w:pPr>
+        <w:pStyle w:val="ListBullet"/>
+      </w:pPr>
+      <w:r>
+        <w:t>I can handle a changed case.</w:t>
+      </w:r>
+    </w:p>
+    <w:p>
+      <w:pPr>
+        <w:pStyle w:val="ListBullet"/>
+      </w:pPr>
+      <w:r>
+        <w:t>I can name a limit.</w:t>
+      </w:r>
+    </w:p>
+    <w:p>
+      <w:r>
+        <w:t>Mark each as not yet, with help or independently, and attach supporting work.</w:t>
+      </w:r>
+    </w:p>
+    <w:p>
+      <w:pPr>
+        <w:spacing w:line="336" w:lineRule="auto" w:after="180"/>
+      </w:pPr>
+      <w:r>
+        <w:rPr>
+          <w:b w:val="0"/>
+        </w:rPr>
         <w:t>Teacher review ____________________  Next step ____________________</w:t>
       </w:r>
     </w:p>
@@ -643,7 +977,31 @@
     </w:p>
     <w:p>
       <w:r>
-        <w:t>Classify lengths with if pages&lt;80 then Short; else if pages&lt;=160 then Medium; else Long. Trace 79,80,160,161. What happens if the &lt;=160 branch is placed first?</w:t>
+        <w:t>Use this earlier case as transfer practice. A case already discussed with feedback is not fresh assessment evidence.</w:t>
+      </w:r>
+    </w:p>
+    <w:p>
+      <w:pPr>
+        <w:spacing w:line="336" w:lineRule="auto" w:after="180"/>
+        <w:shd w:fill="F5F1FB"/>
+      </w:pPr>
+      <w:r>
+        <w:rPr>
+          <w:b w:val="0"/>
+        </w:rPr>
+        <w:t xml:space="preserve">Classify lengths with if pages&lt;80 then Short; else if pages&lt;=160 then Medium; else Long. Trace 79,80,160,161. What happens if the &lt;=160 </w:t>
+      </w:r>
+      <w:r>
+        <w:rPr>
+          <w:b/>
+        </w:rPr>
+        <w:t>branch</w:t>
+      </w:r>
+      <w:r>
+        <w:rPr>
+          <w:b w:val="0"/>
+        </w:rPr>
+        <w:t xml:space="preserve"> is placed first?</w:t>
       </w:r>
     </w:p>
     <w:p>
@@ -690,7 +1048,13 @@
       </w:r>
     </w:p>
     <w:p>
-      <w:r>
+      <w:pPr>
+        <w:spacing w:line="336" w:lineRule="auto" w:after="180"/>
+      </w:pPr>
+      <w:r>
+        <w:rPr>
+          <w:b w:val="0"/>
+        </w:rPr>
         <w:t>Record support used: none, hint or teacher explanation.</w:t>
       </w:r>
     </w:p>
@@ -704,7 +1068,30 @@
     </w:p>
     <w:p>
       <w:r>
-        <w:t>Describe the purpose of if, elif and else in the worked duration sorter. Explain why print(label) is outside the indented branches.</w:t>
+        <w:t>Explain the chain. Apply the supplied Branching Logic facts and keep your reasoning.</w:t>
+      </w:r>
+    </w:p>
+    <w:p>
+      <w:pPr>
+        <w:spacing w:line="336" w:lineRule="auto" w:after="180"/>
+      </w:pPr>
+      <w:r>
+        <w:rPr>
+          <w:b w:val="0"/>
+        </w:rPr>
+        <w:t xml:space="preserve">Describe the purpose of if, elif and else in the worked duration sorter. Explain why print(label) is outside the indented </w:t>
+      </w:r>
+      <w:r>
+        <w:rPr>
+          <w:b/>
+        </w:rPr>
+        <w:t>branch</w:t>
+      </w:r>
+      <w:r>
+        <w:rPr>
+          <w:b w:val="0"/>
+        </w:rPr>
+        <w:t>es.</w:t>
       </w:r>
     </w:p>
     <w:p>
@@ -755,7 +1142,42 @@
     </w:p>
     <w:p>
       <w:r>
-        <w:t>For -1, 12 and 13, record checked conditions, skipped conditions and the final label. Run each as a fresh script after predicting.</w:t>
+        <w:t>Trace the tested path. Apply the supplied Branching Logic facts and keep your reasoning.</w:t>
+      </w:r>
+    </w:p>
+    <w:p>
+      <w:pPr>
+        <w:spacing w:line="336" w:lineRule="auto" w:after="180"/>
+      </w:pPr>
+      <w:r>
+        <w:rPr>
+          <w:b w:val="0"/>
+        </w:rPr>
+        <w:t xml:space="preserve">For -1, 12 and 13, record checked </w:t>
+      </w:r>
+      <w:r>
+        <w:rPr>
+          <w:b/>
+        </w:rPr>
+        <w:t>condition</w:t>
+      </w:r>
+      <w:r>
+        <w:rPr>
+          <w:b w:val="0"/>
+        </w:rPr>
+        <w:t xml:space="preserve">s, skipped </w:t>
+      </w:r>
+      <w:r>
+        <w:rPr>
+          <w:b/>
+        </w:rPr>
+        <w:t>condition</w:t>
+      </w:r>
+      <w:r>
+        <w:rPr>
+          <w:b w:val="0"/>
+        </w:rPr>
+        <w:t>s and the final label. Run each as a fresh script after predicting.</w:t>
       </w:r>
     </w:p>
     <w:p>
@@ -806,6 +1228,17 @@
     </w:p>
     <w:p>
       <w:r>
+        <w:t>Repair the overwritten result. Apply the supplied Branching Logic facts and keep your reasoning.</w:t>
+      </w:r>
+    </w:p>
+    <w:p>
+      <w:pPr>
+        <w:spacing w:line="336" w:lineRule="auto" w:after="180"/>
+      </w:pPr>
+      <w:r>
+        <w:rPr>
+          <w:b w:val="0"/>
+        </w:rPr>
         <w:t>Trace the two-independent-if example for -1. Identify which assignment overwrites the earlier label and make the smallest repair.</w:t>
       </w:r>
     </w:p>
@@ -857,7 +1290,30 @@
     </w:p>
     <w:p>
       <w:r>
-        <w:t>Use an integer tiles count. Label a negative value Invalid, zero Empty, 1 through 6 Small and values above 6 Large. Write an ordered if elif else script and predict -1, 0, 1, 6 and 7. Include one print after the chain.</w:t>
+        <w:t>Attempt before feedback. If this repeats the selected independent case, reuse that first attempt; otherwise keep a separate record. Build a new sorter independently. Apply the supplied Branching Logic facts and keep your reasoning.</w:t>
+      </w:r>
+    </w:p>
+    <w:p>
+      <w:pPr>
+        <w:spacing w:line="336" w:lineRule="auto" w:after="180"/>
+      </w:pPr>
+      <w:r>
+        <w:rPr>
+          <w:b w:val="0"/>
+        </w:rPr>
+        <w:t xml:space="preserve">Use an integer tiles count. Label a negative value Invalid, zero Empty, 1 through 6 Small and values above 6 Large. Write an </w:t>
+      </w:r>
+      <w:r>
+        <w:rPr>
+          <w:b/>
+        </w:rPr>
+        <w:t>order</w:t>
+      </w:r>
+      <w:r>
+        <w:rPr>
+          <w:b w:val="0"/>
+        </w:rPr>
+        <w:t>ed if elif else script and predict -1, 0, 1, 6 and 7. Include one print after the chain.</w:t>
       </w:r>
     </w:p>
     <w:p>
@@ -918,7 +1374,30 @@
     </w:p>
     <w:p>
       <w:r>
-        <w:t>A repair changes the small-count condition from &lt; 6 to &lt;= 6. Name the case that exposes the original error and two different kinds of earlier cases to rerun.</w:t>
+        <w:t>Choose revealing regression tests. Apply the supplied Branching Logic facts and keep your reasoning.</w:t>
+      </w:r>
+    </w:p>
+    <w:p>
+      <w:pPr>
+        <w:spacing w:line="336" w:lineRule="auto" w:after="180"/>
+      </w:pPr>
+      <w:r>
+        <w:rPr>
+          <w:b w:val="0"/>
+        </w:rPr>
+        <w:t xml:space="preserve">A repair changes the small-count </w:t>
+      </w:r>
+      <w:r>
+        <w:rPr>
+          <w:b/>
+        </w:rPr>
+        <w:t>condition</w:t>
+      </w:r>
+      <w:r>
+        <w:rPr>
+          <w:b w:val="0"/>
+        </w:rPr>
+        <w:t xml:space="preserve"> from &lt; 6 to &lt;= 6. Name the case that exposes the original error and two different kinds of earlier cases to rerun.</w:t>
       </w:r>
     </w:p>
     <w:p>
@@ -965,6 +1444,11 @@
       </w:pPr>
       <w:r>
         <w:t>17. Feedback, return check and learning record</w:t>
+      </w:r>
+    </w:p>
+    <w:p>
+      <w:r>
+        <w:t>Record the first repaired step and a different case to revisit after a delay.</w:t>
       </w:r>
     </w:p>
     <w:tbl>
@@ -1104,7 +1588,13 @@
       </w:tr>
     </w:tbl>
     <w:p>
-      <w:r>
+      <w:pPr>
+        <w:spacing w:line="336" w:lineRule="auto" w:after="180"/>
+      </w:pPr>
+      <w:r>
+        <w:rPr>
+          <w:b w:val="0"/>
+        </w:rPr>
         <w:t>Revisit this idea with your teacher after a delay. Familiarity is different from explaining and using it on a changed case.</w:t>
       </w:r>
     </w:p>
@@ -1118,17 +1608,58 @@
     </w:p>
     <w:p>
       <w:r>
-        <w:t>A fictional reading-time labeler uses one Python if/elif/else chain.</w:t>
-      </w:r>
-    </w:p>
-    <w:p>
-      <w:r>
+        <w:t>A fictional reading-time labeler uses one Python if/elif/else chain. Explain the labelled step before checking the changed condition.</w:t>
+      </w:r>
+    </w:p>
+    <w:p>
+      <w:pPr>
+        <w:spacing w:line="336" w:lineRule="auto" w:after="180"/>
+      </w:pPr>
+      <w:r>
+        <w:rPr>
+          <w:b w:val="0"/>
+        </w:rPr>
+        <w:t>A fictional reading-time labeler uses one Python if/el</w:t>
+      </w:r>
+      <w:r>
+        <w:rPr>
+          <w:b/>
+        </w:rPr>
+        <w:t>if/else</w:t>
+      </w:r>
+      <w:r>
+        <w:rPr>
+          <w:b w:val="0"/>
+        </w:rPr>
+        <w:t xml:space="preserve"> chain.</w:t>
+      </w:r>
+    </w:p>
+    <w:p>
+      <w:pPr>
+        <w:spacing w:line="336" w:lineRule="auto" w:after="180"/>
+      </w:pPr>
+      <w:r>
+        <w:rPr>
+          <w:b w:val="0"/>
+        </w:rPr>
         <w:t>Whole minutes below 0: Invalid; 0: Empty; 1–10: Short; above 10: Long.</w:t>
       </w:r>
     </w:p>
     <w:p>
-      <w:r>
-        <w:t>Order checks as minutes&lt;0, minutes==0, minutes&lt;=10, otherwise. Print the assigned label once.</w:t>
+      <w:pPr>
+        <w:spacing w:line="336" w:lineRule="auto" w:after="180"/>
+      </w:pPr>
+      <w:r>
+        <w:rPr>
+          <w:b/>
+        </w:rPr>
+        <w:t>Order</w:t>
+      </w:r>
+      <w:r>
+        <w:rPr>
+          <w:b w:val="0"/>
+        </w:rPr>
+        <w:t xml:space="preserve"> checks as minutes&lt;0, minutes==0, minutes&lt;=10, otherwise. Print the assigned label once.</w:t>
       </w:r>
     </w:p>
     <w:p>
@@ -1168,8 +1699,26 @@
       </w:r>
     </w:p>
     <w:p>
-      <w:r>
-        <w:t>Give expected labels for −1,0,10,11 and identify the equality boundary for Short.</w:t>
+      <w:pPr>
+        <w:spacing w:line="336" w:lineRule="auto" w:after="180"/>
+      </w:pPr>
+      <w:r>
+        <w:rPr>
+          <w:b w:val="0"/>
+        </w:rPr>
+        <w:t xml:space="preserve">Give expected labels for −1,0,10,11 and identify the equality </w:t>
+      </w:r>
+      <w:r>
+        <w:rPr>
+          <w:b/>
+        </w:rPr>
+        <w:t>boundary</w:t>
+      </w:r>
+      <w:r>
+        <w:rPr>
+          <w:b w:val="0"/>
+        </w:rPr>
+        <w:t xml:space="preserve"> for Short.</w:t>
       </w:r>
     </w:p>
     <w:p>
@@ -1211,12 +1760,45 @@
       </w:r>
     </w:p>
     <w:p>
-      <w:r>
-        <w:t>Support used: alone / hint / worked example. This record is practice evidence.</w:t>
-      </w:r>
-    </w:p>
-    <w:p>
-      <w:r>
+      <w:pPr>
+        <w:pStyle w:val="Heading3"/>
+      </w:pPr>
+      <w:r>
+        <w:t>Record the help used</w:t>
+      </w:r>
+    </w:p>
+    <w:p>
+      <w:pPr>
+        <w:spacing w:line="336" w:lineRule="auto" w:after="180"/>
+        <w:shd w:fill="F1F6F8"/>
+      </w:pPr>
+      <w:r>
+        <w:rPr>
+          <w:b w:val="0"/>
+        </w:rPr>
+        <w:t xml:space="preserve">Support used: alone / hint / worked example. This record is practice </w:t>
+      </w:r>
+      <w:r>
+        <w:rPr>
+          <w:b/>
+        </w:rPr>
+        <w:t>evidence</w:t>
+      </w:r>
+      <w:r>
+        <w:rPr>
+          <w:b w:val="0"/>
+        </w:rPr>
+        <w:t>.</w:t>
+      </w:r>
+    </w:p>
+    <w:p>
+      <w:pPr>
+        <w:spacing w:line="336" w:lineRule="auto" w:after="180"/>
+      </w:pPr>
+      <w:r>
+        <w:rPr>
+          <w:b w:val="0"/>
+        </w:rPr>
         <w:t>Project connection: Validate recommender requests before ranking items, retaining explicit labels for missing or invalid cases.</w:t>
       </w:r>
     </w:p>
@@ -1230,16 +1812,51 @@
     </w:p>
     <w:p>
       <w:r>
+        <w:t>Keep this week’s input, deciding step, result and limit together in the Transparent Book Recommender record.</w:t>
+      </w:r>
+    </w:p>
+    <w:p>
+      <w:pPr>
+        <w:spacing w:line="336" w:lineRule="auto" w:after="180"/>
+      </w:pPr>
+      <w:r>
+        <w:rPr>
+          <w:b w:val="0"/>
+        </w:rPr>
         <w:t>Project: Transparent Book Recommender</w:t>
       </w:r>
     </w:p>
     <w:p>
-      <w:r>
-        <w:t>Current milestone: Frame the need. Name the user, the problem, allowed inputs and a safe simple starting method.</w:t>
-      </w:r>
-    </w:p>
-    <w:p>
-      <w:r>
+      <w:pPr>
+        <w:spacing w:line="336" w:lineRule="auto" w:after="180"/>
+      </w:pPr>
+      <w:r>
+        <w:rPr>
+          <w:b w:val="0"/>
+        </w:rPr>
+        <w:t xml:space="preserve">Current milestone: Frame the need. Name the user, the problem, allowed </w:t>
+      </w:r>
+      <w:r>
+        <w:rPr>
+          <w:b/>
+        </w:rPr>
+        <w:t>input</w:t>
+      </w:r>
+      <w:r>
+        <w:rPr>
+          <w:b w:val="0"/>
+        </w:rPr>
+        <w:t>s and a safe simple starting method.</w:t>
+      </w:r>
+    </w:p>
+    <w:p>
+      <w:pPr>
+        <w:spacing w:line="336" w:lineRule="auto" w:after="180"/>
+      </w:pPr>
+      <w:r>
+        <w:rPr>
+          <w:b w:val="0"/>
+        </w:rPr>
         <w:t>Validate recommender requests before ranking items, retaining explicit labels for missing or invalid cases.</w:t>
       </w:r>
     </w:p>
@@ -1402,12 +2019,41 @@
     </w:p>
     <w:p>
       <w:r>
+        <w:t>Try the supported questions before comparing with hints and feedback. Record what you repaired and the evidence you retained.</w:t>
+      </w:r>
+    </w:p>
+    <w:p>
+      <w:pPr>
+        <w:spacing w:line="336" w:lineRule="auto" w:after="180"/>
+      </w:pPr>
+      <w:r>
+        <w:rPr>
+          <w:b w:val="0"/>
+        </w:rPr>
         <w:t>Use this supported practice once, in the browser or on paper. Keep the reserved independent assessment for a separate first attempt before teacher feedback.</w:t>
       </w:r>
     </w:p>
     <w:p>
-      <w:r>
-        <w:t>A fictional reading-time labeler uses one Python if/elif/else chain.</w:t>
+      <w:pPr>
+        <w:spacing w:line="336" w:lineRule="auto" w:after="180"/>
+      </w:pPr>
+      <w:r>
+        <w:rPr>
+          <w:b w:val="0"/>
+        </w:rPr>
+        <w:t>A fictional reading-time labeler uses one Python if/el</w:t>
+      </w:r>
+      <w:r>
+        <w:rPr>
+          <w:b/>
+        </w:rPr>
+        <w:t>if/else</w:t>
+      </w:r>
+      <w:r>
+        <w:rPr>
+          <w:b w:val="0"/>
+        </w:rPr>
+        <w:t xml:space="preserve"> chain.</w:t>
       </w:r>
     </w:p>
     <w:p>
@@ -1419,28 +2065,86 @@
       </w:r>
     </w:p>
     <w:p>
-      <w:r>
-        <w:t>Which labelled step matches this detail? 11 takes Long; only the selected branch assigns the label.</w:t>
-      </w:r>
-    </w:p>
-    <w:p>
-      <w:r>
+      <w:pPr>
+        <w:spacing w:line="336" w:lineRule="auto" w:after="180"/>
+      </w:pPr>
+      <w:r>
+        <w:rPr>
+          <w:b w:val="0"/>
+        </w:rPr>
+        <w:t xml:space="preserve">Which labelled step matches this detail? 11 takes Long; only the selected </w:t>
+      </w:r>
+      <w:r>
+        <w:rPr>
+          <w:b/>
+        </w:rPr>
+        <w:t>branch</w:t>
+      </w:r>
+      <w:r>
+        <w:rPr>
+          <w:b w:val="0"/>
+        </w:rPr>
+        <w:t xml:space="preserve"> assigns the label.</w:t>
+      </w:r>
+    </w:p>
+    <w:p>
+      <w:pPr>
+        <w:spacing w:line="336" w:lineRule="auto" w:after="180"/>
+        <w:shd w:fill="F4F9FC"/>
+      </w:pPr>
+      <w:r>
+        <w:rPr>
+          <w:b w:val="0"/>
+        </w:rPr>
         <w:t>1. Negative check</w:t>
       </w:r>
     </w:p>
     <w:p>
-      <w:r>
+      <w:pPr>
+        <w:spacing w:line="336" w:lineRule="auto" w:after="180"/>
+        <w:shd w:fill="F4F9FC"/>
+      </w:pPr>
+      <w:r>
+        <w:rPr>
+          <w:b w:val="0"/>
+        </w:rPr>
         <w:t>2. Zero check</w:t>
       </w:r>
     </w:p>
     <w:p>
-      <w:r>
+      <w:pPr>
+        <w:spacing w:line="336" w:lineRule="auto" w:after="180"/>
+        <w:shd w:fill="F4F9FC"/>
+      </w:pPr>
+      <w:r>
+        <w:rPr>
+          <w:b w:val="0"/>
+        </w:rPr>
         <w:t>3. Inclusive short range</w:t>
       </w:r>
     </w:p>
     <w:p>
-      <w:r>
-        <w:t>4. Remaining inputs</w:t>
+      <w:pPr>
+        <w:spacing w:line="336" w:lineRule="auto" w:after="180"/>
+        <w:shd w:fill="F4F9FC"/>
+      </w:pPr>
+      <w:r>
+        <w:rPr>
+          <w:b w:val="0"/>
+        </w:rPr>
+        <w:t xml:space="preserve">4. Remaining </w:t>
+      </w:r>
+      <w:r>
+        <w:rPr>
+          <w:b/>
+        </w:rPr>
+        <w:t>input</w:t>
+      </w:r>
+      <w:r>
+        <w:rPr>
+          <w:b w:val="0"/>
+        </w:rPr>
+        <w:t>s</w:t>
       </w:r>
     </w:p>
     <w:p>
@@ -1477,41 +2181,239 @@
       </w:r>
     </w:p>
     <w:p>
-      <w:r>
+      <w:pPr>
+        <w:pStyle w:val="Heading3"/>
+      </w:pPr>
+      <w:r>
+        <w:t>Hint · try first</w:t>
+      </w:r>
+    </w:p>
+    <w:p>
+      <w:pPr>
+        <w:spacing w:line="336" w:lineRule="auto" w:after="180"/>
+        <w:shd w:fill="F1F6F8"/>
+      </w:pPr>
+      <w:r>
+        <w:rPr>
+          <w:b w:val="0"/>
+        </w:rPr>
         <w:t>Hint if needed: Read the steps in the pictorial case. Match the supplied detail to the stage that performs or records it.</w:t>
       </w:r>
     </w:p>
     <w:p>
-      <w:r>
-        <w:t>After your attempt, compare with the supported explanation: Remaining inputs 11 takes Long; only the selected branch assigns the label. The third comparison alone would include negative values and zero, but earlier branches already handle them. An elif chain selects its first true branch. Multiple independent if statements would have different behavior and could overwrite an earlier label. Boundary traces show why order belongs to the specification.</w:t>
-      </w:r>
-    </w:p>
-    <w:p>
       <w:pPr>
         <w:pStyle w:val="Heading3"/>
       </w:pPr>
       <w:r>
+        <w:t>Feedback · compare after trying</w:t>
+      </w:r>
+    </w:p>
+    <w:p>
+      <w:pPr>
+        <w:spacing w:line="336" w:lineRule="auto" w:after="180"/>
+        <w:shd w:fill="F1F6FC"/>
+      </w:pPr>
+      <w:r>
+        <w:rPr>
+          <w:b w:val="0"/>
+        </w:rPr>
+        <w:t xml:space="preserve">After your attempt, compare with the supported explanation: Remaining </w:t>
+      </w:r>
+      <w:r>
+        <w:rPr>
+          <w:b/>
+        </w:rPr>
+        <w:t>input</w:t>
+      </w:r>
+      <w:r>
+        <w:rPr>
+          <w:b w:val="0"/>
+        </w:rPr>
+        <w:t xml:space="preserve">s 11 takes Long; only the selected </w:t>
+      </w:r>
+      <w:r>
+        <w:rPr>
+          <w:b/>
+        </w:rPr>
+        <w:t>branch</w:t>
+      </w:r>
+      <w:r>
+        <w:rPr>
+          <w:b w:val="0"/>
+        </w:rPr>
+        <w:t xml:space="preserve"> assigns the label.</w:t>
+      </w:r>
+    </w:p>
+    <w:p>
+      <w:pPr>
+        <w:spacing w:line="336" w:lineRule="auto" w:after="180"/>
+        <w:shd w:fill="F1F6FC"/>
+      </w:pPr>
+      <w:r>
+        <w:rPr>
+          <w:b w:val="0"/>
+        </w:rPr>
+        <w:t xml:space="preserve">The third comparison alone would include negative values and zero, but earlier </w:t>
+      </w:r>
+      <w:r>
+        <w:rPr>
+          <w:b/>
+        </w:rPr>
+        <w:t>branch</w:t>
+      </w:r>
+      <w:r>
+        <w:rPr>
+          <w:b w:val="0"/>
+        </w:rPr>
+        <w:t xml:space="preserve">es already handle them. An elif chain selects its first true </w:t>
+      </w:r>
+      <w:r>
+        <w:rPr>
+          <w:b/>
+        </w:rPr>
+        <w:t>branch</w:t>
+      </w:r>
+      <w:r>
+        <w:rPr>
+          <w:b w:val="0"/>
+        </w:rPr>
+        <w:t>.</w:t>
+      </w:r>
+    </w:p>
+    <w:p>
+      <w:pPr>
+        <w:spacing w:line="336" w:lineRule="auto" w:after="180"/>
+        <w:shd w:fill="F1F6FC"/>
+      </w:pPr>
+      <w:r>
+        <w:rPr>
+          <w:b w:val="0"/>
+        </w:rPr>
+        <w:t xml:space="preserve">Multiple independent if statements would have different behavior and could overwrite an earlier label. </w:t>
+      </w:r>
+      <w:r>
+        <w:rPr>
+          <w:b/>
+        </w:rPr>
+        <w:t>Boundary</w:t>
+      </w:r>
+      <w:r>
+        <w:rPr>
+          <w:b w:val="0"/>
+        </w:rPr>
+        <w:t xml:space="preserve"> traces show why </w:t>
+      </w:r>
+      <w:r>
+        <w:rPr>
+          <w:b/>
+        </w:rPr>
+        <w:t>order</w:t>
+      </w:r>
+      <w:r>
+        <w:rPr>
+          <w:b w:val="0"/>
+        </w:rPr>
+        <w:t xml:space="preserve"> belongs to the specification.</w:t>
+      </w:r>
+    </w:p>
+    <w:p>
+      <w:pPr>
+        <w:pStyle w:val="Heading3"/>
+      </w:pPr>
+      <w:r>
         <w:t>Practice 2: explain the deciding evidence</w:t>
       </w:r>
     </w:p>
     <w:p>
-      <w:r>
-        <w:t>Changed-case practice: Move minutes&lt;=10 to the first branch. Which conclusion is supported by the supplied facts?</w:t>
-      </w:r>
-    </w:p>
-    <w:p>
-      <w:r>
-        <w:t>1. We can decide the result without examining the changed input or the procedure.</w:t>
-      </w:r>
-    </w:p>
-    <w:p>
-      <w:r>
+      <w:pPr>
+        <w:pStyle w:val="Heading3"/>
+      </w:pPr>
+      <w:r>
+        <w:t>Changed case · predict first</w:t>
+      </w:r>
+    </w:p>
+    <w:p>
+      <w:pPr>
+        <w:spacing w:line="336" w:lineRule="auto" w:after="180"/>
+        <w:shd w:fill="F5F1FB"/>
+      </w:pPr>
+      <w:r>
+        <w:rPr>
+          <w:b w:val="0"/>
+        </w:rPr>
+        <w:t xml:space="preserve">Changed-case practice: Move minutes&lt;=10 to the first </w:t>
+      </w:r>
+      <w:r>
+        <w:rPr>
+          <w:b/>
+        </w:rPr>
+        <w:t>branch</w:t>
+      </w:r>
+      <w:r>
+        <w:rPr>
+          <w:b w:val="0"/>
+        </w:rPr>
+        <w:t>. Which conclusion is supported by the supplied facts?</w:t>
+      </w:r>
+    </w:p>
+    <w:p>
+      <w:pPr>
+        <w:spacing w:line="336" w:lineRule="auto" w:after="180"/>
+        <w:shd w:fill="F4F9FC"/>
+      </w:pPr>
+      <w:r>
+        <w:rPr>
+          <w:b w:val="0"/>
+        </w:rPr>
+        <w:t xml:space="preserve">1. We can decide the result without examining the changed </w:t>
+      </w:r>
+      <w:r>
+        <w:rPr>
+          <w:b/>
+        </w:rPr>
+        <w:t>input</w:t>
+      </w:r>
+      <w:r>
+        <w:rPr>
+          <w:b w:val="0"/>
+        </w:rPr>
+        <w:t xml:space="preserve"> or the procedure.</w:t>
+      </w:r>
+    </w:p>
+    <w:p>
+      <w:pPr>
+        <w:spacing w:line="336" w:lineRule="auto" w:after="180"/>
+        <w:shd w:fill="F4F9FC"/>
+      </w:pPr>
+      <w:r>
+        <w:rPr>
+          <w:b w:val="0"/>
+        </w:rPr>
         <w:t>2. −1 and 0 wrongly receive Short.</w:t>
       </w:r>
     </w:p>
     <w:p>
-      <w:r>
-        <w:t>3. This one example guarantees correct results for every future input.</w:t>
+      <w:pPr>
+        <w:spacing w:line="336" w:lineRule="auto" w:after="180"/>
+        <w:shd w:fill="F4F9FC"/>
+      </w:pPr>
+      <w:r>
+        <w:rPr>
+          <w:b w:val="0"/>
+        </w:rPr>
+        <w:t xml:space="preserve">3. This one example guarantees correct results for every future </w:t>
+      </w:r>
+      <w:r>
+        <w:rPr>
+          <w:b/>
+        </w:rPr>
+        <w:t>input</w:t>
+      </w:r>
+      <w:r>
+        <w:rPr>
+          <w:b w:val="0"/>
+        </w:rPr>
+        <w:t>.</w:t>
       </w:r>
     </w:p>
     <w:p>
@@ -1548,12 +2450,54 @@
       </w:r>
     </w:p>
     <w:p>
-      <w:r>
-        <w:t>Hint if needed: Use the changed condition and the deciding step in the pictorial trace. The answer must say what follows from those facts.</w:t>
-      </w:r>
-    </w:p>
-    <w:p>
-      <w:r>
+      <w:pPr>
+        <w:pStyle w:val="Heading3"/>
+      </w:pPr>
+      <w:r>
+        <w:t>Hint · try first</w:t>
+      </w:r>
+    </w:p>
+    <w:p>
+      <w:pPr>
+        <w:spacing w:line="336" w:lineRule="auto" w:after="180"/>
+        <w:shd w:fill="F1F6F8"/>
+      </w:pPr>
+      <w:r>
+        <w:rPr>
+          <w:b w:val="0"/>
+        </w:rPr>
+        <w:t xml:space="preserve">Hint if needed: Use the changed </w:t>
+      </w:r>
+      <w:r>
+        <w:rPr>
+          <w:b/>
+        </w:rPr>
+        <w:t>condition</w:t>
+      </w:r>
+      <w:r>
+        <w:rPr>
+          <w:b w:val="0"/>
+        </w:rPr>
+        <w:t xml:space="preserve"> and the deciding step in the pictorial trace. The answer must say what follows from those facts.</w:t>
+      </w:r>
+    </w:p>
+    <w:p>
+      <w:pPr>
+        <w:pStyle w:val="Heading3"/>
+      </w:pPr>
+      <w:r>
+        <w:t>Feedback · compare after trying</w:t>
+      </w:r>
+    </w:p>
+    <w:p>
+      <w:pPr>
+        <w:spacing w:line="336" w:lineRule="auto" w:after="180"/>
+        <w:shd w:fill="F1F6FC"/>
+      </w:pPr>
+      <w:r>
+        <w:rPr>
+          <w:b w:val="0"/>
+        </w:rPr>
         <w:t>After your attempt, compare with the supported explanation: −1 and 0 wrongly receive Short. Both satisfy the earlier comparison before their intended checks are reached.</w:t>
       </w:r>
     </w:p>
@@ -1566,8 +2510,25 @@
       </w:r>
     </w:p>
     <w:p>
-      <w:r>
-        <w:t>Review Decompose a Goal (ai-2/2). Goal: Distinguish a function definition from a function call. Short practice: What happens visibly if the caller stores needed but omits print(needed)?. Return to this week and explain what you changed.</w:t>
+      <w:pPr>
+        <w:spacing w:line="336" w:lineRule="auto" w:after="180"/>
+      </w:pPr>
+      <w:r>
+        <w:rPr>
+          <w:b w:val="0"/>
+        </w:rPr>
+        <w:t>Review Decompose a Goal (ai-2/2). Goal: Distinguish a function definition from a function call. Short practice: What happens visibly if the caller stores needed but omits print(needed)?.</w:t>
+      </w:r>
+    </w:p>
+    <w:p>
+      <w:pPr>
+        <w:spacing w:line="336" w:lineRule="auto" w:after="180"/>
+      </w:pPr>
+      <w:r>
+        <w:rPr>
+          <w:b w:val="0"/>
+        </w:rPr>
+        <w:t>Return to this week and explain what you changed.</w:t>
       </w:r>
     </w:p>
     <w:p>
@@ -1579,8 +2540,61 @@
       </w:r>
     </w:p>
     <w:p>
-      <w:r>
-        <w:t>The browser lab lets you edit the supported Python examples already included in this lesson. Predict first, run, inspect the actual output or error, change one input, then run again. Keep code, predictions, actual results and a reasoned revision together. On paper, label your result as a trace rather than an execution.</w:t>
+      <w:pPr>
+        <w:spacing w:line="336" w:lineRule="auto" w:after="180"/>
+      </w:pPr>
+      <w:r>
+        <w:rPr>
+          <w:b w:val="0"/>
+        </w:rPr>
+        <w:t xml:space="preserve">The browser lab lets you edit the supported Python examples already included in this lesson. Predict first, run, inspect the actual </w:t>
+      </w:r>
+      <w:r>
+        <w:rPr>
+          <w:b/>
+        </w:rPr>
+        <w:t>output</w:t>
+      </w:r>
+      <w:r>
+        <w:rPr>
+          <w:b w:val="0"/>
+        </w:rPr>
+        <w:t xml:space="preserve"> or error, change one </w:t>
+      </w:r>
+      <w:r>
+        <w:rPr>
+          <w:b/>
+        </w:rPr>
+        <w:t>input</w:t>
+      </w:r>
+      <w:r>
+        <w:rPr>
+          <w:b w:val="0"/>
+        </w:rPr>
+        <w:t>, then run again.</w:t>
+      </w:r>
+    </w:p>
+    <w:p>
+      <w:pPr>
+        <w:spacing w:line="336" w:lineRule="auto" w:after="180"/>
+      </w:pPr>
+      <w:r>
+        <w:rPr>
+          <w:b w:val="0"/>
+        </w:rPr>
+        <w:t xml:space="preserve">Keep code, </w:t>
+      </w:r>
+      <w:r>
+        <w:rPr>
+          <w:b/>
+        </w:rPr>
+        <w:t>prediction</w:t>
+      </w:r>
+      <w:r>
+        <w:rPr>
+          <w:b w:val="0"/>
+        </w:rPr>
+        <w:t>s, actual results and a reasoned revision together. On paper, label your result as a trace rather than an execution.</w:t>
       </w:r>
     </w:p>
     <w:p>
@@ -1592,8 +2606,37 @@
       </w:r>
     </w:p>
     <w:p>
-      <w:r>
-        <w:t>Use Download completed work in the hosted lesson to export your answers, reflections, practice feedback and code-run evidence. Open the HTML copy to read or print it. Drafts stay in this browser when storage is available; clear drafts on a shared device.</w:t>
+      <w:pPr>
+        <w:spacing w:line="336" w:lineRule="auto" w:after="180"/>
+      </w:pPr>
+      <w:r>
+        <w:rPr>
+          <w:b w:val="0"/>
+        </w:rPr>
+        <w:t xml:space="preserve">Use Download completed work in the hosted lesson to export your answers, reflections, practice feedback and code-run </w:t>
+      </w:r>
+      <w:r>
+        <w:rPr>
+          <w:b/>
+        </w:rPr>
+        <w:t>evidence</w:t>
+      </w:r>
+      <w:r>
+        <w:rPr>
+          <w:b w:val="0"/>
+        </w:rPr>
+        <w:t>. Open the HTML copy to read or print it.</w:t>
+      </w:r>
+    </w:p>
+    <w:p>
+      <w:pPr>
+        <w:spacing w:line="336" w:lineRule="auto" w:after="180"/>
+      </w:pPr>
+      <w:r>
+        <w:rPr>
+          <w:b w:val="0"/>
+        </w:rPr>
+        <w:t>Drafts stay in this browser when storage is available; clear drafts on a shared device.</w:t>
       </w:r>
     </w:p>
     <w:p>
@@ -1607,6 +2650,848 @@
     <w:p>
       <w:r>
         <w:t>________________________________________________________________</w:t>
+      </w:r>
+    </w:p>
+    <w:p>
+      <w:r>
+        <w:t>________________________________________________________________</w:t>
+      </w:r>
+    </w:p>
+    <w:p>
+      <w:r>
+        <w:t>________________________________________________________________</w:t>
+      </w:r>
+    </w:p>
+    <w:p>
+      <w:r>
+        <w:t>________________________________________________________________</w:t>
+      </w:r>
+    </w:p>
+    <w:p>
+      <w:r>
+        <w:t>________________________________________________________________</w:t>
+      </w:r>
+    </w:p>
+    <w:p>
+      <w:pPr>
+        <w:pStyle w:val="Heading1"/>
+      </w:pPr>
+      <w:r>
+        <w:t>21. Visual concept journey</w:t>
+      </w:r>
+    </w:p>
+    <w:p>
+      <w:r>
+        <w:t>Explain each Branching Logic picture from its labels, then record a relevant limit.</w:t>
+      </w:r>
+    </w:p>
+    <w:p>
+      <w:pPr>
+        <w:pStyle w:val="Heading3"/>
+      </w:pPr>
+      <w:r>
+        <w:t>01. Branching Logic: the case</w:t>
+      </w:r>
+    </w:p>
+    <w:p>
+      <w:r>
+        <w:drawing>
+          <wp:inline xmlns:a="http://schemas.openxmlformats.org/drawingml/2006/main" xmlns:pic="http://schemas.openxmlformats.org/drawingml/2006/picture">
+            <wp:extent cx="5486400" cy="2840736"/>
+            <wp:docPr id="2" name="Picture 2" descr="A fictional reading-time labeler uses one Python if/elif/else chain. Supplied facts: Whole minutes below 0: Invalid; 0: Empty; 1–10: Short; above 10: Long. Order checks as minutes&lt;0, minutes==0, minutes&lt;=10, otherwise. Print the assigned label once."/>
+            <wp:cNvGraphicFramePr>
+              <a:graphicFrameLocks noChangeAspect="1"/>
+            </wp:cNvGraphicFramePr>
+            <a:graphic>
+              <a:graphicData uri="http://schemas.openxmlformats.org/drawingml/2006/picture">
+                <pic:pic>
+                  <pic:nvPicPr>
+                    <pic:cNvPr id="0" name="academy-story-ai-2-3-01.png"/>
+                    <pic:cNvPicPr/>
+                  </pic:nvPicPr>
+                  <pic:blipFill>
+                    <a:blip r:embed="rId10"/>
+                    <a:stretch>
+                      <a:fillRect/>
+                    </a:stretch>
+                  </pic:blipFill>
+                  <pic:spPr>
+                    <a:xfrm>
+                      <a:off x="0" y="0"/>
+                      <a:ext cx="5486400" cy="2840736"/>
+                    </a:xfrm>
+                    <a:prstGeom prst="rect"/>
+                  </pic:spPr>
+                </pic:pic>
+              </a:graphicData>
+            </a:graphic>
+          </wp:inline>
+        </w:drawing>
+      </w:r>
+    </w:p>
+    <w:p>
+      <w:pPr>
+        <w:spacing w:line="336" w:lineRule="auto" w:after="180"/>
+      </w:pPr>
+      <w:r>
+        <w:rPr>
+          <w:b w:val="0"/>
+        </w:rPr>
+        <w:t>A fictional reading-time labeler uses one Python if/el</w:t>
+      </w:r>
+      <w:r>
+        <w:rPr>
+          <w:b/>
+        </w:rPr>
+        <w:t>if/else</w:t>
+      </w:r>
+      <w:r>
+        <w:rPr>
+          <w:b w:val="0"/>
+        </w:rPr>
+        <w:t xml:space="preserve"> chain. Supplied facts: Whole minutes below 0: Invalid; 0: Empty; 1–10: Short; above 10: Long. </w:t>
+      </w:r>
+      <w:r>
+        <w:rPr>
+          <w:b/>
+        </w:rPr>
+        <w:t>Order</w:t>
+      </w:r>
+      <w:r>
+        <w:rPr>
+          <w:b w:val="0"/>
+        </w:rPr>
+        <w:t xml:space="preserve"> checks as minutes&lt;0, minutes==0, minutes&lt;=10, otherwise.</w:t>
+      </w:r>
+    </w:p>
+    <w:p>
+      <w:pPr>
+        <w:spacing w:line="336" w:lineRule="auto" w:after="180"/>
+      </w:pPr>
+      <w:r>
+        <w:rPr>
+          <w:b w:val="0"/>
+        </w:rPr>
+        <w:t>Print the assigned label once.</w:t>
+      </w:r>
+    </w:p>
+    <w:p>
+      <w:pPr>
+        <w:spacing w:line="336" w:lineRule="auto" w:after="180"/>
+        <w:shd w:fill="F5F1FB"/>
+      </w:pPr>
+      <w:r>
+        <w:rPr>
+          <w:b w:val="0"/>
+        </w:rPr>
+        <w:t>Point to the given fact that matters most. Explain why it matters.</w:t>
+      </w:r>
+    </w:p>
+    <w:p>
+      <w:pPr>
+        <w:pStyle w:val="Heading3"/>
+      </w:pPr>
+      <w:r>
+        <w:t>My picture explanation, deciding evidence and one limit</w:t>
+      </w:r>
+    </w:p>
+    <w:p>
+      <w:r>
+        <w:t>________________________________________________________________</w:t>
+      </w:r>
+    </w:p>
+    <w:p>
+      <w:r>
+        <w:t>________________________________________________________________</w:t>
+      </w:r>
+    </w:p>
+    <w:p>
+      <w:r>
+        <w:t>________________________________________________________________</w:t>
+      </w:r>
+    </w:p>
+    <w:p>
+      <w:r>
+        <w:t>________________________________________________________________</w:t>
+      </w:r>
+    </w:p>
+    <w:p>
+      <w:pPr>
+        <w:pStyle w:val="Heading3"/>
+      </w:pPr>
+      <w:r>
+        <w:t>02. Follow the deciding steps</w:t>
+      </w:r>
+    </w:p>
+    <w:p>
+      <w:r>
+        <w:drawing>
+          <wp:inline xmlns:a="http://schemas.openxmlformats.org/drawingml/2006/main" xmlns:pic="http://schemas.openxmlformats.org/drawingml/2006/picture">
+            <wp:extent cx="5486400" cy="4005072"/>
+            <wp:docPr id="3" name="Picture 3" descr="Negative check: −1 takes Invalid and skips later branches. → Zero check: 0 takes Empty, not Short. → Inclusive short range: 1 and 10 take Short. → Remaining inputs: 11 takes Long; only the selected branch assigns the label."/>
+            <wp:cNvGraphicFramePr>
+              <a:graphicFrameLocks noChangeAspect="1"/>
+            </wp:cNvGraphicFramePr>
+            <a:graphic>
+              <a:graphicData uri="http://schemas.openxmlformats.org/drawingml/2006/picture">
+                <pic:pic>
+                  <pic:nvPicPr>
+                    <pic:cNvPr id="0" name="academy-story-ai-2-3-02.png"/>
+                    <pic:cNvPicPr/>
+                  </pic:nvPicPr>
+                  <pic:blipFill>
+                    <a:blip r:embed="rId11"/>
+                    <a:stretch>
+                      <a:fillRect/>
+                    </a:stretch>
+                  </pic:blipFill>
+                  <pic:spPr>
+                    <a:xfrm>
+                      <a:off x="0" y="0"/>
+                      <a:ext cx="5486400" cy="4005072"/>
+                    </a:xfrm>
+                    <a:prstGeom prst="rect"/>
+                  </pic:spPr>
+                </pic:pic>
+              </a:graphicData>
+            </a:graphic>
+          </wp:inline>
+        </w:drawing>
+      </w:r>
+    </w:p>
+    <w:p>
+      <w:pPr>
+        <w:spacing w:line="336" w:lineRule="auto" w:after="180"/>
+      </w:pPr>
+      <w:r>
+        <w:rPr>
+          <w:b w:val="0"/>
+        </w:rPr>
+        <w:t xml:space="preserve">Negative check: −1 takes Invalid and skips later </w:t>
+      </w:r>
+      <w:r>
+        <w:rPr>
+          <w:b/>
+        </w:rPr>
+        <w:t>branch</w:t>
+      </w:r>
+      <w:r>
+        <w:rPr>
+          <w:b w:val="0"/>
+        </w:rPr>
+        <w:t xml:space="preserve">es. → Zero check: 0 takes Empty, not Short. → Inclusive short range: 1 and 10 take Short. → Remaining </w:t>
+      </w:r>
+      <w:r>
+        <w:rPr>
+          <w:b/>
+        </w:rPr>
+        <w:t>input</w:t>
+      </w:r>
+      <w:r>
+        <w:rPr>
+          <w:b w:val="0"/>
+        </w:rPr>
+        <w:t xml:space="preserve">s: 11 takes Long; only the selected </w:t>
+      </w:r>
+      <w:r>
+        <w:rPr>
+          <w:b/>
+        </w:rPr>
+        <w:t>branch</w:t>
+      </w:r>
+      <w:r>
+        <w:rPr>
+          <w:b w:val="0"/>
+        </w:rPr>
+        <w:t xml:space="preserve"> assigns the label.</w:t>
+      </w:r>
+    </w:p>
+    <w:p>
+      <w:pPr>
+        <w:spacing w:line="336" w:lineRule="auto" w:after="180"/>
+        <w:shd w:fill="F5F1FB"/>
+      </w:pPr>
+      <w:r>
+        <w:rPr>
+          <w:b w:val="0"/>
+        </w:rPr>
+        <w:t xml:space="preserve">Point to each numbered stage and explain which recorded </w:t>
+      </w:r>
+      <w:r>
+        <w:rPr>
+          <w:b/>
+        </w:rPr>
+        <w:t>input</w:t>
+      </w:r>
+      <w:r>
+        <w:rPr>
+          <w:b w:val="0"/>
+        </w:rPr>
+        <w:t xml:space="preserve"> it uses.</w:t>
+      </w:r>
+    </w:p>
+    <w:p>
+      <w:pPr>
+        <w:pStyle w:val="Heading3"/>
+      </w:pPr>
+      <w:r>
+        <w:t>My picture explanation, deciding evidence and one limit</w:t>
+      </w:r>
+    </w:p>
+    <w:p>
+      <w:r>
+        <w:t>________________________________________________________________</w:t>
+      </w:r>
+    </w:p>
+    <w:p>
+      <w:r>
+        <w:t>________________________________________________________________</w:t>
+      </w:r>
+    </w:p>
+    <w:p>
+      <w:r>
+        <w:t>________________________________________________________________</w:t>
+      </w:r>
+    </w:p>
+    <w:p>
+      <w:r>
+        <w:t>________________________________________________________________</w:t>
+      </w:r>
+    </w:p>
+    <w:p>
+      <w:pPr>
+        <w:pStyle w:val="Heading3"/>
+      </w:pPr>
+      <w:r>
+        <w:t>03. One chain chooses one label</w:t>
+      </w:r>
+    </w:p>
+    <w:p>
+      <w:r>
+        <w:drawing>
+          <wp:inline xmlns:a="http://schemas.openxmlformats.org/drawingml/2006/main" xmlns:pic="http://schemas.openxmlformats.org/drawingml/2006/picture">
+            <wp:extent cx="5486400" cy="2834640"/>
+            <wp:docPr id="4" name="Picture 4" descr="One chain chooses one label. -1 | Below zero is True | Invalid. 12 | Below zero False; &lt;= 12 True | Short. 13 | Both checks False | Long"/>
+            <wp:cNvGraphicFramePr>
+              <a:graphicFrameLocks noChangeAspect="1"/>
+            </wp:cNvGraphicFramePr>
+            <a:graphic>
+              <a:graphicData uri="http://schemas.openxmlformats.org/drawingml/2006/picture">
+                <pic:pic>
+                  <pic:nvPicPr>
+                    <pic:cNvPr id="0" name="academy-story-ai-2-3-03.png"/>
+                    <pic:cNvPicPr/>
+                  </pic:nvPicPr>
+                  <pic:blipFill>
+                    <a:blip r:embed="rId12"/>
+                    <a:stretch>
+                      <a:fillRect/>
+                    </a:stretch>
+                  </pic:blipFill>
+                  <pic:spPr>
+                    <a:xfrm>
+                      <a:off x="0" y="0"/>
+                      <a:ext cx="5486400" cy="2834640"/>
+                    </a:xfrm>
+                    <a:prstGeom prst="rect"/>
+                  </pic:spPr>
+                </pic:pic>
+              </a:graphicData>
+            </a:graphic>
+          </wp:inline>
+        </w:drawing>
+      </w:r>
+    </w:p>
+    <w:p>
+      <w:pPr>
+        <w:spacing w:line="336" w:lineRule="auto" w:after="180"/>
+      </w:pPr>
+      <w:r>
+        <w:rPr>
+          <w:b w:val="0"/>
+        </w:rPr>
+        <w:t>One chain chooses one label. -1 | Below zero is True | Invalid. 12 | Below zero False; &lt;= 12 True | Short. 13 | Both checks False | Long</w:t>
+      </w:r>
+    </w:p>
+    <w:p>
+      <w:pPr>
+        <w:spacing w:line="336" w:lineRule="auto" w:after="180"/>
+        <w:shd w:fill="F5F1FB"/>
+      </w:pPr>
+      <w:r>
+        <w:rPr>
+          <w:b w:val="0"/>
+        </w:rPr>
+        <w:t>Read the labels and values. Explain the relationship the model shows.</w:t>
+      </w:r>
+    </w:p>
+    <w:p>
+      <w:pPr>
+        <w:pStyle w:val="Heading3"/>
+      </w:pPr>
+      <w:r>
+        <w:t>My picture explanation, deciding evidence and one limit</w:t>
+      </w:r>
+    </w:p>
+    <w:p>
+      <w:r>
+        <w:t>________________________________________________________________</w:t>
+      </w:r>
+    </w:p>
+    <w:p>
+      <w:r>
+        <w:t>________________________________________________________________</w:t>
+      </w:r>
+    </w:p>
+    <w:p>
+      <w:r>
+        <w:t>________________________________________________________________</w:t>
+      </w:r>
+    </w:p>
+    <w:p>
+      <w:r>
+        <w:t>________________________________________________________________</w:t>
+      </w:r>
+    </w:p>
+    <w:p>
+      <w:pPr>
+        <w:pStyle w:val="Heading3"/>
+      </w:pPr>
+      <w:r>
+        <w:t>04. Change one thing. Trace what follows.</w:t>
+      </w:r>
+    </w:p>
+    <w:p>
+      <w:r>
+        <w:drawing>
+          <wp:inline xmlns:a="http://schemas.openxmlformats.org/drawingml/2006/main" xmlns:pic="http://schemas.openxmlformats.org/drawingml/2006/picture">
+            <wp:extent cx="5486400" cy="3026664"/>
+            <wp:docPr id="5" name="Picture 5" descr="Original case: 11 takes Long; only the selected branch assigns the label. Changed condition: Move minutes&lt;=10 to the first branch. Expected result: −1 and 0 wrongly receive Short. Reason: Both satisfy the earlier comparison before their intended checks are reached."/>
+            <wp:cNvGraphicFramePr>
+              <a:graphicFrameLocks noChangeAspect="1"/>
+            </wp:cNvGraphicFramePr>
+            <a:graphic>
+              <a:graphicData uri="http://schemas.openxmlformats.org/drawingml/2006/picture">
+                <pic:pic>
+                  <pic:nvPicPr>
+                    <pic:cNvPr id="0" name="academy-story-ai-2-3-04.png"/>
+                    <pic:cNvPicPr/>
+                  </pic:nvPicPr>
+                  <pic:blipFill>
+                    <a:blip r:embed="rId13"/>
+                    <a:stretch>
+                      <a:fillRect/>
+                    </a:stretch>
+                  </pic:blipFill>
+                  <pic:spPr>
+                    <a:xfrm>
+                      <a:off x="0" y="0"/>
+                      <a:ext cx="5486400" cy="3026664"/>
+                    </a:xfrm>
+                    <a:prstGeom prst="rect"/>
+                  </pic:spPr>
+                </pic:pic>
+              </a:graphicData>
+            </a:graphic>
+          </wp:inline>
+        </w:drawing>
+      </w:r>
+    </w:p>
+    <w:p>
+      <w:pPr>
+        <w:spacing w:line="336" w:lineRule="auto" w:after="180"/>
+      </w:pPr>
+      <w:r>
+        <w:rPr>
+          <w:b w:val="0"/>
+        </w:rPr>
+        <w:t xml:space="preserve">Original case: 11 takes Long; only the selected </w:t>
+      </w:r>
+      <w:r>
+        <w:rPr>
+          <w:b/>
+        </w:rPr>
+        <w:t>branch</w:t>
+      </w:r>
+      <w:r>
+        <w:rPr>
+          <w:b w:val="0"/>
+        </w:rPr>
+        <w:t xml:space="preserve"> assigns the label. Changed </w:t>
+      </w:r>
+      <w:r>
+        <w:rPr>
+          <w:b/>
+        </w:rPr>
+        <w:t>condition</w:t>
+      </w:r>
+      <w:r>
+        <w:rPr>
+          <w:b w:val="0"/>
+        </w:rPr>
+        <w:t xml:space="preserve">: Move minutes&lt;=10 to the first </w:t>
+      </w:r>
+      <w:r>
+        <w:rPr>
+          <w:b/>
+        </w:rPr>
+        <w:t>branch</w:t>
+      </w:r>
+      <w:r>
+        <w:rPr>
+          <w:b w:val="0"/>
+        </w:rPr>
+        <w:t>. Expected result: −1 and 0 wrongly receive Short.</w:t>
+      </w:r>
+    </w:p>
+    <w:p>
+      <w:pPr>
+        <w:spacing w:line="336" w:lineRule="auto" w:after="180"/>
+      </w:pPr>
+      <w:r>
+        <w:rPr>
+          <w:b w:val="0"/>
+        </w:rPr>
+        <w:t>Reason: Both satisfy the earlier comparison before their intended checks are reached.</w:t>
+      </w:r>
+    </w:p>
+    <w:p>
+      <w:pPr>
+        <w:spacing w:line="336" w:lineRule="auto" w:after="180"/>
+        <w:shd w:fill="F5F1FB"/>
+      </w:pPr>
+      <w:r>
+        <w:rPr>
+          <w:b w:val="0"/>
+        </w:rPr>
+        <w:t>Predict before checking the worked changed-case result. Name what changed and what the supplied facts allow you to conclude.</w:t>
+      </w:r>
+    </w:p>
+    <w:p>
+      <w:pPr>
+        <w:pStyle w:val="Heading3"/>
+      </w:pPr>
+      <w:r>
+        <w:t>My picture explanation, deciding evidence and one limit</w:t>
+      </w:r>
+    </w:p>
+    <w:p>
+      <w:r>
+        <w:t>________________________________________________________________</w:t>
+      </w:r>
+    </w:p>
+    <w:p>
+      <w:r>
+        <w:t>________________________________________________________________</w:t>
+      </w:r>
+    </w:p>
+    <w:p>
+      <w:r>
+        <w:t>________________________________________________________________</w:t>
+      </w:r>
+    </w:p>
+    <w:p>
+      <w:r>
+        <w:t>________________________________________________________________</w:t>
+      </w:r>
+    </w:p>
+    <w:p>
+      <w:pPr>
+        <w:pStyle w:val="Heading3"/>
+      </w:pPr>
+      <w:r>
+        <w:t>05. Connect the explanation to its limit</w:t>
+      </w:r>
+    </w:p>
+    <w:p>
+      <w:r>
+        <w:drawing>
+          <wp:inline xmlns:a="http://schemas.openxmlformats.org/drawingml/2006/main" xmlns:pic="http://schemas.openxmlformats.org/drawingml/2006/picture">
+            <wp:extent cx="5486400" cy="2834640"/>
+            <wp:docPr id="6" name="Picture 6" descr="The third comparison alone would include negative values and zero, but earlier branches already handle them. An elif chain selects its first true branch. Multiple independent if statements would have different behavior and could overwrite an earlier label. Boundary traces show why order belongs to the specification. Limit: The example assumes whole numeric minutes; strings, missing values and fractional values need a separate declared input contract."/>
+            <wp:cNvGraphicFramePr>
+              <a:graphicFrameLocks noChangeAspect="1"/>
+            </wp:cNvGraphicFramePr>
+            <a:graphic>
+              <a:graphicData uri="http://schemas.openxmlformats.org/drawingml/2006/picture">
+                <pic:pic>
+                  <pic:nvPicPr>
+                    <pic:cNvPr id="0" name="academy-story-ai-2-3-05.png"/>
+                    <pic:cNvPicPr/>
+                  </pic:nvPicPr>
+                  <pic:blipFill>
+                    <a:blip r:embed="rId14"/>
+                    <a:stretch>
+                      <a:fillRect/>
+                    </a:stretch>
+                  </pic:blipFill>
+                  <pic:spPr>
+                    <a:xfrm>
+                      <a:off x="0" y="0"/>
+                      <a:ext cx="5486400" cy="2834640"/>
+                    </a:xfrm>
+                    <a:prstGeom prst="rect"/>
+                  </pic:spPr>
+                </pic:pic>
+              </a:graphicData>
+            </a:graphic>
+          </wp:inline>
+        </w:drawing>
+      </w:r>
+    </w:p>
+    <w:p>
+      <w:pPr>
+        <w:spacing w:line="336" w:lineRule="auto" w:after="180"/>
+      </w:pPr>
+      <w:r>
+        <w:rPr>
+          <w:b w:val="0"/>
+        </w:rPr>
+        <w:t xml:space="preserve">The third comparison alone would include negative values and zero, but earlier </w:t>
+      </w:r>
+      <w:r>
+        <w:rPr>
+          <w:b/>
+        </w:rPr>
+        <w:t>branch</w:t>
+      </w:r>
+      <w:r>
+        <w:rPr>
+          <w:b w:val="0"/>
+        </w:rPr>
+        <w:t xml:space="preserve">es already handle them. An elif chain selects its first true </w:t>
+      </w:r>
+      <w:r>
+        <w:rPr>
+          <w:b/>
+        </w:rPr>
+        <w:t>branch</w:t>
+      </w:r>
+      <w:r>
+        <w:rPr>
+          <w:b w:val="0"/>
+        </w:rPr>
+        <w:t>.</w:t>
+      </w:r>
+    </w:p>
+    <w:p>
+      <w:pPr>
+        <w:spacing w:line="336" w:lineRule="auto" w:after="180"/>
+      </w:pPr>
+      <w:r>
+        <w:rPr>
+          <w:b w:val="0"/>
+        </w:rPr>
+        <w:t xml:space="preserve">Multiple independent if statements would have different behavior and could overwrite an earlier label. </w:t>
+      </w:r>
+      <w:r>
+        <w:rPr>
+          <w:b/>
+        </w:rPr>
+        <w:t>Boundary</w:t>
+      </w:r>
+      <w:r>
+        <w:rPr>
+          <w:b w:val="0"/>
+        </w:rPr>
+        <w:t xml:space="preserve"> traces show why </w:t>
+      </w:r>
+      <w:r>
+        <w:rPr>
+          <w:b/>
+        </w:rPr>
+        <w:t>order</w:t>
+      </w:r>
+      <w:r>
+        <w:rPr>
+          <w:b w:val="0"/>
+        </w:rPr>
+        <w:t xml:space="preserve"> belongs to the specification.</w:t>
+      </w:r>
+    </w:p>
+    <w:p>
+      <w:pPr>
+        <w:spacing w:line="336" w:lineRule="auto" w:after="180"/>
+      </w:pPr>
+      <w:r>
+        <w:rPr>
+          <w:b w:val="0"/>
+        </w:rPr>
+        <w:t xml:space="preserve">Limit: The example assumes whole numeric minutes; strings, missing values and fractional values need a separate declared </w:t>
+      </w:r>
+      <w:r>
+        <w:rPr>
+          <w:b/>
+        </w:rPr>
+        <w:t>input</w:t>
+      </w:r>
+      <w:r>
+        <w:rPr>
+          <w:b w:val="0"/>
+        </w:rPr>
+        <w:t xml:space="preserve"> contract.</w:t>
+      </w:r>
+    </w:p>
+    <w:p>
+      <w:pPr>
+        <w:spacing w:line="336" w:lineRule="auto" w:after="180"/>
+        <w:shd w:fill="F5F1FB"/>
+      </w:pPr>
+      <w:r>
+        <w:rPr>
+          <w:b w:val="0"/>
+        </w:rPr>
+        <w:t>Explain the case, then point to a limit on the claim.</w:t>
+      </w:r>
+    </w:p>
+    <w:p>
+      <w:pPr>
+        <w:pStyle w:val="Heading3"/>
+      </w:pPr>
+      <w:r>
+        <w:t>My picture explanation, deciding evidence and one limit</w:t>
+      </w:r>
+    </w:p>
+    <w:p>
+      <w:r>
+        <w:t>________________________________________________________________</w:t>
+      </w:r>
+    </w:p>
+    <w:p>
+      <w:r>
+        <w:t>________________________________________________________________</w:t>
+      </w:r>
+    </w:p>
+    <w:p>
+      <w:r>
+        <w:t>________________________________________________________________</w:t>
+      </w:r>
+    </w:p>
+    <w:p>
+      <w:r>
+        <w:t>________________________________________________________________</w:t>
+      </w:r>
+    </w:p>
+    <w:p>
+      <w:pPr>
+        <w:pStyle w:val="Heading3"/>
+      </w:pPr>
+      <w:r>
+        <w:t>06. Make the idea visible in your project</w:t>
+      </w:r>
+    </w:p>
+    <w:p>
+      <w:r>
+        <w:drawing>
+          <wp:inline xmlns:a="http://schemas.openxmlformats.org/drawingml/2006/main" xmlns:pic="http://schemas.openxmlformats.org/drawingml/2006/picture">
+            <wp:extent cx="5486400" cy="3380232"/>
+            <wp:docPr id="7" name="Picture 7" descr="Validate recommender requests before ranking items, retaining explicit labels for missing or invalid cases. Draw your input, deciding step, result and limit. Supported question: Give expected labels for −1,0,10,11 and identify the equality boundary for Short."/>
+            <wp:cNvGraphicFramePr>
+              <a:graphicFrameLocks noChangeAspect="1"/>
+            </wp:cNvGraphicFramePr>
+            <a:graphic>
+              <a:graphicData uri="http://schemas.openxmlformats.org/drawingml/2006/picture">
+                <pic:pic>
+                  <pic:nvPicPr>
+                    <pic:cNvPr id="0" name="academy-story-ai-2-3-06.png"/>
+                    <pic:cNvPicPr/>
+                  </pic:nvPicPr>
+                  <pic:blipFill>
+                    <a:blip r:embed="rId15"/>
+                    <a:stretch>
+                      <a:fillRect/>
+                    </a:stretch>
+                  </pic:blipFill>
+                  <pic:spPr>
+                    <a:xfrm>
+                      <a:off x="0" y="0"/>
+                      <a:ext cx="5486400" cy="3380232"/>
+                    </a:xfrm>
+                    <a:prstGeom prst="rect"/>
+                  </pic:spPr>
+                </pic:pic>
+              </a:graphicData>
+            </a:graphic>
+          </wp:inline>
+        </w:drawing>
+      </w:r>
+    </w:p>
+    <w:p>
+      <w:pPr>
+        <w:spacing w:line="336" w:lineRule="auto" w:after="180"/>
+      </w:pPr>
+      <w:r>
+        <w:rPr>
+          <w:b w:val="0"/>
+        </w:rPr>
+        <w:t xml:space="preserve">Validate recommender requests before ranking items, retaining explicit labels for missing or invalid cases. Draw your </w:t>
+      </w:r>
+      <w:r>
+        <w:rPr>
+          <w:b/>
+        </w:rPr>
+        <w:t>input</w:t>
+      </w:r>
+      <w:r>
+        <w:rPr>
+          <w:b w:val="0"/>
+        </w:rPr>
+        <w:t>, deciding step, result and limit.</w:t>
+      </w:r>
+    </w:p>
+    <w:p>
+      <w:pPr>
+        <w:spacing w:line="336" w:lineRule="auto" w:after="180"/>
+      </w:pPr>
+      <w:r>
+        <w:rPr>
+          <w:b w:val="0"/>
+        </w:rPr>
+        <w:t xml:space="preserve">Supported question: Give expected labels for −1,0,10,11 and identify the equality </w:t>
+      </w:r>
+      <w:r>
+        <w:rPr>
+          <w:b/>
+        </w:rPr>
+        <w:t>boundary</w:t>
+      </w:r>
+      <w:r>
+        <w:rPr>
+          <w:b w:val="0"/>
+        </w:rPr>
+        <w:t xml:space="preserve"> for Short.</w:t>
+      </w:r>
+    </w:p>
+    <w:p>
+      <w:pPr>
+        <w:spacing w:line="336" w:lineRule="auto" w:after="180"/>
+        <w:shd w:fill="F5F1FB"/>
+      </w:pPr>
+      <w:r>
+        <w:rPr>
+          <w:b w:val="0"/>
+        </w:rPr>
+        <w:t xml:space="preserve">Draw your project trace and justify the deciding step using </w:t>
+      </w:r>
+      <w:r>
+        <w:rPr>
+          <w:b/>
+        </w:rPr>
+        <w:t>evidence</w:t>
+      </w:r>
+      <w:r>
+        <w:rPr>
+          <w:b w:val="0"/>
+        </w:rPr>
+        <w:t>.</w:t>
+      </w:r>
+    </w:p>
+    <w:p>
+      <w:pPr>
+        <w:pStyle w:val="Heading3"/>
+      </w:pPr>
+      <w:r>
+        <w:t>My picture explanation, deciding evidence and one limit</w:t>
       </w:r>
     </w:p>
     <w:p>

--- a/downloads/workbook/ai-2-week-03.docx
+++ b/downloads/workbook/ai-2-week-03.docx
@@ -25,12 +25,361 @@
         <w:pStyle w:val="Heading1"/>
       </w:pPr>
       <w:r>
-        <w:t>01. Recall and choose your starting point</w:t>
-      </w:r>
-    </w:p>
-    <w:p>
-      <w:r>
-        <w:t>Record your starting explanation for Branching Logic before opening notes. Show any later correction separately.</w:t>
+        <w:t>One connected branch-and-boundary record.</w:t>
+      </w:r>
+    </w:p>
+    <w:p>
+      <w:r>
+        <w:t>Explain the chain, trace paths, repair two independent if statements and build the new tile sorter before retesting its boundary.</w:t>
+      </w:r>
+    </w:p>
+    <w:p>
+      <w:r>
+        <w:t>Keep the rule, code version, checked conditions, actual result and regression cases together.</w:t>
+      </w:r>
+    </w:p>
+    <w:p>
+      <w:pPr>
+        <w:pStyle w:val="Heading1"/>
+      </w:pPr>
+      <w:r>
+        <w:t>01. Recall: reconnect earlier ideas</w:t>
+      </w:r>
+    </w:p>
+    <w:p>
+      <w:r>
+        <w:t>Retrieve before opening notes.</w:t>
+      </w:r>
+    </w:p>
+    <w:p>
+      <w:pPr>
+        <w:pStyle w:val="Heading2"/>
+      </w:pPr>
+      <w:r>
+        <w:t>Retrieve and explain</w:t>
+      </w:r>
+    </w:p>
+    <w:p>
+      <w:pPr>
+        <w:pStyle w:val="ListBullet"/>
+      </w:pPr>
+      <w:r>
+        <w:t>Try the recall before opening notes. Then use a different colour or a labelled second line to correct your explanation.</w:t>
+      </w:r>
+    </w:p>
+    <w:p>
+      <w:pPr>
+        <w:pStyle w:val="ListBullet"/>
+      </w:pPr>
+      <w:r>
+        <w:t>Without opening the old lesson, explain one key idea from Decompose a Goal. Give an example and a mistake that the idea helps you avoid.</w:t>
+      </w:r>
+    </w:p>
+    <w:p>
+      <w:pPr>
+        <w:pStyle w:val="Heading3"/>
+      </w:pPr>
+      <w:r>
+        <w:t>My remembered idea, example and correction</w:t>
+      </w:r>
+    </w:p>
+    <w:p>
+      <w:r>
+        <w:t>________________________________________________________________</w:t>
+      </w:r>
+    </w:p>
+    <w:p>
+      <w:r>
+        <w:t>________________________________________________________________</w:t>
+      </w:r>
+    </w:p>
+    <w:p>
+      <w:r>
+        <w:t>________________________________________________________________</w:t>
+      </w:r>
+    </w:p>
+    <w:p>
+      <w:pPr>
+        <w:pStyle w:val="Heading2"/>
+      </w:pPr>
+      <w:r>
+        <w:t>Earlier wording, alternatives and picture transcripts · reference / check after trying</w:t>
+      </w:r>
+    </w:p>
+    <w:p>
+      <w:pPr>
+        <w:pStyle w:val="Heading3"/>
+      </w:pPr>
+      <w:r>
+        <w:t>Decompose a Goal</w:t>
+      </w:r>
+    </w:p>
+    <w:p>
+      <w:pPr>
+        <w:pStyle w:val="Heading1"/>
+      </w:pPr>
+      <w:r>
+        <w:t>12. W1 · Explain the main chain and final print</w:t>
+      </w:r>
+    </w:p>
+    <w:p>
+      <w:r>
+        <w:t>Use the supplied complete duration script.</w:t>
+      </w:r>
+    </w:p>
+    <w:p>
+      <w:pPr>
+        <w:pStyle w:val="Heading2"/>
+      </w:pPr>
+      <w:r>
+        <w:t>Your evidence record</w:t>
+      </w:r>
+    </w:p>
+    <w:p>
+      <w:r>
+        <w:rPr>
+          <w:rFonts w:ascii="Courier New" w:hAnsi="Courier New"/>
+          <w:sz w:val="18"/>
+        </w:rPr>
+        <w:t>minutes = 12</w:t>
+        <w:br/>
+        <w:t>if minutes &lt; 0:</w:t>
+        <w:br/>
+        <w:t xml:space="preserve">    label = "Invalid"</w:t>
+        <w:br/>
+        <w:t>elif minutes &lt;= 12:</w:t>
+        <w:br/>
+        <w:t xml:space="preserve">    label = "Short"</w:t>
+        <w:br/>
+        <w:t>else:</w:t>
+        <w:br/>
+        <w:t xml:space="preserve">    label = "Long"</w:t>
+        <w:br/>
+        <w:t>print(label)</w:t>
+      </w:r>
+    </w:p>
+    <w:p>
+      <w:pPr>
+        <w:pStyle w:val="ListBullet"/>
+      </w:pPr>
+      <w:r>
+        <w:t>Describe the purpose of if, elif and else in the worked duration sorter. Explain why print(label) is outside the indented branches.</w:t>
+      </w:r>
+    </w:p>
+    <w:p>
+      <w:pPr>
+        <w:pStyle w:val="Heading3"/>
+      </w:pPr>
+      <w:r>
+        <w:t>My reasoning and evidence</w:t>
+      </w:r>
+    </w:p>
+    <w:p>
+      <w:r>
+        <w:t>________________________________________________________________</w:t>
+      </w:r>
+    </w:p>
+    <w:p>
+      <w:r>
+        <w:t>________________________________________________________________</w:t>
+      </w:r>
+    </w:p>
+    <w:p>
+      <w:r>
+        <w:t>________________________________________________________________</w:t>
+      </w:r>
+    </w:p>
+    <w:p>
+      <w:r>
+        <w:t>________________________________________________________________</w:t>
+      </w:r>
+    </w:p>
+    <w:p>
+      <w:r>
+        <w:t>________________________________________________________________</w:t>
+      </w:r>
+    </w:p>
+    <w:p>
+      <w:r>
+        <w:t>________________________________________________________________</w:t>
+      </w:r>
+    </w:p>
+    <w:p>
+      <w:pPr>
+        <w:pStyle w:val="Heading1"/>
+      </w:pPr>
+      <w:r>
+        <w:t>13. W2 · Record checked and skipped conditions</w:t>
+      </w:r>
+    </w:p>
+    <w:p>
+      <w:r>
+        <w:t>Keep expected labels separate from actual fresh runs.</w:t>
+      </w:r>
+    </w:p>
+    <w:p>
+      <w:pPr>
+        <w:pStyle w:val="Heading2"/>
+      </w:pPr>
+      <w:r>
+        <w:t>Your evidence record</w:t>
+      </w:r>
+    </w:p>
+    <w:p>
+      <w:pPr>
+        <w:pStyle w:val="ListBullet"/>
+      </w:pPr>
+      <w:r>
+        <w:t>For -1, 12 and 13, record checked conditions, skipped conditions and the final label. Run each as a fresh script after predicting.</w:t>
+      </w:r>
+    </w:p>
+    <w:p>
+      <w:pPr>
+        <w:pStyle w:val="Heading3"/>
+      </w:pPr>
+      <w:r>
+        <w:t>My reasoning and evidence</w:t>
+      </w:r>
+    </w:p>
+    <w:p>
+      <w:r>
+        <w:t>________________________________________________________________</w:t>
+      </w:r>
+    </w:p>
+    <w:p>
+      <w:r>
+        <w:t>________________________________________________________________</w:t>
+      </w:r>
+    </w:p>
+    <w:p>
+      <w:r>
+        <w:t>________________________________________________________________</w:t>
+      </w:r>
+    </w:p>
+    <w:p>
+      <w:r>
+        <w:t>________________________________________________________________</w:t>
+      </w:r>
+    </w:p>
+    <w:p>
+      <w:r>
+        <w:t>________________________________________________________________</w:t>
+      </w:r>
+    </w:p>
+    <w:p>
+      <w:r>
+        <w:t>________________________________________________________________</w:t>
+      </w:r>
+    </w:p>
+    <w:p>
+      <w:pPr>
+        <w:pStyle w:val="Heading1"/>
+      </w:pPr>
+      <w:r>
+        <w:t>14. W3 · Repair an overwritten label</w:t>
+      </w:r>
+    </w:p>
+    <w:p>
+      <w:r>
+        <w:t>Use the supplied faulty two-if script.</w:t>
+      </w:r>
+    </w:p>
+    <w:p>
+      <w:pPr>
+        <w:pStyle w:val="Heading2"/>
+      </w:pPr>
+      <w:r>
+        <w:t>Your evidence record</w:t>
+      </w:r>
+    </w:p>
+    <w:p>
+      <w:r>
+        <w:rPr>
+          <w:rFonts w:ascii="Courier New" w:hAnsi="Courier New"/>
+          <w:sz w:val="18"/>
+        </w:rPr>
+        <w:t>minutes = -1</w:t>
+        <w:br/>
+        <w:t>if minutes &lt; 0:</w:t>
+        <w:br/>
+        <w:t xml:space="preserve">    label = "Invalid"</w:t>
+        <w:br/>
+        <w:t>if minutes &lt;= 12:</w:t>
+        <w:br/>
+        <w:t xml:space="preserve">    label = "Short"</w:t>
+        <w:br/>
+        <w:t>else:</w:t>
+        <w:br/>
+        <w:t xml:space="preserve">    label = "Long"</w:t>
+        <w:br/>
+        <w:t>print(label)</w:t>
+      </w:r>
+    </w:p>
+    <w:p>
+      <w:pPr>
+        <w:pStyle w:val="ListBullet"/>
+      </w:pPr>
+      <w:r>
+        <w:t>Trace the two-independent-if example for -1. Identify which assignment overwrites the earlier label and make the smallest repair.</w:t>
+      </w:r>
+    </w:p>
+    <w:p>
+      <w:pPr>
+        <w:pStyle w:val="Heading3"/>
+      </w:pPr>
+      <w:r>
+        <w:t>My reasoning and evidence</w:t>
+      </w:r>
+    </w:p>
+    <w:p>
+      <w:r>
+        <w:t>________________________________________________________________</w:t>
+      </w:r>
+    </w:p>
+    <w:p>
+      <w:r>
+        <w:t>________________________________________________________________</w:t>
+      </w:r>
+    </w:p>
+    <w:p>
+      <w:r>
+        <w:t>________________________________________________________________</w:t>
+      </w:r>
+    </w:p>
+    <w:p>
+      <w:r>
+        <w:t>________________________________________________________________</w:t>
+      </w:r>
+    </w:p>
+    <w:p>
+      <w:r>
+        <w:t>________________________________________________________________</w:t>
+      </w:r>
+    </w:p>
+    <w:p>
+      <w:r>
+        <w:t>________________________________________________________________</w:t>
+      </w:r>
+    </w:p>
+    <w:p>
+      <w:pPr>
+        <w:pStyle w:val="Heading1"/>
+      </w:pPr>
+      <w:r>
+        <w:t>04. W4 · Build a new sorter independently</w:t>
+      </w:r>
+    </w:p>
+    <w:p>
+      <w:r>
+        <w:t>Keep one first attempt before hints or feedback.</w:t>
+      </w:r>
+    </w:p>
+    <w:p>
+      <w:pPr>
+        <w:pStyle w:val="Heading2"/>
+      </w:pPr>
+      <w:r>
+        <w:t>Read and explain independently</w:t>
       </w:r>
     </w:p>
     <w:p>
@@ -41,26 +390,19 @@
         <w:rPr>
           <w:b w:val="0"/>
         </w:rPr>
-        <w:t>Try the recall before opening notes. Then use a different colour or a labelled second line to correct your explanation.</w:t>
-      </w:r>
-    </w:p>
-    <w:p>
-      <w:pPr>
-        <w:pStyle w:val="Heading3"/>
-      </w:pPr>
-      <w:r>
-        <w:t>Decompose a Goal</w:t>
-      </w:r>
-    </w:p>
-    <w:p>
-      <w:pPr>
-        <w:spacing w:line="336" w:lineRule="auto" w:after="180"/>
-      </w:pPr>
+        <w:t xml:space="preserve">Use an integer tiles count. Label a negative value Invalid, zero Empty, 1 through 6 Small and values above 6 Large. Write an </w:t>
+      </w:r>
+      <w:r>
+        <w:rPr>
+          <w:b/>
+        </w:rPr>
+        <w:t>order</w:t>
+      </w:r>
       <w:r>
         <w:rPr>
           <w:b w:val="0"/>
         </w:rPr>
-        <w:t>Without opening the old lesson, explain one key idea from Decompose a Goal. Give an example and a mistake that the idea helps you avoid.</w:t>
+        <w:t>ed if elif else script and predict -1, 0, 1, 6 and 7. Include one print after the chain.</w:t>
       </w:r>
     </w:p>
     <w:p>
@@ -68,7 +410,7 @@
         <w:pStyle w:val="Heading3"/>
       </w:pPr>
       <w:r>
-        <w:t>My remembered idea, example and correction</w:t>
+        <w:t>My independent explanation, trace and limits</w:t>
       </w:r>
     </w:p>
     <w:p>
@@ -87,16 +429,31 @@
       </w:r>
     </w:p>
     <w:p>
-      <w:pPr>
-        <w:pStyle w:val="Heading1"/>
-      </w:pPr>
-      <w:r>
-        <w:t>02. Practise with fading help</w:t>
-      </w:r>
-    </w:p>
-    <w:p>
-      <w:r>
-        <w:t>Complete the supported Branching Logic trace and record the first step you can explain without help.</w:t>
+      <w:r>
+        <w:t>________________________________________________________________</w:t>
+      </w:r>
+    </w:p>
+    <w:p>
+      <w:r>
+        <w:t>________________________________________________________________</w:t>
+      </w:r>
+    </w:p>
+    <w:p>
+      <w:r>
+        <w:t>________________________________________________________________</w:t>
+      </w:r>
+    </w:p>
+    <w:p>
+      <w:r>
+        <w:t>________________________________________________________________</w:t>
+      </w:r>
+    </w:p>
+    <w:p>
+      <w:pPr>
+        <w:pStyle w:val="Heading2"/>
+      </w:pPr>
+      <w:r>
+        <w:t>Keep a fair record</w:t>
       </w:r>
     </w:p>
     <w:p>
@@ -107,8 +464,117 @@
         <w:rPr>
           <w:b w:val="0"/>
         </w:rPr>
-        <w:t xml:space="preserve">Use W2: Trace the tested path for </w:t>
-      </w:r>
+        <w:t>Attempt this case before feedback. Record any help. Earlier examples below are further practice; a case already practised with feedback cannot establish fresh transfer.</w:t>
+      </w:r>
+    </w:p>
+    <w:p>
+      <w:pPr>
+        <w:pStyle w:val="Heading2"/>
+      </w:pPr>
+      <w:r>
+        <w:t>Earlier wording, alternatives and picture transcripts · reference / check after trying</w:t>
+      </w:r>
+    </w:p>
+    <w:p>
+      <w:pPr>
+        <w:pStyle w:val="Heading3"/>
+      </w:pPr>
+      <w:r>
+        <w:t>Independent case: Build a new sorter independently</w:t>
+      </w:r>
+    </w:p>
+    <w:p>
+      <w:pPr>
+        <w:pStyle w:val="Heading1"/>
+      </w:pPr>
+      <w:r>
+        <w:t>16. W5 · Retest the independent six-tile boundary</w:t>
+      </w:r>
+    </w:p>
+    <w:p>
+      <w:r>
+        <w:t>After W4, distinguish the changed equality case from earlier category tests.</w:t>
+      </w:r>
+    </w:p>
+    <w:p>
+      <w:pPr>
+        <w:pStyle w:val="Heading2"/>
+      </w:pPr>
+      <w:r>
+        <w:t>Your evidence record</w:t>
+      </w:r>
+    </w:p>
+    <w:p>
+      <w:pPr>
+        <w:pStyle w:val="ListBullet"/>
+      </w:pPr>
+      <w:r>
+        <w:t>A repair changes the small-count condition from &lt; 6 to &lt;= 6. Name the case that exposes the original error and two different kinds of earlier cases to rerun.</w:t>
+      </w:r>
+    </w:p>
+    <w:p>
+      <w:pPr>
+        <w:pStyle w:val="Heading3"/>
+      </w:pPr>
+      <w:r>
+        <w:t>My reasoning and evidence</w:t>
+      </w:r>
+    </w:p>
+    <w:p>
+      <w:r>
+        <w:t>________________________________________________________________</w:t>
+      </w:r>
+    </w:p>
+    <w:p>
+      <w:r>
+        <w:t>________________________________________________________________</w:t>
+      </w:r>
+    </w:p>
+    <w:p>
+      <w:r>
+        <w:t>________________________________________________________________</w:t>
+      </w:r>
+    </w:p>
+    <w:p>
+      <w:r>
+        <w:t>________________________________________________________________</w:t>
+      </w:r>
+    </w:p>
+    <w:p>
+      <w:r>
+        <w:t>________________________________________________________________</w:t>
+      </w:r>
+    </w:p>
+    <w:p>
+      <w:r>
+        <w:t>________________________________________________________________</w:t>
+      </w:r>
+    </w:p>
+    <w:p>
+      <w:pPr>
+        <w:pStyle w:val="Heading1"/>
+      </w:pPr>
+      <w:r>
+        <w:t>09. Project · Keep the decision and its evidence</w:t>
+      </w:r>
+    </w:p>
+    <w:p>
+      <w:r>
+        <w:t>Add this week’s change to your existing project record.</w:t>
+      </w:r>
+    </w:p>
+    <w:p>
+      <w:pPr>
+        <w:pStyle w:val="Heading2"/>
+      </w:pPr>
+      <w:r>
+        <w:t>Your evidence record</w:t>
+      </w:r>
+    </w:p>
+    <w:p>
+      <w:pPr>
+        <w:spacing w:line="336" w:lineRule="auto" w:after="180"/>
+      </w:pPr>
       <w:r>
         <w:rPr>
           <w:b/>
@@ -119,414 +585,18 @@
         <w:rPr>
           <w:b w:val="0"/>
         </w:rPr>
-        <w:t xml:space="preserve">ing and </w:t>
-      </w:r>
-      <w:r>
-        <w:rPr>
-          <w:b/>
-        </w:rPr>
-        <w:t>boundary</w:t>
-      </w:r>
+        <w:t xml:space="preserve"> when a reader has a hard constraint such as language, format, or maximum length.</w:t>
+      </w:r>
+    </w:p>
+    <w:p>
+      <w:pPr>
+        <w:spacing w:line="336" w:lineRule="auto" w:after="180"/>
+      </w:pPr>
       <w:r>
         <w:rPr>
           <w:b w:val="0"/>
         </w:rPr>
-        <w:t xml:space="preserve"> tests. Record the answer once; the lesson and workbook refer to the same attempt.</w:t>
-      </w:r>
-    </w:p>
-    <w:tbl>
-      <w:tblPr>
-        <w:tblStyle w:val="LightShading-Accent1"/>
-        <w:tblW w:type="auto" w:w="0"/>
-        <w:tblLook w:firstColumn="1" w:firstRow="1" w:lastColumn="0" w:lastRow="0" w:noHBand="0" w:noVBand="1" w:val="04A0"/>
-      </w:tblPr>
-      <w:tblGrid>
-        <w:gridCol w:w="2556"/>
-        <w:gridCol w:w="2556"/>
-        <w:gridCol w:w="2556"/>
-        <w:gridCol w:w="2556"/>
-      </w:tblGrid>
-      <w:tr>
-        <w:trPr>
-          <w:tblHeader/>
-        </w:trPr>
-        <w:tc>
-          <w:tcPr>
-            <w:tcW w:type="dxa" w:w="2556"/>
-          </w:tcPr>
-          <w:p>
-            <w:r>
-              <w:t>Given inputs</w:t>
-            </w:r>
-          </w:p>
-        </w:tc>
-        <w:tc>
-          <w:tcPr>
-            <w:tcW w:type="dxa" w:w="2556"/>
-          </w:tcPr>
-          <w:p>
-            <w:r>
-              <w:t>Procedure I chose</w:t>
-            </w:r>
-          </w:p>
-        </w:tc>
-        <w:tc>
-          <w:tcPr>
-            <w:tcW w:type="dxa" w:w="2556"/>
-          </w:tcPr>
-          <w:p>
-            <w:r>
-              <w:t>Middle steps</w:t>
-            </w:r>
-          </w:p>
-        </w:tc>
-        <w:tc>
-          <w:tcPr>
-            <w:tcW w:type="dxa" w:w="2556"/>
-          </w:tcPr>
-          <w:p>
-            <w:r>
-              <w:t>Result and check</w:t>
-            </w:r>
-          </w:p>
-        </w:tc>
-      </w:tr>
-      <w:tr>
-        <w:tc>
-          <w:tcPr>
-            <w:tcW w:type="dxa" w:w="2556"/>
-          </w:tcPr>
-          <w:p>
-            <w:r/>
-          </w:p>
-        </w:tc>
-        <w:tc>
-          <w:tcPr>
-            <w:tcW w:type="dxa" w:w="2556"/>
-          </w:tcPr>
-          <w:p>
-            <w:r/>
-          </w:p>
-        </w:tc>
-        <w:tc>
-          <w:tcPr>
-            <w:tcW w:type="dxa" w:w="2556"/>
-          </w:tcPr>
-          <w:p>
-            <w:r/>
-          </w:p>
-        </w:tc>
-        <w:tc>
-          <w:tcPr>
-            <w:tcW w:type="dxa" w:w="2556"/>
-          </w:tcPr>
-          <w:p>
-            <w:r/>
-          </w:p>
-        </w:tc>
-      </w:tr>
-    </w:tbl>
-    <w:p>
-      <w:pPr>
-        <w:pStyle w:val="Heading3"/>
-      </w:pPr>
-      <w:r>
-        <w:t>The step I completed without help, and the hint I needed</w:t>
-      </w:r>
-    </w:p>
-    <w:p>
-      <w:r>
-        <w:t>________________________________________________________________</w:t>
-      </w:r>
-    </w:p>
-    <w:p>
-      <w:r>
-        <w:t>________________________________________________________________</w:t>
-      </w:r>
-    </w:p>
-    <w:p>
-      <w:r>
-        <w:t>________________________________________________________________</w:t>
-      </w:r>
-    </w:p>
-    <w:p>
-      <w:pPr>
-        <w:pStyle w:val="Heading1"/>
-      </w:pPr>
-      <w:r>
-        <w:t>03. Individual reasoning check</w:t>
-      </w:r>
-    </w:p>
-    <w:p>
-      <w:r>
-        <w:t>Check the proposed Branching Logic explanation against the supplied facts before discussing it.</w:t>
-      </w:r>
-    </w:p>
-    <w:p>
-      <w:pPr>
-        <w:spacing w:line="336" w:lineRule="auto" w:after="180"/>
-      </w:pPr>
-      <w:r>
-        <w:rPr>
-          <w:b w:val="0"/>
-        </w:rPr>
-        <w:t xml:space="preserve">Use the worked case for </w:t>
-      </w:r>
-      <w:r>
-        <w:rPr>
-          <w:b/>
-        </w:rPr>
-        <w:t>Branch</w:t>
-      </w:r>
-      <w:r>
-        <w:rPr>
-          <w:b w:val="0"/>
-        </w:rPr>
-        <w:t xml:space="preserve">ing and </w:t>
-      </w:r>
-      <w:r>
-        <w:rPr>
-          <w:b/>
-        </w:rPr>
-        <w:t>boundary</w:t>
-      </w:r>
-      <w:r>
-        <w:rPr>
-          <w:b w:val="0"/>
-        </w:rPr>
-        <w:t xml:space="preserve"> tests. Proposed explanation: “Every </w:t>
-      </w:r>
-      <w:r>
-        <w:rPr>
-          <w:b/>
-        </w:rPr>
-        <w:t>condition</w:t>
-      </w:r>
-      <w:r>
-        <w:rPr>
-          <w:b w:val="0"/>
-        </w:rPr>
-        <w:t xml:space="preserve"> in the chain always runs”. Decide whether this explanation is supported.</w:t>
-      </w:r>
-    </w:p>
-    <w:p>
-      <w:pPr>
-        <w:spacing w:line="336" w:lineRule="auto" w:after="180"/>
-      </w:pPr>
-      <w:r>
-        <w:rPr>
-          <w:b w:val="0"/>
-        </w:rPr>
-        <w:t>Point to the step or supplied fact that decides; explain your repair if needed.</w:t>
-      </w:r>
-    </w:p>
-    <w:p>
-      <w:pPr>
-        <w:pStyle w:val="Heading3"/>
-      </w:pPr>
-      <w:r>
-        <w:t>My explanation before partner discussion</w:t>
-      </w:r>
-    </w:p>
-    <w:p>
-      <w:r>
-        <w:t>________________________________________________________________</w:t>
-      </w:r>
-    </w:p>
-    <w:p>
-      <w:r>
-        <w:t>________________________________________________________________</w:t>
-      </w:r>
-    </w:p>
-    <w:p>
-      <w:r>
-        <w:t>________________________________________________________________</w:t>
-      </w:r>
-    </w:p>
-    <w:p>
-      <w:r>
-        <w:t>________________________________________________________________</w:t>
-      </w:r>
-    </w:p>
-    <w:p>
-      <w:pPr>
-        <w:pStyle w:val="Heading1"/>
-      </w:pPr>
-      <w:r>
-        <w:t>04. Independent transfer case</w:t>
-      </w:r>
-    </w:p>
-    <w:p>
-      <w:r>
-        <w:t>Write one first attempt at the reserved independent case before feedback. Repeated copies of that case refer to the same recorded attempt.</w:t>
-      </w:r>
-    </w:p>
-    <w:p>
-      <w:pPr>
-        <w:pStyle w:val="Heading3"/>
-      </w:pPr>
-      <w:r>
-        <w:t>Independent case: Build a new sorter independently</w:t>
-      </w:r>
-    </w:p>
-    <w:p>
-      <w:pPr>
-        <w:spacing w:line="336" w:lineRule="auto" w:after="180"/>
-      </w:pPr>
-      <w:r>
-        <w:rPr>
-          <w:b w:val="0"/>
-        </w:rPr>
-        <w:t xml:space="preserve">Use an integer tiles count. Label a negative value Invalid, zero Empty, 1 through 6 Small and values above 6 Large. Write an </w:t>
-      </w:r>
-      <w:r>
-        <w:rPr>
-          <w:b/>
-        </w:rPr>
-        <w:t>order</w:t>
-      </w:r>
-      <w:r>
-        <w:rPr>
-          <w:b w:val="0"/>
-        </w:rPr>
-        <w:t>ed if elif else script and predict -1, 0, 1, 6 and 7. Include one print after the chain.</w:t>
-      </w:r>
-    </w:p>
-    <w:p>
-      <w:pPr>
-        <w:pStyle w:val="Heading3"/>
-      </w:pPr>
-      <w:r>
-        <w:t>My independent explanation, trace and limits</w:t>
-      </w:r>
-    </w:p>
-    <w:p>
-      <w:r>
-        <w:t>________________________________________________________________</w:t>
-      </w:r>
-    </w:p>
-    <w:p>
-      <w:r>
-        <w:t>________________________________________________________________</w:t>
-      </w:r>
-    </w:p>
-    <w:p>
-      <w:r>
-        <w:t>________________________________________________________________</w:t>
-      </w:r>
-    </w:p>
-    <w:p>
-      <w:r>
-        <w:t>________________________________________________________________</w:t>
-      </w:r>
-    </w:p>
-    <w:p>
-      <w:r>
-        <w:t>________________________________________________________________</w:t>
-      </w:r>
-    </w:p>
-    <w:p>
-      <w:r>
-        <w:t>________________________________________________________________</w:t>
-      </w:r>
-    </w:p>
-    <w:p>
-      <w:r>
-        <w:t>________________________________________________________________</w:t>
-      </w:r>
-    </w:p>
-    <w:p>
-      <w:pPr>
-        <w:spacing w:line="336" w:lineRule="auto" w:after="180"/>
-      </w:pPr>
-      <w:r>
-        <w:rPr>
-          <w:b w:val="0"/>
-        </w:rPr>
-        <w:t>Attempt this case before feedback. Record any help. Earlier examples below are further practice; a case already practised with feedback cannot establish fresh transfer.</w:t>
-      </w:r>
-    </w:p>
-    <w:p>
-      <w:pPr>
-        <w:pStyle w:val="Heading1"/>
-      </w:pPr>
-      <w:r>
-        <w:t>05. Your learning target</w:t>
-      </w:r>
-    </w:p>
-    <w:p>
-      <w:r>
-        <w:t>Connect the Branching Logic target to a trace and a justified conclusion.</w:t>
-      </w:r>
-    </w:p>
-    <w:p>
-      <w:pPr>
-        <w:spacing w:line="336" w:lineRule="auto" w:after="180"/>
-        <w:shd w:fill="F5F1FB"/>
-      </w:pPr>
-      <w:r>
-        <w:rPr>
-          <w:b w:val="0"/>
-        </w:rPr>
-        <w:t xml:space="preserve">Classify lengths with if pages&lt;80 then Short; else if pages&lt;=160 then Medium; else Long. Trace 79,80,160,161. What happens if the &lt;=160 </w:t>
-      </w:r>
-      <w:r>
-        <w:rPr>
-          <w:b/>
-        </w:rPr>
-        <w:t>branch</w:t>
-      </w:r>
-      <w:r>
-        <w:rPr>
-          <w:b w:val="0"/>
-        </w:rPr>
-        <w:t xml:space="preserve"> is placed first?</w:t>
-      </w:r>
-    </w:p>
-    <w:p>
-      <w:pPr>
-        <w:pStyle w:val="Heading1"/>
-      </w:pPr>
-      <w:r>
-        <w:t>06. Solve the given case</w:t>
-      </w:r>
-    </w:p>
-    <w:p>
-      <w:r>
-        <w:t>Solve the supplied Branching Logic case and show the deciding evidence.</w:t>
-      </w:r>
-    </w:p>
-    <w:p>
-      <w:pPr>
-        <w:spacing w:line="336" w:lineRule="auto" w:after="180"/>
-      </w:pPr>
-      <w:r>
-        <w:rPr>
-          <w:b w:val="0"/>
-        </w:rPr>
-        <w:t>If pages&lt;100 choose Short; otherwise if pages&lt;=200 choose Medium; otherwise Long.</w:t>
-      </w:r>
-    </w:p>
-    <w:p>
-      <w:pPr>
-        <w:spacing w:line="336" w:lineRule="auto" w:after="180"/>
-      </w:pPr>
-      <w:r>
-        <w:rPr>
-          <w:b w:val="0"/>
-        </w:rPr>
-        <w:t>Classify 99,100,200,201 pages.</w:t>
-      </w:r>
-    </w:p>
-    <w:p>
-      <w:pPr>
-        <w:spacing w:line="336" w:lineRule="auto" w:after="180"/>
-      </w:pPr>
-      <w:r>
-        <w:rPr>
-          <w:b w:val="0"/>
-        </w:rPr>
-        <w:t xml:space="preserve">Show your trace, calculation or </w:t>
+        <w:t xml:space="preserve">The project change and </w:t>
       </w:r>
       <w:r>
         <w:rPr>
@@ -534,338 +604,6 @@
         </w:rPr>
         <w:t>evidence</w:t>
       </w:r>
-    </w:p>
-    <w:p>
-      <w:pPr>
-        <w:pStyle w:val="Heading3"/>
-      </w:pPr>
-      <w:r>
-        <w:t>Write or draw your reasoning and evidence.</w:t>
-      </w:r>
-    </w:p>
-    <w:p>
-      <w:r>
-        <w:t>________________________________________________________________</w:t>
-      </w:r>
-    </w:p>
-    <w:p>
-      <w:r>
-        <w:t>________________________________________________________________</w:t>
-      </w:r>
-    </w:p>
-    <w:p>
-      <w:r>
-        <w:t>________________________________________________________________</w:t>
-      </w:r>
-    </w:p>
-    <w:p>
-      <w:r>
-        <w:t>________________________________________________________________</w:t>
-      </w:r>
-    </w:p>
-    <w:p>
-      <w:r>
-        <w:t>________________________________________________________________</w:t>
-      </w:r>
-    </w:p>
-    <w:p>
-      <w:pPr>
-        <w:pStyle w:val="Heading1"/>
-      </w:pPr>
-      <w:r>
-        <w:t>07. Check a changed case</w:t>
-      </w:r>
-    </w:p>
-    <w:p>
-      <w:r>
-        <w:t>Apply the procedure to the changed case and record why the conclusion follows.</w:t>
-      </w:r>
-    </w:p>
-    <w:p>
-      <w:pPr>
-        <w:spacing w:line="336" w:lineRule="auto" w:after="180"/>
-      </w:pPr>
-      <w:r>
-        <w:rPr>
-          <w:b w:val="0"/>
-        </w:rPr>
-        <w:t xml:space="preserve">If pages are at most 80, choose short; otherwise choose long. Classify books with 79, 80 and 81 pages and explain the </w:t>
-      </w:r>
-      <w:r>
-        <w:rPr>
-          <w:b/>
-        </w:rPr>
-        <w:t>boundary</w:t>
-      </w:r>
-      <w:r>
-        <w:rPr>
-          <w:b w:val="0"/>
-        </w:rPr>
-        <w:t>.</w:t>
-      </w:r>
-    </w:p>
-    <w:p>
-      <w:pPr>
-        <w:spacing w:line="336" w:lineRule="auto" w:after="180"/>
-      </w:pPr>
-      <w:r>
-        <w:rPr>
-          <w:b w:val="0"/>
-        </w:rPr>
-        <w:t>My independent answer and reason</w:t>
-      </w:r>
-    </w:p>
-    <w:p>
-      <w:pPr>
-        <w:pStyle w:val="Heading3"/>
-      </w:pPr>
-      <w:r>
-        <w:t>Write or draw your reasoning and evidence.</w:t>
-      </w:r>
-    </w:p>
-    <w:p>
-      <w:r>
-        <w:t>________________________________________________________________</w:t>
-      </w:r>
-    </w:p>
-    <w:p>
-      <w:r>
-        <w:t>________________________________________________________________</w:t>
-      </w:r>
-    </w:p>
-    <w:p>
-      <w:r>
-        <w:t>________________________________________________________________</w:t>
-      </w:r>
-    </w:p>
-    <w:p>
-      <w:r>
-        <w:t>________________________________________________________________</w:t>
-      </w:r>
-    </w:p>
-    <w:p>
-      <w:r>
-        <w:t>________________________________________________________________</w:t>
-      </w:r>
-    </w:p>
-    <w:p>
-      <w:pPr>
-        <w:pStyle w:val="Heading3"/>
-      </w:pPr>
-      <w:r>
-        <w:t>Week 3 Test and reflect</w:t>
-      </w:r>
-    </w:p>
-    <w:p>
-      <w:pPr>
-        <w:pStyle w:val="Heading1"/>
-      </w:pPr>
-      <w:r>
-        <w:t>08. Design a revealing test</w:t>
-      </w:r>
-    </w:p>
-    <w:p>
-      <w:r>
-        <w:t>Specify a changed input, expected result and observation separately.</w:t>
-      </w:r>
-    </w:p>
-    <w:p>
-      <w:pPr>
-        <w:spacing w:line="336" w:lineRule="auto" w:after="180"/>
-      </w:pPr>
-      <w:r>
-        <w:rPr>
-          <w:b w:val="0"/>
-        </w:rPr>
-        <w:t xml:space="preserve">Create a changed </w:t>
-      </w:r>
-      <w:r>
-        <w:rPr>
-          <w:b/>
-        </w:rPr>
-        <w:t>input</w:t>
-      </w:r>
-      <w:r>
-        <w:rPr>
-          <w:b w:val="0"/>
-        </w:rPr>
-        <w:t xml:space="preserve">, </w:t>
-      </w:r>
-      <w:r>
-        <w:rPr>
-          <w:b/>
-        </w:rPr>
-        <w:t>boundary</w:t>
-      </w:r>
-      <w:r>
-        <w:rPr>
-          <w:b w:val="0"/>
-        </w:rPr>
-        <w:t xml:space="preserve"> case or missing-information case. Write the expected answer or safe response before testing.</w:t>
-      </w:r>
-    </w:p>
-    <w:tbl>
-      <w:tblPr>
-        <w:tblStyle w:val="LightShading-Accent1"/>
-        <w:tblW w:type="auto" w:w="0"/>
-        <w:tblLook w:firstColumn="1" w:firstRow="1" w:lastColumn="0" w:lastRow="0" w:noHBand="0" w:noVBand="1" w:val="04A0"/>
-      </w:tblPr>
-      <w:tblGrid>
-        <w:gridCol w:w="5112"/>
-        <w:gridCol w:w="5112"/>
-      </w:tblGrid>
-      <w:tr>
-        <w:trPr>
-          <w:tblHeader/>
-        </w:trPr>
-        <w:tc>
-          <w:tcPr>
-            <w:tcW w:type="dxa" w:w="5112"/>
-          </w:tcPr>
-          <w:p>
-            <w:r>
-              <w:t>Test record</w:t>
-            </w:r>
-          </w:p>
-        </w:tc>
-        <w:tc>
-          <w:tcPr>
-            <w:tcW w:type="dxa" w:w="5112"/>
-          </w:tcPr>
-          <w:p>
-            <w:r>
-              <w:t>My evidence</w:t>
-            </w:r>
-          </w:p>
-        </w:tc>
-      </w:tr>
-      <w:tr>
-        <w:tc>
-          <w:tcPr>
-            <w:tcW w:type="dxa" w:w="5112"/>
-          </w:tcPr>
-          <w:p>
-            <w:r>
-              <w:t>Changed input or condition</w:t>
-            </w:r>
-          </w:p>
-        </w:tc>
-        <w:tc>
-          <w:tcPr>
-            <w:tcW w:type="dxa" w:w="5112"/>
-          </w:tcPr>
-          <w:p>
-            <w:r/>
-          </w:p>
-        </w:tc>
-      </w:tr>
-      <w:tr>
-        <w:tc>
-          <w:tcPr>
-            <w:tcW w:type="dxa" w:w="5112"/>
-          </w:tcPr>
-          <w:p>
-            <w:r>
-              <w:t>Expected answer or fallback</w:t>
-            </w:r>
-          </w:p>
-        </w:tc>
-        <w:tc>
-          <w:tcPr>
-            <w:tcW w:type="dxa" w:w="5112"/>
-          </w:tcPr>
-          <w:p>
-            <w:r/>
-          </w:p>
-        </w:tc>
-      </w:tr>
-      <w:tr>
-        <w:tc>
-          <w:tcPr>
-            <w:tcW w:type="dxa" w:w="5112"/>
-          </w:tcPr>
-          <w:p>
-            <w:r>
-              <w:t>Observed result</w:t>
-            </w:r>
-          </w:p>
-        </w:tc>
-        <w:tc>
-          <w:tcPr>
-            <w:tcW w:type="dxa" w:w="5112"/>
-          </w:tcPr>
-          <w:p>
-            <w:r/>
-          </w:p>
-        </w:tc>
-      </w:tr>
-      <w:tr>
-        <w:tc>
-          <w:tcPr>
-            <w:tcW w:type="dxa" w:w="5112"/>
-          </w:tcPr>
-          <w:p>
-            <w:r>
-              <w:t>Why the result occurred</w:t>
-            </w:r>
-          </w:p>
-        </w:tc>
-        <w:tc>
-          <w:tcPr>
-            <w:tcW w:type="dxa" w:w="5112"/>
-          </w:tcPr>
-          <w:p>
-            <w:r/>
-          </w:p>
-        </w:tc>
-      </w:tr>
-    </w:tbl>
-    <w:p>
-      <w:pPr>
-        <w:pStyle w:val="Heading1"/>
-      </w:pPr>
-      <w:r>
-        <w:t>09. Project checkpoint</w:t>
-      </w:r>
-    </w:p>
-    <w:p>
-      <w:r>
-        <w:t>Justify what Branching Logic adds to Transparent Book Recommender and keep the evidence.</w:t>
-      </w:r>
-    </w:p>
-    <w:p>
-      <w:pPr>
-        <w:spacing w:line="336" w:lineRule="auto" w:after="180"/>
-      </w:pPr>
-      <w:r>
-        <w:rPr>
-          <w:b/>
-        </w:rPr>
-        <w:t>Branch</w:t>
-      </w:r>
-      <w:r>
-        <w:rPr>
-          <w:b w:val="0"/>
-        </w:rPr>
-        <w:t xml:space="preserve"> when a reader has a hard constraint such as language, format, or maximum length.</w:t>
-      </w:r>
-    </w:p>
-    <w:p>
-      <w:pPr>
-        <w:spacing w:line="336" w:lineRule="auto" w:after="180"/>
-      </w:pPr>
-      <w:r>
-        <w:rPr>
-          <w:b w:val="0"/>
-        </w:rPr>
-        <w:t xml:space="preserve">The project change and </w:t>
-      </w:r>
-      <w:r>
-        <w:rPr>
-          <w:b/>
-        </w:rPr>
-        <w:t>evidence</w:t>
-      </w:r>
       <w:r>
         <w:rPr>
           <w:b w:val="0"/>
@@ -911,544 +649,20 @@
         <w:pStyle w:val="Heading1"/>
       </w:pPr>
       <w:r>
-        <w:t>10. Self check</w:t>
-      </w:r>
-    </w:p>
-    <w:p>
-      <w:r>
-        <w:t>Judge explanation, evidence, transfer and limits separately; attach the work behind your judgement.</w:t>
-      </w:r>
-    </w:p>
-    <w:p>
-      <w:pPr>
-        <w:pStyle w:val="ListBullet"/>
-      </w:pPr>
-      <w:r>
-        <w:t>I can explain the mechanism.</w:t>
-      </w:r>
-    </w:p>
-    <w:p>
-      <w:pPr>
-        <w:pStyle w:val="ListBullet"/>
-      </w:pPr>
-      <w:r>
-        <w:t>I can show evidence.</w:t>
-      </w:r>
-    </w:p>
-    <w:p>
-      <w:pPr>
-        <w:pStyle w:val="ListBullet"/>
-      </w:pPr>
-      <w:r>
-        <w:t>I can handle a changed case.</w:t>
-      </w:r>
-    </w:p>
-    <w:p>
-      <w:pPr>
-        <w:pStyle w:val="ListBullet"/>
-      </w:pPr>
-      <w:r>
-        <w:t>I can name a limit.</w:t>
-      </w:r>
-    </w:p>
-    <w:p>
-      <w:r>
-        <w:t>Mark each as not yet, with help or independently, and attach supporting work.</w:t>
-      </w:r>
-    </w:p>
-    <w:p>
-      <w:pPr>
-        <w:spacing w:line="336" w:lineRule="auto" w:after="180"/>
-      </w:pPr>
-      <w:r>
-        <w:rPr>
-          <w:b w:val="0"/>
-        </w:rPr>
-        <w:t>Teacher review ____________________  Next step ____________________</w:t>
-      </w:r>
-    </w:p>
-    <w:p>
-      <w:pPr>
-        <w:pStyle w:val="Heading1"/>
-      </w:pPr>
-      <w:r>
-        <w:t>11. Transfer practice from the original programme</w:t>
-      </w:r>
-    </w:p>
-    <w:p>
-      <w:r>
-        <w:t>Use this earlier case as transfer practice. A case already discussed with feedback is not fresh assessment evidence.</w:t>
-      </w:r>
-    </w:p>
-    <w:p>
-      <w:pPr>
-        <w:spacing w:line="336" w:lineRule="auto" w:after="180"/>
-        <w:shd w:fill="F5F1FB"/>
-      </w:pPr>
-      <w:r>
-        <w:rPr>
-          <w:b w:val="0"/>
-        </w:rPr>
-        <w:t xml:space="preserve">Classify lengths with if pages&lt;80 then Short; else if pages&lt;=160 then Medium; else Long. Trace 79,80,160,161. What happens if the &lt;=160 </w:t>
-      </w:r>
-      <w:r>
-        <w:rPr>
-          <w:b/>
-        </w:rPr>
-        <w:t>branch</w:t>
-      </w:r>
-      <w:r>
-        <w:rPr>
-          <w:b w:val="0"/>
-        </w:rPr>
-        <w:t xml:space="preserve"> is placed first?</w:t>
-      </w:r>
-    </w:p>
-    <w:p>
-      <w:pPr>
-        <w:pStyle w:val="Heading3"/>
-      </w:pPr>
-      <w:r>
-        <w:t>My independently reasoned answer</w:t>
-      </w:r>
-    </w:p>
-    <w:p>
-      <w:r>
-        <w:t>________________________________________________________________</w:t>
-      </w:r>
-    </w:p>
-    <w:p>
-      <w:r>
-        <w:t>________________________________________________________________</w:t>
-      </w:r>
-    </w:p>
-    <w:p>
-      <w:r>
-        <w:t>________________________________________________________________</w:t>
-      </w:r>
-    </w:p>
-    <w:p>
-      <w:r>
-        <w:t>________________________________________________________________</w:t>
-      </w:r>
-    </w:p>
-    <w:p>
-      <w:r>
-        <w:t>________________________________________________________________</w:t>
-      </w:r>
-    </w:p>
-    <w:p>
-      <w:r>
-        <w:t>________________________________________________________________</w:t>
-      </w:r>
-    </w:p>
-    <w:p>
-      <w:r>
-        <w:t>________________________________________________________________</w:t>
-      </w:r>
-    </w:p>
-    <w:p>
-      <w:pPr>
-        <w:spacing w:line="336" w:lineRule="auto" w:after="180"/>
-      </w:pPr>
-      <w:r>
-        <w:rPr>
-          <w:b w:val="0"/>
-        </w:rPr>
-        <w:t>Record support used: none, hint or teacher explanation.</w:t>
-      </w:r>
-    </w:p>
-    <w:p>
-      <w:pPr>
-        <w:pStyle w:val="Heading1"/>
-      </w:pPr>
-      <w:r>
-        <w:t>12. W1 Explain the chain</w:t>
-      </w:r>
-    </w:p>
-    <w:p>
-      <w:r>
-        <w:t>Explain the chain. Apply the supplied Branching Logic facts and keep your reasoning.</w:t>
-      </w:r>
-    </w:p>
-    <w:p>
-      <w:pPr>
-        <w:spacing w:line="336" w:lineRule="auto" w:after="180"/>
-      </w:pPr>
-      <w:r>
-        <w:rPr>
-          <w:b w:val="0"/>
-        </w:rPr>
-        <w:t xml:space="preserve">Describe the purpose of if, elif and else in the worked duration sorter. Explain why print(label) is outside the indented </w:t>
-      </w:r>
-      <w:r>
-        <w:rPr>
-          <w:b/>
-        </w:rPr>
-        <w:t>branch</w:t>
-      </w:r>
-      <w:r>
-        <w:rPr>
-          <w:b w:val="0"/>
-        </w:rPr>
-        <w:t>es.</w:t>
-      </w:r>
-    </w:p>
-    <w:p>
-      <w:pPr>
-        <w:pStyle w:val="Heading3"/>
-      </w:pPr>
-      <w:r>
-        <w:t>My reasoning and evidence</w:t>
-      </w:r>
-    </w:p>
-    <w:p>
-      <w:r>
-        <w:t>________________________________________________________________</w:t>
-      </w:r>
-    </w:p>
-    <w:p>
-      <w:r>
-        <w:t>________________________________________________________________</w:t>
-      </w:r>
-    </w:p>
-    <w:p>
-      <w:r>
-        <w:t>________________________________________________________________</w:t>
-      </w:r>
-    </w:p>
-    <w:p>
-      <w:r>
-        <w:t>________________________________________________________________</w:t>
-      </w:r>
-    </w:p>
-    <w:p>
-      <w:r>
-        <w:t>________________________________________________________________</w:t>
-      </w:r>
-    </w:p>
-    <w:p>
-      <w:r>
-        <w:t>________________________________________________________________</w:t>
-      </w:r>
-    </w:p>
-    <w:p>
-      <w:pPr>
-        <w:pStyle w:val="Heading1"/>
-      </w:pPr>
-      <w:r>
-        <w:t>13. W2 Trace the tested path</w:t>
-      </w:r>
-    </w:p>
-    <w:p>
-      <w:r>
-        <w:t>Trace the tested path. Apply the supplied Branching Logic facts and keep your reasoning.</w:t>
-      </w:r>
-    </w:p>
-    <w:p>
-      <w:pPr>
-        <w:spacing w:line="336" w:lineRule="auto" w:after="180"/>
-      </w:pPr>
-      <w:r>
-        <w:rPr>
-          <w:b w:val="0"/>
-        </w:rPr>
-        <w:t xml:space="preserve">For -1, 12 and 13, record checked </w:t>
-      </w:r>
-      <w:r>
-        <w:rPr>
-          <w:b/>
-        </w:rPr>
-        <w:t>condition</w:t>
-      </w:r>
-      <w:r>
-        <w:rPr>
-          <w:b w:val="0"/>
-        </w:rPr>
-        <w:t xml:space="preserve">s, skipped </w:t>
-      </w:r>
-      <w:r>
-        <w:rPr>
-          <w:b/>
-        </w:rPr>
-        <w:t>condition</w:t>
-      </w:r>
-      <w:r>
-        <w:rPr>
-          <w:b w:val="0"/>
-        </w:rPr>
-        <w:t>s and the final label. Run each as a fresh script after predicting.</w:t>
-      </w:r>
-    </w:p>
-    <w:p>
-      <w:pPr>
-        <w:pStyle w:val="Heading3"/>
-      </w:pPr>
-      <w:r>
-        <w:t>My reasoning and evidence</w:t>
-      </w:r>
-    </w:p>
-    <w:p>
-      <w:r>
-        <w:t>________________________________________________________________</w:t>
-      </w:r>
-    </w:p>
-    <w:p>
-      <w:r>
-        <w:t>________________________________________________________________</w:t>
-      </w:r>
-    </w:p>
-    <w:p>
-      <w:r>
-        <w:t>________________________________________________________________</w:t>
-      </w:r>
-    </w:p>
-    <w:p>
-      <w:r>
-        <w:t>________________________________________________________________</w:t>
-      </w:r>
-    </w:p>
-    <w:p>
-      <w:r>
-        <w:t>________________________________________________________________</w:t>
-      </w:r>
-    </w:p>
-    <w:p>
-      <w:r>
-        <w:t>________________________________________________________________</w:t>
-      </w:r>
-    </w:p>
-    <w:p>
-      <w:pPr>
-        <w:pStyle w:val="Heading1"/>
-      </w:pPr>
-      <w:r>
-        <w:t>14. W3 Repair the overwritten result</w:t>
-      </w:r>
-    </w:p>
-    <w:p>
-      <w:r>
-        <w:t>Repair the overwritten result. Apply the supplied Branching Logic facts and keep your reasoning.</w:t>
-      </w:r>
-    </w:p>
-    <w:p>
-      <w:pPr>
-        <w:spacing w:line="336" w:lineRule="auto" w:after="180"/>
-      </w:pPr>
-      <w:r>
-        <w:rPr>
-          <w:b w:val="0"/>
-        </w:rPr>
-        <w:t>Trace the two-independent-if example for -1. Identify which assignment overwrites the earlier label and make the smallest repair.</w:t>
-      </w:r>
-    </w:p>
-    <w:p>
-      <w:pPr>
-        <w:pStyle w:val="Heading3"/>
-      </w:pPr>
-      <w:r>
-        <w:t>My reasoning and evidence</w:t>
-      </w:r>
-    </w:p>
-    <w:p>
-      <w:r>
-        <w:t>________________________________________________________________</w:t>
-      </w:r>
-    </w:p>
-    <w:p>
-      <w:r>
-        <w:t>________________________________________________________________</w:t>
-      </w:r>
-    </w:p>
-    <w:p>
-      <w:r>
-        <w:t>________________________________________________________________</w:t>
-      </w:r>
-    </w:p>
-    <w:p>
-      <w:r>
-        <w:t>________________________________________________________________</w:t>
-      </w:r>
-    </w:p>
-    <w:p>
-      <w:r>
-        <w:t>________________________________________________________________</w:t>
-      </w:r>
-    </w:p>
-    <w:p>
-      <w:r>
-        <w:t>________________________________________________________________</w:t>
-      </w:r>
-    </w:p>
-    <w:p>
-      <w:pPr>
-        <w:pStyle w:val="Heading1"/>
-      </w:pPr>
-      <w:r>
-        <w:t>15. W4 Build a new sorter independently</w:t>
-      </w:r>
-    </w:p>
-    <w:p>
-      <w:r>
-        <w:t>Attempt before feedback. If this repeats the selected independent case, reuse that first attempt; otherwise keep a separate record. Build a new sorter independently. Apply the supplied Branching Logic facts and keep your reasoning.</w:t>
-      </w:r>
-    </w:p>
-    <w:p>
-      <w:pPr>
-        <w:spacing w:line="336" w:lineRule="auto" w:after="180"/>
-      </w:pPr>
-      <w:r>
-        <w:rPr>
-          <w:b w:val="0"/>
-        </w:rPr>
-        <w:t xml:space="preserve">Use an integer tiles count. Label a negative value Invalid, zero Empty, 1 through 6 Small and values above 6 Large. Write an </w:t>
-      </w:r>
-      <w:r>
-        <w:rPr>
-          <w:b/>
-        </w:rPr>
-        <w:t>order</w:t>
-      </w:r>
-      <w:r>
-        <w:rPr>
-          <w:b w:val="0"/>
-        </w:rPr>
-        <w:t>ed if elif else script and predict -1, 0, 1, 6 and 7. Include one print after the chain.</w:t>
-      </w:r>
-    </w:p>
-    <w:p>
-      <w:pPr>
-        <w:pStyle w:val="Heading3"/>
-      </w:pPr>
-      <w:r>
-        <w:t>My reasoning and evidence</w:t>
-      </w:r>
-    </w:p>
-    <w:p>
-      <w:r>
-        <w:t>________________________________________________________________</w:t>
-      </w:r>
-    </w:p>
-    <w:p>
-      <w:r>
-        <w:t>________________________________________________________________</w:t>
-      </w:r>
-    </w:p>
-    <w:p>
-      <w:r>
-        <w:t>________________________________________________________________</w:t>
-      </w:r>
-    </w:p>
-    <w:p>
-      <w:r>
-        <w:t>________________________________________________________________</w:t>
-      </w:r>
-    </w:p>
-    <w:p>
-      <w:r>
-        <w:t>________________________________________________________________</w:t>
-      </w:r>
-    </w:p>
-    <w:p>
-      <w:r>
-        <w:t>________________________________________________________________</w:t>
-      </w:r>
-    </w:p>
-    <w:p>
-      <w:r>
-        <w:t>________________________________________________________________</w:t>
-      </w:r>
-    </w:p>
-    <w:p>
-      <w:r>
-        <w:t>________________________________________________________________</w:t>
-      </w:r>
-    </w:p>
-    <w:p>
-      <w:pPr>
-        <w:pStyle w:val="Heading1"/>
-      </w:pPr>
-      <w:r>
-        <w:t>16. W5 Choose revealing regression tests</w:t>
-      </w:r>
-    </w:p>
-    <w:p>
-      <w:r>
-        <w:t>Choose revealing regression tests. Apply the supplied Branching Logic facts and keep your reasoning.</w:t>
-      </w:r>
-    </w:p>
-    <w:p>
-      <w:pPr>
-        <w:spacing w:line="336" w:lineRule="auto" w:after="180"/>
-      </w:pPr>
-      <w:r>
-        <w:rPr>
-          <w:b w:val="0"/>
-        </w:rPr>
-        <w:t xml:space="preserve">A repair changes the small-count </w:t>
-      </w:r>
-      <w:r>
-        <w:rPr>
-          <w:b/>
-        </w:rPr>
-        <w:t>condition</w:t>
-      </w:r>
-      <w:r>
-        <w:rPr>
-          <w:b w:val="0"/>
-        </w:rPr>
-        <w:t xml:space="preserve"> from &lt; 6 to &lt;= 6. Name the case that exposes the original error and two different kinds of earlier cases to rerun.</w:t>
-      </w:r>
-    </w:p>
-    <w:p>
-      <w:pPr>
-        <w:pStyle w:val="Heading3"/>
-      </w:pPr>
-      <w:r>
-        <w:t>My reasoning and evidence</w:t>
-      </w:r>
-    </w:p>
-    <w:p>
-      <w:r>
-        <w:t>________________________________________________________________</w:t>
-      </w:r>
-    </w:p>
-    <w:p>
-      <w:r>
-        <w:t>________________________________________________________________</w:t>
-      </w:r>
-    </w:p>
-    <w:p>
-      <w:r>
-        <w:t>________________________________________________________________</w:t>
-      </w:r>
-    </w:p>
-    <w:p>
-      <w:r>
-        <w:t>________________________________________________________________</w:t>
-      </w:r>
-    </w:p>
-    <w:p>
-      <w:r>
-        <w:t>________________________________________________________________</w:t>
-      </w:r>
-    </w:p>
-    <w:p>
-      <w:r>
-        <w:t>________________________________________________________________</w:t>
-      </w:r>
-    </w:p>
-    <w:p>
-      <w:pPr>
-        <w:pStyle w:val="Heading1"/>
-      </w:pPr>
-      <w:r>
-        <w:t>17. Feedback, return check and learning record</w:t>
-      </w:r>
-    </w:p>
-    <w:p>
-      <w:r>
-        <w:t>Record the first repaired step and a different case to revisit after a delay.</w:t>
+        <w:t>17. Feedback · Repair and return</w:t>
+      </w:r>
+    </w:p>
+    <w:p>
+      <w:r>
+        <w:t>Keep the first attempt, the repair and a changed-case return.</w:t>
+      </w:r>
+    </w:p>
+    <w:p>
+      <w:pPr>
+        <w:pStyle w:val="Heading2"/>
+      </w:pPr>
+      <w:r>
+        <w:t>Your evidence record</w:t>
       </w:r>
     </w:p>
     <w:tbl>
@@ -1603,12 +817,970 @@
         <w:pStyle w:val="Heading1"/>
       </w:pPr>
       <w:r>
-        <w:t>18. Pictorial case practice: Branching Logic</w:t>
-      </w:r>
-    </w:p>
-    <w:p>
-      <w:r>
-        <w:t>A fictional reading-time labeler uses one Python if/elif/else chain. Explain the labelled step before checking the changed condition.</w:t>
+        <w:t>10. Finish · Judge the evidence in your work</w:t>
+      </w:r>
+    </w:p>
+    <w:p>
+      <w:r>
+        <w:t>Point to work that supports your confidence level.</w:t>
+      </w:r>
+    </w:p>
+    <w:p>
+      <w:pPr>
+        <w:pStyle w:val="Heading2"/>
+      </w:pPr>
+      <w:r>
+        <w:t>Your evidence record</w:t>
+      </w:r>
+    </w:p>
+    <w:p>
+      <w:pPr>
+        <w:pStyle w:val="ListBullet"/>
+      </w:pPr>
+      <w:r>
+        <w:t>I can explain the mechanism.</w:t>
+      </w:r>
+    </w:p>
+    <w:p>
+      <w:pPr>
+        <w:pStyle w:val="ListBullet"/>
+      </w:pPr>
+      <w:r>
+        <w:t>I can show evidence.</w:t>
+      </w:r>
+    </w:p>
+    <w:p>
+      <w:pPr>
+        <w:pStyle w:val="ListBullet"/>
+      </w:pPr>
+      <w:r>
+        <w:t>I can handle a changed case.</w:t>
+      </w:r>
+    </w:p>
+    <w:p>
+      <w:pPr>
+        <w:pStyle w:val="ListBullet"/>
+      </w:pPr>
+      <w:r>
+        <w:t>I can name a limit.</w:t>
+      </w:r>
+    </w:p>
+    <w:p>
+      <w:r>
+        <w:t>Mark each as not yet, with help or independently, and attach supporting work.</w:t>
+      </w:r>
+    </w:p>
+    <w:p>
+      <w:pPr>
+        <w:spacing w:line="336" w:lineRule="auto" w:after="180"/>
+      </w:pPr>
+      <w:r>
+        <w:rPr>
+          <w:b w:val="0"/>
+        </w:rPr>
+        <w:t>Teacher review ____________________  Next step ____________________</w:t>
+      </w:r>
+    </w:p>
+    <w:p>
+      <w:pPr>
+        <w:pStyle w:val="Heading1"/>
+      </w:pPr>
+      <w:r>
+        <w:t>Reference bank and extra practice</w:t>
+      </w:r>
+    </w:p>
+    <w:p>
+      <w:pPr>
+        <w:pStyle w:val="Heading1"/>
+      </w:pPr>
+      <w:r>
+        <w:t>02. Reference · Supported W2 record</w:t>
+      </w:r>
+    </w:p>
+    <w:p>
+      <w:r>
+        <w:t>This is the same W2 attempt. Keep one response record.</w:t>
+      </w:r>
+    </w:p>
+    <w:p>
+      <w:pPr>
+        <w:pStyle w:val="Heading2"/>
+      </w:pPr>
+      <w:r>
+        <w:t>Use this when helpful</w:t>
+      </w:r>
+    </w:p>
+    <w:p>
+      <w:pPr>
+        <w:spacing w:line="336" w:lineRule="auto" w:after="180"/>
+      </w:pPr>
+      <w:r>
+        <w:rPr>
+          <w:b w:val="0"/>
+        </w:rPr>
+        <w:t xml:space="preserve">Use W2: Trace the tested path for </w:t>
+      </w:r>
+      <w:r>
+        <w:rPr>
+          <w:b/>
+        </w:rPr>
+        <w:t>Branch</w:t>
+      </w:r>
+      <w:r>
+        <w:rPr>
+          <w:b w:val="0"/>
+        </w:rPr>
+        <w:t xml:space="preserve">ing and </w:t>
+      </w:r>
+      <w:r>
+        <w:rPr>
+          <w:b/>
+        </w:rPr>
+        <w:t>boundary</w:t>
+      </w:r>
+      <w:r>
+        <w:rPr>
+          <w:b w:val="0"/>
+        </w:rPr>
+        <w:t xml:space="preserve"> tests. Record the answer once; the lesson and workbook refer to the same attempt.</w:t>
+      </w:r>
+    </w:p>
+    <w:tbl>
+      <w:tblPr>
+        <w:tblStyle w:val="LightShading-Accent1"/>
+        <w:tblW w:type="auto" w:w="0"/>
+        <w:tblLook w:firstColumn="1" w:firstRow="1" w:lastColumn="0" w:lastRow="0" w:noHBand="0" w:noVBand="1" w:val="04A0"/>
+      </w:tblPr>
+      <w:tblGrid>
+        <w:gridCol w:w="2556"/>
+        <w:gridCol w:w="2556"/>
+        <w:gridCol w:w="2556"/>
+        <w:gridCol w:w="2556"/>
+      </w:tblGrid>
+      <w:tr>
+        <w:trPr>
+          <w:tblHeader/>
+        </w:trPr>
+        <w:tc>
+          <w:tcPr>
+            <w:tcW w:type="dxa" w:w="2556"/>
+          </w:tcPr>
+          <w:p>
+            <w:r>
+              <w:t>Given inputs</w:t>
+            </w:r>
+          </w:p>
+        </w:tc>
+        <w:tc>
+          <w:tcPr>
+            <w:tcW w:type="dxa" w:w="2556"/>
+          </w:tcPr>
+          <w:p>
+            <w:r>
+              <w:t>Procedure I chose</w:t>
+            </w:r>
+          </w:p>
+        </w:tc>
+        <w:tc>
+          <w:tcPr>
+            <w:tcW w:type="dxa" w:w="2556"/>
+          </w:tcPr>
+          <w:p>
+            <w:r>
+              <w:t>Middle steps</w:t>
+            </w:r>
+          </w:p>
+        </w:tc>
+        <w:tc>
+          <w:tcPr>
+            <w:tcW w:type="dxa" w:w="2556"/>
+          </w:tcPr>
+          <w:p>
+            <w:r>
+              <w:t>Result and check</w:t>
+            </w:r>
+          </w:p>
+        </w:tc>
+      </w:tr>
+      <w:tr>
+        <w:tc>
+          <w:tcPr>
+            <w:tcW w:type="dxa" w:w="2556"/>
+          </w:tcPr>
+          <w:p>
+            <w:r/>
+          </w:p>
+        </w:tc>
+        <w:tc>
+          <w:tcPr>
+            <w:tcW w:type="dxa" w:w="2556"/>
+          </w:tcPr>
+          <w:p>
+            <w:r/>
+          </w:p>
+        </w:tc>
+        <w:tc>
+          <w:tcPr>
+            <w:tcW w:type="dxa" w:w="2556"/>
+          </w:tcPr>
+          <w:p>
+            <w:r/>
+          </w:p>
+        </w:tc>
+        <w:tc>
+          <w:tcPr>
+            <w:tcW w:type="dxa" w:w="2556"/>
+          </w:tcPr>
+          <w:p>
+            <w:r/>
+          </w:p>
+        </w:tc>
+      </w:tr>
+    </w:tbl>
+    <w:p>
+      <w:pPr>
+        <w:pStyle w:val="Heading3"/>
+      </w:pPr>
+      <w:r>
+        <w:t>The step I completed without help, and the hint I needed</w:t>
+      </w:r>
+    </w:p>
+    <w:p>
+      <w:r>
+        <w:t>________________________________________________________________</w:t>
+      </w:r>
+    </w:p>
+    <w:p>
+      <w:r>
+        <w:t>________________________________________________________________</w:t>
+      </w:r>
+    </w:p>
+    <w:p>
+      <w:r>
+        <w:t>________________________________________________________________</w:t>
+      </w:r>
+    </w:p>
+    <w:p>
+      <w:pPr>
+        <w:pStyle w:val="Heading1"/>
+      </w:pPr>
+      <w:r>
+        <w:t>03. Extra practice · Repair the explanation</w:t>
+      </w:r>
+    </w:p>
+    <w:p>
+      <w:r>
+        <w:t>Explain the deciding fact before discussing the answer.</w:t>
+      </w:r>
+    </w:p>
+    <w:p>
+      <w:pPr>
+        <w:pStyle w:val="Heading2"/>
+      </w:pPr>
+      <w:r>
+        <w:t>Use this when helpful</w:t>
+      </w:r>
+    </w:p>
+    <w:p>
+      <w:pPr>
+        <w:spacing w:line="336" w:lineRule="auto" w:after="180"/>
+      </w:pPr>
+      <w:r>
+        <w:rPr>
+          <w:b w:val="0"/>
+        </w:rPr>
+        <w:t xml:space="preserve">Use the worked case for </w:t>
+      </w:r>
+      <w:r>
+        <w:rPr>
+          <w:b/>
+        </w:rPr>
+        <w:t>Branch</w:t>
+      </w:r>
+      <w:r>
+        <w:rPr>
+          <w:b w:val="0"/>
+        </w:rPr>
+        <w:t xml:space="preserve">ing and </w:t>
+      </w:r>
+      <w:r>
+        <w:rPr>
+          <w:b/>
+        </w:rPr>
+        <w:t>boundary</w:t>
+      </w:r>
+      <w:r>
+        <w:rPr>
+          <w:b w:val="0"/>
+        </w:rPr>
+        <w:t xml:space="preserve"> tests. Proposed explanation: “Every </w:t>
+      </w:r>
+      <w:r>
+        <w:rPr>
+          <w:b/>
+        </w:rPr>
+        <w:t>condition</w:t>
+      </w:r>
+      <w:r>
+        <w:rPr>
+          <w:b w:val="0"/>
+        </w:rPr>
+        <w:t xml:space="preserve"> in the chain always runs”. Decide whether this explanation is supported.</w:t>
+      </w:r>
+    </w:p>
+    <w:p>
+      <w:pPr>
+        <w:spacing w:line="336" w:lineRule="auto" w:after="180"/>
+      </w:pPr>
+      <w:r>
+        <w:rPr>
+          <w:b w:val="0"/>
+        </w:rPr>
+        <w:t>Point to the step or supplied fact that decides; explain your repair if needed.</w:t>
+      </w:r>
+    </w:p>
+    <w:p>
+      <w:pPr>
+        <w:pStyle w:val="Heading3"/>
+      </w:pPr>
+      <w:r>
+        <w:t>My explanation before partner discussion</w:t>
+      </w:r>
+    </w:p>
+    <w:p>
+      <w:r>
+        <w:t>________________________________________________________________</w:t>
+      </w:r>
+    </w:p>
+    <w:p>
+      <w:r>
+        <w:t>________________________________________________________________</w:t>
+      </w:r>
+    </w:p>
+    <w:p>
+      <w:r>
+        <w:t>________________________________________________________________</w:t>
+      </w:r>
+    </w:p>
+    <w:p>
+      <w:r>
+        <w:t>________________________________________________________________</w:t>
+      </w:r>
+    </w:p>
+    <w:p>
+      <w:pPr>
+        <w:pStyle w:val="Heading1"/>
+      </w:pPr>
+      <w:r>
+        <w:t>05. Reference · Original learning target</w:t>
+      </w:r>
+    </w:p>
+    <w:p>
+      <w:r>
+        <w:t>Use this target to inspect an explanation.</w:t>
+      </w:r>
+    </w:p>
+    <w:p>
+      <w:pPr>
+        <w:pStyle w:val="Heading2"/>
+      </w:pPr>
+      <w:r>
+        <w:t>Use this when helpful</w:t>
+      </w:r>
+    </w:p>
+    <w:p>
+      <w:pPr>
+        <w:spacing w:line="336" w:lineRule="auto" w:after="180"/>
+      </w:pPr>
+      <w:r>
+        <w:rPr>
+          <w:b w:val="0"/>
+        </w:rPr>
+        <w:t xml:space="preserve">Classify lengths with if pages&lt;80 then Short; else if pages&lt;=160 then Medium; else Long. Trace 79,80,160,161. What happens if the &lt;=160 </w:t>
+      </w:r>
+      <w:r>
+        <w:rPr>
+          <w:b/>
+        </w:rPr>
+        <w:t>branch</w:t>
+      </w:r>
+      <w:r>
+        <w:rPr>
+          <w:b w:val="0"/>
+        </w:rPr>
+        <w:t xml:space="preserve"> is placed first?</w:t>
+      </w:r>
+    </w:p>
+    <w:p>
+      <w:pPr>
+        <w:pStyle w:val="Heading1"/>
+      </w:pPr>
+      <w:r>
+        <w:t>06. Extra practice · A complete case</w:t>
+      </w:r>
+    </w:p>
+    <w:p>
+      <w:r>
+        <w:t>Try the question before checking the worked explanation.</w:t>
+      </w:r>
+    </w:p>
+    <w:p>
+      <w:pPr>
+        <w:pStyle w:val="Heading2"/>
+      </w:pPr>
+      <w:r>
+        <w:t>Use this when helpful</w:t>
+      </w:r>
+    </w:p>
+    <w:p>
+      <w:pPr>
+        <w:spacing w:line="336" w:lineRule="auto" w:after="180"/>
+      </w:pPr>
+      <w:r>
+        <w:rPr>
+          <w:b w:val="0"/>
+        </w:rPr>
+        <w:t>If pages&lt;100 choose Short; otherwise if pages&lt;=200 choose Medium; otherwise Long.</w:t>
+      </w:r>
+    </w:p>
+    <w:p>
+      <w:pPr>
+        <w:spacing w:line="336" w:lineRule="auto" w:after="180"/>
+      </w:pPr>
+      <w:r>
+        <w:rPr>
+          <w:b w:val="0"/>
+        </w:rPr>
+        <w:t>Classify 99,100,200,201 pages.</w:t>
+      </w:r>
+    </w:p>
+    <w:p>
+      <w:pPr>
+        <w:spacing w:line="336" w:lineRule="auto" w:after="180"/>
+      </w:pPr>
+      <w:r>
+        <w:rPr>
+          <w:b w:val="0"/>
+        </w:rPr>
+        <w:t xml:space="preserve">Show your trace, calculation or </w:t>
+      </w:r>
+      <w:r>
+        <w:rPr>
+          <w:b/>
+        </w:rPr>
+        <w:t>evidence</w:t>
+      </w:r>
+    </w:p>
+    <w:p>
+      <w:pPr>
+        <w:pStyle w:val="Heading3"/>
+      </w:pPr>
+      <w:r>
+        <w:t>Write or draw your reasoning and evidence.</w:t>
+      </w:r>
+    </w:p>
+    <w:p>
+      <w:r>
+        <w:t>________________________________________________________________</w:t>
+      </w:r>
+    </w:p>
+    <w:p>
+      <w:r>
+        <w:t>________________________________________________________________</w:t>
+      </w:r>
+    </w:p>
+    <w:p>
+      <w:r>
+        <w:t>________________________________________________________________</w:t>
+      </w:r>
+    </w:p>
+    <w:p>
+      <w:r>
+        <w:t>________________________________________________________________</w:t>
+      </w:r>
+    </w:p>
+    <w:p>
+      <w:r>
+        <w:t>________________________________________________________________</w:t>
+      </w:r>
+    </w:p>
+    <w:p>
+      <w:pPr>
+        <w:pStyle w:val="Heading1"/>
+      </w:pPr>
+      <w:r>
+        <w:t>07. Extra practice · A changed case</w:t>
+      </w:r>
+    </w:p>
+    <w:p>
+      <w:r>
+        <w:t>Keep this practice separate from the reserved independent attempt.</w:t>
+      </w:r>
+    </w:p>
+    <w:p>
+      <w:pPr>
+        <w:pStyle w:val="Heading2"/>
+      </w:pPr>
+      <w:r>
+        <w:t>Use this when helpful</w:t>
+      </w:r>
+    </w:p>
+    <w:p>
+      <w:pPr>
+        <w:spacing w:line="336" w:lineRule="auto" w:after="180"/>
+      </w:pPr>
+      <w:r>
+        <w:rPr>
+          <w:b w:val="0"/>
+        </w:rPr>
+        <w:t xml:space="preserve">If pages are at most 80, choose short; otherwise choose long. Classify books with 79, 80 and 81 pages and explain the </w:t>
+      </w:r>
+      <w:r>
+        <w:rPr>
+          <w:b/>
+        </w:rPr>
+        <w:t>boundary</w:t>
+      </w:r>
+      <w:r>
+        <w:rPr>
+          <w:b w:val="0"/>
+        </w:rPr>
+        <w:t>.</w:t>
+      </w:r>
+    </w:p>
+    <w:p>
+      <w:pPr>
+        <w:spacing w:line="336" w:lineRule="auto" w:after="180"/>
+      </w:pPr>
+      <w:r>
+        <w:rPr>
+          <w:b w:val="0"/>
+        </w:rPr>
+        <w:t>My practice answer and reason</w:t>
+      </w:r>
+    </w:p>
+    <w:p>
+      <w:pPr>
+        <w:pStyle w:val="Heading3"/>
+      </w:pPr>
+      <w:r>
+        <w:t>Write or draw your reasoning and evidence.</w:t>
+      </w:r>
+    </w:p>
+    <w:p>
+      <w:r>
+        <w:t>________________________________________________________________</w:t>
+      </w:r>
+    </w:p>
+    <w:p>
+      <w:r>
+        <w:t>________________________________________________________________</w:t>
+      </w:r>
+    </w:p>
+    <w:p>
+      <w:r>
+        <w:t>________________________________________________________________</w:t>
+      </w:r>
+    </w:p>
+    <w:p>
+      <w:r>
+        <w:t>________________________________________________________________</w:t>
+      </w:r>
+    </w:p>
+    <w:p>
+      <w:r>
+        <w:t>________________________________________________________________</w:t>
+      </w:r>
+    </w:p>
+    <w:p>
+      <w:pPr>
+        <w:pStyle w:val="Heading3"/>
+      </w:pPr>
+      <w:r>
+        <w:t>Week 3 Test and reflect</w:t>
+      </w:r>
+    </w:p>
+    <w:p>
+      <w:pPr>
+        <w:pStyle w:val="Heading1"/>
+      </w:pPr>
+      <w:r>
+        <w:t>08. Extra practice · Design a revealing test</w:t>
+      </w:r>
+    </w:p>
+    <w:p>
+      <w:r>
+        <w:t>Predict before tracing or testing.</w:t>
+      </w:r>
+    </w:p>
+    <w:p>
+      <w:pPr>
+        <w:pStyle w:val="Heading2"/>
+      </w:pPr>
+      <w:r>
+        <w:t>Use this when helpful</w:t>
+      </w:r>
+    </w:p>
+    <w:p>
+      <w:pPr>
+        <w:spacing w:line="336" w:lineRule="auto" w:after="180"/>
+      </w:pPr>
+      <w:r>
+        <w:rPr>
+          <w:b w:val="0"/>
+        </w:rPr>
+        <w:t xml:space="preserve">Create a changed </w:t>
+      </w:r>
+      <w:r>
+        <w:rPr>
+          <w:b/>
+        </w:rPr>
+        <w:t>input</w:t>
+      </w:r>
+      <w:r>
+        <w:rPr>
+          <w:b w:val="0"/>
+        </w:rPr>
+        <w:t xml:space="preserve">, </w:t>
+      </w:r>
+      <w:r>
+        <w:rPr>
+          <w:b/>
+        </w:rPr>
+        <w:t>boundary</w:t>
+      </w:r>
+      <w:r>
+        <w:rPr>
+          <w:b w:val="0"/>
+        </w:rPr>
+        <w:t xml:space="preserve"> case or missing-information case. Write the expected answer or safe response before testing.</w:t>
+      </w:r>
+    </w:p>
+    <w:tbl>
+      <w:tblPr>
+        <w:tblStyle w:val="LightShading-Accent1"/>
+        <w:tblW w:type="auto" w:w="0"/>
+        <w:tblLook w:firstColumn="1" w:firstRow="1" w:lastColumn="0" w:lastRow="0" w:noHBand="0" w:noVBand="1" w:val="04A0"/>
+      </w:tblPr>
+      <w:tblGrid>
+        <w:gridCol w:w="5112"/>
+        <w:gridCol w:w="5112"/>
+      </w:tblGrid>
+      <w:tr>
+        <w:trPr>
+          <w:tblHeader/>
+        </w:trPr>
+        <w:tc>
+          <w:tcPr>
+            <w:tcW w:type="dxa" w:w="5112"/>
+          </w:tcPr>
+          <w:p>
+            <w:r>
+              <w:t>Test record</w:t>
+            </w:r>
+          </w:p>
+        </w:tc>
+        <w:tc>
+          <w:tcPr>
+            <w:tcW w:type="dxa" w:w="5112"/>
+          </w:tcPr>
+          <w:p>
+            <w:r>
+              <w:t>My evidence</w:t>
+            </w:r>
+          </w:p>
+        </w:tc>
+      </w:tr>
+      <w:tr>
+        <w:tc>
+          <w:tcPr>
+            <w:tcW w:type="dxa" w:w="5112"/>
+          </w:tcPr>
+          <w:p>
+            <w:r>
+              <w:t>Changed input or condition</w:t>
+            </w:r>
+          </w:p>
+        </w:tc>
+        <w:tc>
+          <w:tcPr>
+            <w:tcW w:type="dxa" w:w="5112"/>
+          </w:tcPr>
+          <w:p>
+            <w:r/>
+          </w:p>
+        </w:tc>
+      </w:tr>
+      <w:tr>
+        <w:tc>
+          <w:tcPr>
+            <w:tcW w:type="dxa" w:w="5112"/>
+          </w:tcPr>
+          <w:p>
+            <w:r>
+              <w:t>Expected answer or fallback</w:t>
+            </w:r>
+          </w:p>
+        </w:tc>
+        <w:tc>
+          <w:tcPr>
+            <w:tcW w:type="dxa" w:w="5112"/>
+          </w:tcPr>
+          <w:p>
+            <w:r/>
+          </w:p>
+        </w:tc>
+      </w:tr>
+      <w:tr>
+        <w:tc>
+          <w:tcPr>
+            <w:tcW w:type="dxa" w:w="5112"/>
+          </w:tcPr>
+          <w:p>
+            <w:r>
+              <w:t>Observed result</w:t>
+            </w:r>
+          </w:p>
+        </w:tc>
+        <w:tc>
+          <w:tcPr>
+            <w:tcW w:type="dxa" w:w="5112"/>
+          </w:tcPr>
+          <w:p>
+            <w:r/>
+          </w:p>
+        </w:tc>
+      </w:tr>
+      <w:tr>
+        <w:tc>
+          <w:tcPr>
+            <w:tcW w:type="dxa" w:w="5112"/>
+          </w:tcPr>
+          <w:p>
+            <w:r>
+              <w:t>Why the result occurred</w:t>
+            </w:r>
+          </w:p>
+        </w:tc>
+        <w:tc>
+          <w:tcPr>
+            <w:tcW w:type="dxa" w:w="5112"/>
+          </w:tcPr>
+          <w:p>
+            <w:r/>
+          </w:p>
+        </w:tc>
+      </w:tr>
+    </w:tbl>
+    <w:p>
+      <w:pPr>
+        <w:pStyle w:val="Heading1"/>
+      </w:pPr>
+      <w:r>
+        <w:t>11. Reference · Original target response space</w:t>
+      </w:r>
+    </w:p>
+    <w:p>
+      <w:r>
+        <w:t>This teaching case is practice rather than a fresh assessment.</w:t>
+      </w:r>
+    </w:p>
+    <w:p>
+      <w:pPr>
+        <w:pStyle w:val="Heading2"/>
+      </w:pPr>
+      <w:r>
+        <w:t>Use this when helpful</w:t>
+      </w:r>
+    </w:p>
+    <w:p>
+      <w:pPr>
+        <w:spacing w:line="336" w:lineRule="auto" w:after="180"/>
+      </w:pPr>
+      <w:r>
+        <w:rPr>
+          <w:b w:val="0"/>
+        </w:rPr>
+        <w:t xml:space="preserve">Classify lengths with if pages&lt;80 then Short; else if pages&lt;=160 then Medium; else Long. Trace 79,80,160,161. What happens if the &lt;=160 </w:t>
+      </w:r>
+      <w:r>
+        <w:rPr>
+          <w:b/>
+        </w:rPr>
+        <w:t>branch</w:t>
+      </w:r>
+      <w:r>
+        <w:rPr>
+          <w:b w:val="0"/>
+        </w:rPr>
+        <w:t xml:space="preserve"> is placed first?</w:t>
+      </w:r>
+    </w:p>
+    <w:p>
+      <w:pPr>
+        <w:pStyle w:val="Heading3"/>
+      </w:pPr>
+      <w:r>
+        <w:t>My explanation after practice</w:t>
+      </w:r>
+    </w:p>
+    <w:p>
+      <w:r>
+        <w:t>________________________________________________________________</w:t>
+      </w:r>
+    </w:p>
+    <w:p>
+      <w:r>
+        <w:t>________________________________________________________________</w:t>
+      </w:r>
+    </w:p>
+    <w:p>
+      <w:r>
+        <w:t>________________________________________________________________</w:t>
+      </w:r>
+    </w:p>
+    <w:p>
+      <w:r>
+        <w:t>________________________________________________________________</w:t>
+      </w:r>
+    </w:p>
+    <w:p>
+      <w:r>
+        <w:t>________________________________________________________________</w:t>
+      </w:r>
+    </w:p>
+    <w:p>
+      <w:r>
+        <w:t>________________________________________________________________</w:t>
+      </w:r>
+    </w:p>
+    <w:p>
+      <w:r>
+        <w:t>________________________________________________________________</w:t>
+      </w:r>
+    </w:p>
+    <w:p>
+      <w:pPr>
+        <w:spacing w:line="336" w:lineRule="auto" w:after="180"/>
+      </w:pPr>
+      <w:r>
+        <w:rPr>
+          <w:b w:val="0"/>
+        </w:rPr>
+        <w:t>Record support used: none, hint or teacher explanation.</w:t>
+      </w:r>
+    </w:p>
+    <w:p>
+      <w:pPr>
+        <w:pStyle w:val="Heading1"/>
+      </w:pPr>
+      <w:r>
+        <w:t>15. Reference · Independent-case response copy</w:t>
+      </w:r>
+    </w:p>
+    <w:p>
+      <w:r>
+        <w:t>This duplicates W4. Reuse the same first-attempt record.</w:t>
+      </w:r>
+    </w:p>
+    <w:p>
+      <w:pPr>
+        <w:pStyle w:val="Heading2"/>
+      </w:pPr>
+      <w:r>
+        <w:t>Use this when helpful</w:t>
+      </w:r>
+    </w:p>
+    <w:p>
+      <w:pPr>
+        <w:spacing w:line="336" w:lineRule="auto" w:after="180"/>
+      </w:pPr>
+      <w:r>
+        <w:rPr>
+          <w:b w:val="0"/>
+        </w:rPr>
+        <w:t xml:space="preserve">Use an integer tiles count. Label a negative value Invalid, zero Empty, 1 through 6 Small and values above 6 Large. Write an </w:t>
+      </w:r>
+      <w:r>
+        <w:rPr>
+          <w:b/>
+        </w:rPr>
+        <w:t>order</w:t>
+      </w:r>
+      <w:r>
+        <w:rPr>
+          <w:b w:val="0"/>
+        </w:rPr>
+        <w:t>ed if elif else script and predict -1, 0, 1, 6 and 7. Include one print after the chain.</w:t>
+      </w:r>
+    </w:p>
+    <w:p>
+      <w:pPr>
+        <w:pStyle w:val="Heading3"/>
+      </w:pPr>
+      <w:r>
+        <w:t>My reasoning and evidence</w:t>
+      </w:r>
+    </w:p>
+    <w:p>
+      <w:r>
+        <w:t>________________________________________________________________</w:t>
+      </w:r>
+    </w:p>
+    <w:p>
+      <w:r>
+        <w:t>________________________________________________________________</w:t>
+      </w:r>
+    </w:p>
+    <w:p>
+      <w:r>
+        <w:t>________________________________________________________________</w:t>
+      </w:r>
+    </w:p>
+    <w:p>
+      <w:r>
+        <w:t>________________________________________________________________</w:t>
+      </w:r>
+    </w:p>
+    <w:p>
+      <w:r>
+        <w:t>________________________________________________________________</w:t>
+      </w:r>
+    </w:p>
+    <w:p>
+      <w:r>
+        <w:t>________________________________________________________________</w:t>
+      </w:r>
+    </w:p>
+    <w:p>
+      <w:r>
+        <w:t>________________________________________________________________</w:t>
+      </w:r>
+    </w:p>
+    <w:p>
+      <w:r>
+        <w:t>________________________________________________________________</w:t>
+      </w:r>
+    </w:p>
+    <w:p>
+      <w:pPr>
+        <w:pStyle w:val="Heading1"/>
+      </w:pPr>
+      <w:r>
+        <w:t>18. Extra practice · Use the worked picture</w:t>
+      </w:r>
+    </w:p>
+    <w:p>
+      <w:r>
+        <w:t>Keep the explanation and the support you used.</w:t>
+      </w:r>
+    </w:p>
+    <w:p>
+      <w:pPr>
+        <w:pStyle w:val="Heading2"/>
+      </w:pPr>
+      <w:r>
+        <w:t>Use this when helpful</w:t>
       </w:r>
     </w:p>
     <w:p>
@@ -1761,16 +1933,7 @@
     </w:p>
     <w:p>
       <w:pPr>
-        <w:pStyle w:val="Heading3"/>
-      </w:pPr>
-      <w:r>
-        <w:t>Record the help used</w:t>
-      </w:r>
-    </w:p>
-    <w:p>
-      <w:pPr>
         <w:spacing w:line="336" w:lineRule="auto" w:after="180"/>
-        <w:shd w:fill="F1F6F8"/>
       </w:pPr>
       <w:r>
         <w:rPr>
@@ -1807,12 +1970,20 @@
         <w:pStyle w:val="Heading1"/>
       </w:pPr>
       <w:r>
-        <w:t>19. Project portfolio milestone</w:t>
-      </w:r>
-    </w:p>
-    <w:p>
-      <w:r>
-        <w:t>Keep this week’s input, deciding step, result and limit together in the Transparent Book Recommender record.</w:t>
+        <w:t>19. Reference · Project portfolio record</w:t>
+      </w:r>
+    </w:p>
+    <w:p>
+      <w:r>
+        <w:t>Extend your main project response when helpful.</w:t>
+      </w:r>
+    </w:p>
+    <w:p>
+      <w:pPr>
+        <w:pStyle w:val="Heading2"/>
+      </w:pPr>
+      <w:r>
+        <w:t>Use this when helpful</w:t>
       </w:r>
     </w:p>
     <w:p>
@@ -2014,12 +2185,501 @@
         <w:pStyle w:val="Heading1"/>
       </w:pPr>
       <w:r>
-        <w:t>20. Supported practice and learning evidence</w:t>
-      </w:r>
-    </w:p>
-    <w:p>
-      <w:r>
-        <w:t>Try the supported questions before comparing with hints and feedback. Record what you repaired and the evidence you retained.</w:t>
+        <w:t>20. Extra practice: pictures, repair and feedback</w:t>
+      </w:r>
+    </w:p>
+    <w:p>
+      <w:r>
+        <w:t>Attempt each question before opening its explanation. Use one browser or paper copy.</w:t>
+      </w:r>
+    </w:p>
+    <w:p>
+      <w:pPr>
+        <w:pStyle w:val="Heading2"/>
+      </w:pPr>
+      <w:r>
+        <w:t>First supported question</w:t>
+      </w:r>
+    </w:p>
+    <w:p>
+      <w:pPr>
+        <w:pStyle w:val="ListBullet"/>
+      </w:pPr>
+      <w:r>
+        <w:t>A fictional reading-time labeler uses one Python if/elif/else chain.</w:t>
+      </w:r>
+    </w:p>
+    <w:p>
+      <w:pPr>
+        <w:pStyle w:val="Heading3"/>
+      </w:pPr>
+      <w:r>
+        <w:t>Practice 1: explain the deciding evidence</w:t>
+      </w:r>
+    </w:p>
+    <w:p>
+      <w:pPr>
+        <w:pStyle w:val="ListBullet"/>
+      </w:pPr>
+      <w:r>
+        <w:t>Which labelled step matches this detail? 11 takes Long; only the selected branch assigns the label.</w:t>
+      </w:r>
+    </w:p>
+    <w:p>
+      <w:pPr>
+        <w:pStyle w:val="ListBullet"/>
+      </w:pPr>
+      <w:r>
+        <w:t>1. Negative check</w:t>
+      </w:r>
+    </w:p>
+    <w:p>
+      <w:pPr>
+        <w:pStyle w:val="ListBullet"/>
+      </w:pPr>
+      <w:r>
+        <w:t>2. Zero check</w:t>
+      </w:r>
+    </w:p>
+    <w:p>
+      <w:pPr>
+        <w:pStyle w:val="ListBullet"/>
+      </w:pPr>
+      <w:r>
+        <w:t>3. Inclusive short range</w:t>
+      </w:r>
+    </w:p>
+    <w:p>
+      <w:pPr>
+        <w:pStyle w:val="ListBullet"/>
+      </w:pPr>
+      <w:r>
+        <w:t>4. Remaining inputs</w:t>
+      </w:r>
+    </w:p>
+    <w:p>
+      <w:pPr>
+        <w:pStyle w:val="Heading3"/>
+      </w:pPr>
+      <w:r>
+        <w:t>My selected conclusion, deciding fact and explanation</w:t>
+      </w:r>
+    </w:p>
+    <w:p>
+      <w:r>
+        <w:t>________________________________________________________________</w:t>
+      </w:r>
+    </w:p>
+    <w:p>
+      <w:r>
+        <w:t>________________________________________________________________</w:t>
+      </w:r>
+    </w:p>
+    <w:p>
+      <w:r>
+        <w:t>________________________________________________________________</w:t>
+      </w:r>
+    </w:p>
+    <w:p>
+      <w:r>
+        <w:t>________________________________________________________________</w:t>
+      </w:r>
+    </w:p>
+    <w:p>
+      <w:r>
+        <w:t>________________________________________________________________</w:t>
+      </w:r>
+    </w:p>
+    <w:p>
+      <w:pPr>
+        <w:pStyle w:val="ListBullet"/>
+      </w:pPr>
+      <w:r>
+        <w:t>Hint if needed: Read the steps in the pictorial case. Match the supplied detail to the stage that performs or records it.</w:t>
+      </w:r>
+    </w:p>
+    <w:p>
+      <w:pPr>
+        <w:pStyle w:val="Heading2"/>
+      </w:pPr>
+      <w:r>
+        <w:t>Check the first explanation · reference / check after trying</w:t>
+      </w:r>
+    </w:p>
+    <w:p>
+      <w:pPr>
+        <w:spacing w:line="336" w:lineRule="auto" w:after="180"/>
+      </w:pPr>
+      <w:r>
+        <w:rPr>
+          <w:b w:val="0"/>
+        </w:rPr>
+        <w:t xml:space="preserve">After your attempt, compare with the supported explanation: Remaining </w:t>
+      </w:r>
+      <w:r>
+        <w:rPr>
+          <w:b/>
+        </w:rPr>
+        <w:t>input</w:t>
+      </w:r>
+      <w:r>
+        <w:rPr>
+          <w:b w:val="0"/>
+        </w:rPr>
+        <w:t xml:space="preserve">s 11 takes Long; only the selected </w:t>
+      </w:r>
+      <w:r>
+        <w:rPr>
+          <w:b/>
+        </w:rPr>
+        <w:t>branch</w:t>
+      </w:r>
+      <w:r>
+        <w:rPr>
+          <w:b w:val="0"/>
+        </w:rPr>
+        <w:t xml:space="preserve"> assigns the label.</w:t>
+      </w:r>
+    </w:p>
+    <w:p>
+      <w:pPr>
+        <w:spacing w:line="336" w:lineRule="auto" w:after="180"/>
+      </w:pPr>
+      <w:r>
+        <w:rPr>
+          <w:b w:val="0"/>
+        </w:rPr>
+        <w:t xml:space="preserve">The third comparison alone would include negative values and zero, but earlier </w:t>
+      </w:r>
+      <w:r>
+        <w:rPr>
+          <w:b/>
+        </w:rPr>
+        <w:t>branch</w:t>
+      </w:r>
+      <w:r>
+        <w:rPr>
+          <w:b w:val="0"/>
+        </w:rPr>
+        <w:t xml:space="preserve">es already handle them. An elif chain selects its first true </w:t>
+      </w:r>
+      <w:r>
+        <w:rPr>
+          <w:b/>
+        </w:rPr>
+        <w:t>branch</w:t>
+      </w:r>
+      <w:r>
+        <w:rPr>
+          <w:b w:val="0"/>
+        </w:rPr>
+        <w:t>.</w:t>
+      </w:r>
+    </w:p>
+    <w:p>
+      <w:pPr>
+        <w:spacing w:line="336" w:lineRule="auto" w:after="180"/>
+      </w:pPr>
+      <w:r>
+        <w:rPr>
+          <w:b w:val="0"/>
+        </w:rPr>
+        <w:t xml:space="preserve">Multiple independent if statements would have different behavior and could overwrite an earlier label. </w:t>
+      </w:r>
+      <w:r>
+        <w:rPr>
+          <w:b/>
+        </w:rPr>
+        <w:t>Boundary</w:t>
+      </w:r>
+      <w:r>
+        <w:rPr>
+          <w:b w:val="0"/>
+        </w:rPr>
+        <w:t xml:space="preserve"> traces show why </w:t>
+      </w:r>
+      <w:r>
+        <w:rPr>
+          <w:b/>
+        </w:rPr>
+        <w:t>order</w:t>
+      </w:r>
+      <w:r>
+        <w:rPr>
+          <w:b w:val="0"/>
+        </w:rPr>
+        <w:t xml:space="preserve"> belongs to the specification.</w:t>
+      </w:r>
+    </w:p>
+    <w:p>
+      <w:pPr>
+        <w:pStyle w:val="Heading2"/>
+      </w:pPr>
+      <w:r>
+        <w:t>Changed-case question</w:t>
+      </w:r>
+    </w:p>
+    <w:p>
+      <w:pPr>
+        <w:pStyle w:val="Heading3"/>
+      </w:pPr>
+      <w:r>
+        <w:t>Practice 2: explain the deciding evidence</w:t>
+      </w:r>
+    </w:p>
+    <w:p>
+      <w:pPr>
+        <w:pStyle w:val="ListBullet"/>
+      </w:pPr>
+      <w:r>
+        <w:t>Changed-case practice: Move minutes&lt;=10 to the first branch. Which conclusion is supported by the supplied facts?</w:t>
+      </w:r>
+    </w:p>
+    <w:p>
+      <w:pPr>
+        <w:pStyle w:val="ListBullet"/>
+      </w:pPr>
+      <w:r>
+        <w:t>1. We can decide the result without examining the changed input or the procedure.</w:t>
+      </w:r>
+    </w:p>
+    <w:p>
+      <w:pPr>
+        <w:pStyle w:val="ListBullet"/>
+      </w:pPr>
+      <w:r>
+        <w:t>2. −1 and 0 wrongly receive Short.</w:t>
+      </w:r>
+    </w:p>
+    <w:p>
+      <w:pPr>
+        <w:pStyle w:val="ListBullet"/>
+      </w:pPr>
+      <w:r>
+        <w:t>3. This one example guarantees correct results for every future input.</w:t>
+      </w:r>
+    </w:p>
+    <w:p>
+      <w:pPr>
+        <w:pStyle w:val="Heading3"/>
+      </w:pPr>
+      <w:r>
+        <w:t>My selected conclusion, deciding fact and explanation</w:t>
+      </w:r>
+    </w:p>
+    <w:p>
+      <w:r>
+        <w:t>________________________________________________________________</w:t>
+      </w:r>
+    </w:p>
+    <w:p>
+      <w:r>
+        <w:t>________________________________________________________________</w:t>
+      </w:r>
+    </w:p>
+    <w:p>
+      <w:r>
+        <w:t>________________________________________________________________</w:t>
+      </w:r>
+    </w:p>
+    <w:p>
+      <w:r>
+        <w:t>________________________________________________________________</w:t>
+      </w:r>
+    </w:p>
+    <w:p>
+      <w:r>
+        <w:t>________________________________________________________________</w:t>
+      </w:r>
+    </w:p>
+    <w:p>
+      <w:pPr>
+        <w:pStyle w:val="ListBullet"/>
+      </w:pPr>
+      <w:r>
+        <w:t>Hint if needed: Use the changed condition and the deciding step in the pictorial trace. The answer must say what follows from those facts.</w:t>
+      </w:r>
+    </w:p>
+    <w:p>
+      <w:pPr>
+        <w:pStyle w:val="Heading2"/>
+      </w:pPr>
+      <w:r>
+        <w:t>Check the changed case · reference / check after trying</w:t>
+      </w:r>
+    </w:p>
+    <w:p>
+      <w:pPr>
+        <w:spacing w:line="336" w:lineRule="auto" w:after="180"/>
+      </w:pPr>
+      <w:r>
+        <w:rPr>
+          <w:b w:val="0"/>
+        </w:rPr>
+        <w:t>After your attempt, compare with the supported explanation: −1 and 0 wrongly receive Short. Both satisfy the earlier comparison before their intended checks are reached.</w:t>
+      </w:r>
+    </w:p>
+    <w:p>
+      <w:pPr>
+        <w:pStyle w:val="Heading2"/>
+      </w:pPr>
+      <w:r>
+        <w:t>Repair and save your work</w:t>
+      </w:r>
+    </w:p>
+    <w:p>
+      <w:pPr>
+        <w:spacing w:line="336" w:lineRule="auto" w:after="180"/>
+      </w:pPr>
+      <w:r>
+        <w:rPr>
+          <w:b w:val="0"/>
+        </w:rPr>
+        <w:t>Review Decompose a Goal (ai-2/2). Goal: Distinguish a function definition from a function call. Short practice: What happens visibly if the caller stores needed but omits print(needed)?.</w:t>
+      </w:r>
+    </w:p>
+    <w:p>
+      <w:pPr>
+        <w:spacing w:line="336" w:lineRule="auto" w:after="180"/>
+      </w:pPr>
+      <w:r>
+        <w:rPr>
+          <w:b w:val="0"/>
+        </w:rPr>
+        <w:t>Return to this week and explain what you changed.</w:t>
+      </w:r>
+    </w:p>
+    <w:p>
+      <w:pPr>
+        <w:spacing w:line="336" w:lineRule="auto" w:after="180"/>
+      </w:pPr>
+      <w:r>
+        <w:rPr>
+          <w:b w:val="0"/>
+        </w:rPr>
+        <w:t xml:space="preserve">The browser lab lets you edit the supported Python examples already included in this lesson. Predict first, run, inspect the actual </w:t>
+      </w:r>
+      <w:r>
+        <w:rPr>
+          <w:b/>
+        </w:rPr>
+        <w:t>output</w:t>
+      </w:r>
+      <w:r>
+        <w:rPr>
+          <w:b w:val="0"/>
+        </w:rPr>
+        <w:t xml:space="preserve"> or error, change one </w:t>
+      </w:r>
+      <w:r>
+        <w:rPr>
+          <w:b/>
+        </w:rPr>
+        <w:t>input</w:t>
+      </w:r>
+      <w:r>
+        <w:rPr>
+          <w:b w:val="0"/>
+        </w:rPr>
+        <w:t>, then run again.</w:t>
+      </w:r>
+    </w:p>
+    <w:p>
+      <w:pPr>
+        <w:spacing w:line="336" w:lineRule="auto" w:after="180"/>
+      </w:pPr>
+      <w:r>
+        <w:rPr>
+          <w:b w:val="0"/>
+        </w:rPr>
+        <w:t xml:space="preserve">Keep code, </w:t>
+      </w:r>
+      <w:r>
+        <w:rPr>
+          <w:b/>
+        </w:rPr>
+        <w:t>prediction</w:t>
+      </w:r>
+      <w:r>
+        <w:rPr>
+          <w:b w:val="0"/>
+        </w:rPr>
+        <w:t>s, actual results and a reasoned revision together. On paper, label your result as a trace rather than an execution.</w:t>
+      </w:r>
+    </w:p>
+    <w:p>
+      <w:pPr>
+        <w:spacing w:line="336" w:lineRule="auto" w:after="180"/>
+      </w:pPr>
+      <w:r>
+        <w:rPr>
+          <w:b w:val="0"/>
+        </w:rPr>
+        <w:t xml:space="preserve">Use Download completed work in the hosted lesson to export your answers, reflections, practice feedback and code-run </w:t>
+      </w:r>
+      <w:r>
+        <w:rPr>
+          <w:b/>
+        </w:rPr>
+        <w:t>evidence</w:t>
+      </w:r>
+      <w:r>
+        <w:rPr>
+          <w:b w:val="0"/>
+        </w:rPr>
+        <w:t>. Open the HTML copy to read or print it.</w:t>
+      </w:r>
+    </w:p>
+    <w:p>
+      <w:pPr>
+        <w:spacing w:line="336" w:lineRule="auto" w:after="180"/>
+      </w:pPr>
+      <w:r>
+        <w:rPr>
+          <w:b w:val="0"/>
+        </w:rPr>
+        <w:t>Drafts stay in this browser when storage is available; clear drafts on a shared device.</w:t>
+      </w:r>
+    </w:p>
+    <w:p>
+      <w:pPr>
+        <w:pStyle w:val="Heading3"/>
+      </w:pPr>
+      <w:r>
+        <w:t>What I repaired, the evidence I kept and the next test</w:t>
+      </w:r>
+    </w:p>
+    <w:p>
+      <w:r>
+        <w:t>________________________________________________________________</w:t>
+      </w:r>
+    </w:p>
+    <w:p>
+      <w:r>
+        <w:t>________________________________________________________________</w:t>
+      </w:r>
+    </w:p>
+    <w:p>
+      <w:r>
+        <w:t>________________________________________________________________</w:t>
+      </w:r>
+    </w:p>
+    <w:p>
+      <w:r>
+        <w:t>________________________________________________________________</w:t>
+      </w:r>
+    </w:p>
+    <w:p>
+      <w:r>
+        <w:t>________________________________________________________________</w:t>
+      </w:r>
+    </w:p>
+    <w:p>
+      <w:pPr>
+        <w:pStyle w:val="Heading2"/>
+      </w:pPr>
+      <w:r>
+        <w:t>Earlier wording, alternatives and picture transcripts · reference / check after trying</w:t>
       </w:r>
     </w:p>
     <w:p>
@@ -2035,116 +2695,10 @@
     </w:p>
     <w:p>
       <w:pPr>
-        <w:spacing w:line="336" w:lineRule="auto" w:after="180"/>
-      </w:pPr>
-      <w:r>
-        <w:rPr>
-          <w:b w:val="0"/>
-        </w:rPr>
-        <w:t>A fictional reading-time labeler uses one Python if/el</w:t>
-      </w:r>
-      <w:r>
-        <w:rPr>
-          <w:b/>
-        </w:rPr>
-        <w:t>if/else</w:t>
-      </w:r>
-      <w:r>
-        <w:rPr>
-          <w:b w:val="0"/>
-        </w:rPr>
-        <w:t xml:space="preserve"> chain.</w:t>
-      </w:r>
-    </w:p>
-    <w:p>
-      <w:pPr>
         <w:pStyle w:val="Heading3"/>
       </w:pPr>
       <w:r>
-        <w:t>Practice 1: explain the deciding evidence</w:t>
-      </w:r>
-    </w:p>
-    <w:p>
-      <w:pPr>
-        <w:spacing w:line="336" w:lineRule="auto" w:after="180"/>
-      </w:pPr>
-      <w:r>
-        <w:rPr>
-          <w:b w:val="0"/>
-        </w:rPr>
-        <w:t xml:space="preserve">Which labelled step matches this detail? 11 takes Long; only the selected </w:t>
-      </w:r>
-      <w:r>
-        <w:rPr>
-          <w:b/>
-        </w:rPr>
-        <w:t>branch</w:t>
-      </w:r>
-      <w:r>
-        <w:rPr>
-          <w:b w:val="0"/>
-        </w:rPr>
-        <w:t xml:space="preserve"> assigns the label.</w:t>
-      </w:r>
-    </w:p>
-    <w:p>
-      <w:pPr>
-        <w:spacing w:line="336" w:lineRule="auto" w:after="180"/>
-        <w:shd w:fill="F4F9FC"/>
-      </w:pPr>
-      <w:r>
-        <w:rPr>
-          <w:b w:val="0"/>
-        </w:rPr>
-        <w:t>1. Negative check</w:t>
-      </w:r>
-    </w:p>
-    <w:p>
-      <w:pPr>
-        <w:spacing w:line="336" w:lineRule="auto" w:after="180"/>
-        <w:shd w:fill="F4F9FC"/>
-      </w:pPr>
-      <w:r>
-        <w:rPr>
-          <w:b w:val="0"/>
-        </w:rPr>
-        <w:t>2. Zero check</w:t>
-      </w:r>
-    </w:p>
-    <w:p>
-      <w:pPr>
-        <w:spacing w:line="336" w:lineRule="auto" w:after="180"/>
-        <w:shd w:fill="F4F9FC"/>
-      </w:pPr>
-      <w:r>
-        <w:rPr>
-          <w:b w:val="0"/>
-        </w:rPr>
-        <w:t>3. Inclusive short range</w:t>
-      </w:r>
-    </w:p>
-    <w:p>
-      <w:pPr>
-        <w:spacing w:line="336" w:lineRule="auto" w:after="180"/>
-        <w:shd w:fill="F4F9FC"/>
-      </w:pPr>
-      <w:r>
-        <w:rPr>
-          <w:b w:val="0"/>
-        </w:rPr>
-        <w:t xml:space="preserve">4. Remaining </w:t>
-      </w:r>
-      <w:r>
-        <w:rPr>
-          <w:b/>
-        </w:rPr>
-        <w:t>input</w:t>
-      </w:r>
-      <w:r>
-        <w:rPr>
-          <w:b w:val="0"/>
-        </w:rPr>
-        <w:t>s</w:t>
+        <w:t>Repair a missing building block</w:t>
       </w:r>
     </w:p>
     <w:p>
@@ -2152,32 +2706,7 @@
         <w:pStyle w:val="Heading3"/>
       </w:pPr>
       <w:r>
-        <w:t>My selected conclusion, deciding fact and explanation</w:t>
-      </w:r>
-    </w:p>
-    <w:p>
-      <w:r>
-        <w:t>________________________________________________________________</w:t>
-      </w:r>
-    </w:p>
-    <w:p>
-      <w:r>
-        <w:t>________________________________________________________________</w:t>
-      </w:r>
-    </w:p>
-    <w:p>
-      <w:r>
-        <w:t>________________________________________________________________</w:t>
-      </w:r>
-    </w:p>
-    <w:p>
-      <w:r>
-        <w:t>________________________________________________________________</w:t>
-      </w:r>
-    </w:p>
-    <w:p>
-      <w:r>
-        <w:t>________________________________________________________________</w:t>
+        <w:t>Predict, run and debug</w:t>
       </w:r>
     </w:p>
     <w:p>
@@ -2185,509 +2714,25 @@
         <w:pStyle w:val="Heading3"/>
       </w:pPr>
       <w:r>
-        <w:t>Hint · try first</w:t>
-      </w:r>
-    </w:p>
-    <w:p>
-      <w:pPr>
-        <w:spacing w:line="336" w:lineRule="auto" w:after="180"/>
-        <w:shd w:fill="F1F6F8"/>
-      </w:pPr>
-      <w:r>
-        <w:rPr>
-          <w:b w:val="0"/>
-        </w:rPr>
-        <w:t>Hint if needed: Read the steps in the pictorial case. Match the supplied detail to the stage that performs or records it.</w:t>
-      </w:r>
-    </w:p>
-    <w:p>
-      <w:pPr>
-        <w:pStyle w:val="Heading3"/>
-      </w:pPr>
-      <w:r>
-        <w:t>Feedback · compare after trying</w:t>
-      </w:r>
-    </w:p>
-    <w:p>
-      <w:pPr>
-        <w:spacing w:line="336" w:lineRule="auto" w:after="180"/>
-        <w:shd w:fill="F1F6FC"/>
-      </w:pPr>
-      <w:r>
-        <w:rPr>
-          <w:b w:val="0"/>
-        </w:rPr>
-        <w:t xml:space="preserve">After your attempt, compare with the supported explanation: Remaining </w:t>
-      </w:r>
-      <w:r>
-        <w:rPr>
-          <w:b/>
-        </w:rPr>
-        <w:t>input</w:t>
-      </w:r>
-      <w:r>
-        <w:rPr>
-          <w:b w:val="0"/>
-        </w:rPr>
-        <w:t xml:space="preserve">s 11 takes Long; only the selected </w:t>
-      </w:r>
-      <w:r>
-        <w:rPr>
-          <w:b/>
-        </w:rPr>
-        <w:t>branch</w:t>
-      </w:r>
-      <w:r>
-        <w:rPr>
-          <w:b w:val="0"/>
-        </w:rPr>
-        <w:t xml:space="preserve"> assigns the label.</w:t>
-      </w:r>
-    </w:p>
-    <w:p>
-      <w:pPr>
-        <w:spacing w:line="336" w:lineRule="auto" w:after="180"/>
-        <w:shd w:fill="F1F6FC"/>
-      </w:pPr>
-      <w:r>
-        <w:rPr>
-          <w:b w:val="0"/>
-        </w:rPr>
-        <w:t xml:space="preserve">The third comparison alone would include negative values and zero, but earlier </w:t>
-      </w:r>
-      <w:r>
-        <w:rPr>
-          <w:b/>
-        </w:rPr>
-        <w:t>branch</w:t>
-      </w:r>
-      <w:r>
-        <w:rPr>
-          <w:b w:val="0"/>
-        </w:rPr>
-        <w:t xml:space="preserve">es already handle them. An elif chain selects its first true </w:t>
-      </w:r>
-      <w:r>
-        <w:rPr>
-          <w:b/>
-        </w:rPr>
-        <w:t>branch</w:t>
-      </w:r>
-      <w:r>
-        <w:rPr>
-          <w:b w:val="0"/>
-        </w:rPr>
-        <w:t>.</w:t>
-      </w:r>
-    </w:p>
-    <w:p>
-      <w:pPr>
-        <w:spacing w:line="336" w:lineRule="auto" w:after="180"/>
-        <w:shd w:fill="F1F6FC"/>
-      </w:pPr>
-      <w:r>
-        <w:rPr>
-          <w:b w:val="0"/>
-        </w:rPr>
-        <w:t xml:space="preserve">Multiple independent if statements would have different behavior and could overwrite an earlier label. </w:t>
-      </w:r>
-      <w:r>
-        <w:rPr>
-          <w:b/>
-        </w:rPr>
-        <w:t>Boundary</w:t>
-      </w:r>
-      <w:r>
-        <w:rPr>
-          <w:b w:val="0"/>
-        </w:rPr>
-        <w:t xml:space="preserve"> traces show why </w:t>
-      </w:r>
-      <w:r>
-        <w:rPr>
-          <w:b/>
-        </w:rPr>
-        <w:t>order</w:t>
-      </w:r>
-      <w:r>
-        <w:rPr>
-          <w:b w:val="0"/>
-        </w:rPr>
-        <w:t xml:space="preserve"> belongs to the specification.</w:t>
-      </w:r>
-    </w:p>
-    <w:p>
-      <w:pPr>
-        <w:pStyle w:val="Heading3"/>
-      </w:pPr>
-      <w:r>
-        <w:t>Practice 2: explain the deciding evidence</w:t>
-      </w:r>
-    </w:p>
-    <w:p>
-      <w:pPr>
-        <w:pStyle w:val="Heading3"/>
-      </w:pPr>
-      <w:r>
-        <w:t>Changed case · predict first</w:t>
-      </w:r>
-    </w:p>
-    <w:p>
-      <w:pPr>
-        <w:spacing w:line="336" w:lineRule="auto" w:after="180"/>
-        <w:shd w:fill="F5F1FB"/>
-      </w:pPr>
-      <w:r>
-        <w:rPr>
-          <w:b w:val="0"/>
-        </w:rPr>
-        <w:t xml:space="preserve">Changed-case practice: Move minutes&lt;=10 to the first </w:t>
-      </w:r>
-      <w:r>
-        <w:rPr>
-          <w:b/>
-        </w:rPr>
-        <w:t>branch</w:t>
-      </w:r>
-      <w:r>
-        <w:rPr>
-          <w:b w:val="0"/>
-        </w:rPr>
-        <w:t>. Which conclusion is supported by the supplied facts?</w:t>
-      </w:r>
-    </w:p>
-    <w:p>
-      <w:pPr>
-        <w:spacing w:line="336" w:lineRule="auto" w:after="180"/>
-        <w:shd w:fill="F4F9FC"/>
-      </w:pPr>
-      <w:r>
-        <w:rPr>
-          <w:b w:val="0"/>
-        </w:rPr>
-        <w:t xml:space="preserve">1. We can decide the result without examining the changed </w:t>
-      </w:r>
-      <w:r>
-        <w:rPr>
-          <w:b/>
-        </w:rPr>
-        <w:t>input</w:t>
-      </w:r>
-      <w:r>
-        <w:rPr>
-          <w:b w:val="0"/>
-        </w:rPr>
-        <w:t xml:space="preserve"> or the procedure.</w:t>
-      </w:r>
-    </w:p>
-    <w:p>
-      <w:pPr>
-        <w:spacing w:line="336" w:lineRule="auto" w:after="180"/>
-        <w:shd w:fill="F4F9FC"/>
-      </w:pPr>
-      <w:r>
-        <w:rPr>
-          <w:b w:val="0"/>
-        </w:rPr>
-        <w:t>2. −1 and 0 wrongly receive Short.</w:t>
-      </w:r>
-    </w:p>
-    <w:p>
-      <w:pPr>
-        <w:spacing w:line="336" w:lineRule="auto" w:after="180"/>
-        <w:shd w:fill="F4F9FC"/>
-      </w:pPr>
-      <w:r>
-        <w:rPr>
-          <w:b w:val="0"/>
-        </w:rPr>
-        <w:t xml:space="preserve">3. This one example guarantees correct results for every future </w:t>
-      </w:r>
-      <w:r>
-        <w:rPr>
-          <w:b/>
-        </w:rPr>
-        <w:t>input</w:t>
-      </w:r>
-      <w:r>
-        <w:rPr>
-          <w:b w:val="0"/>
-        </w:rPr>
-        <w:t>.</w:t>
-      </w:r>
-    </w:p>
-    <w:p>
-      <w:pPr>
-        <w:pStyle w:val="Heading3"/>
-      </w:pPr>
-      <w:r>
-        <w:t>My selected conclusion, deciding fact and explanation</w:t>
-      </w:r>
-    </w:p>
-    <w:p>
-      <w:r>
-        <w:t>________________________________________________________________</w:t>
-      </w:r>
-    </w:p>
-    <w:p>
-      <w:r>
-        <w:t>________________________________________________________________</w:t>
-      </w:r>
-    </w:p>
-    <w:p>
-      <w:r>
-        <w:t>________________________________________________________________</w:t>
-      </w:r>
-    </w:p>
-    <w:p>
-      <w:r>
-        <w:t>________________________________________________________________</w:t>
-      </w:r>
-    </w:p>
-    <w:p>
-      <w:r>
-        <w:t>________________________________________________________________</w:t>
-      </w:r>
-    </w:p>
-    <w:p>
-      <w:pPr>
-        <w:pStyle w:val="Heading3"/>
-      </w:pPr>
-      <w:r>
-        <w:t>Hint · try first</w:t>
-      </w:r>
-    </w:p>
-    <w:p>
-      <w:pPr>
-        <w:spacing w:line="336" w:lineRule="auto" w:after="180"/>
-        <w:shd w:fill="F1F6F8"/>
-      </w:pPr>
-      <w:r>
-        <w:rPr>
-          <w:b w:val="0"/>
-        </w:rPr>
-        <w:t xml:space="preserve">Hint if needed: Use the changed </w:t>
-      </w:r>
-      <w:r>
-        <w:rPr>
-          <w:b/>
-        </w:rPr>
-        <w:t>condition</w:t>
-      </w:r>
-      <w:r>
-        <w:rPr>
-          <w:b w:val="0"/>
-        </w:rPr>
-        <w:t xml:space="preserve"> and the deciding step in the pictorial trace. The answer must say what follows from those facts.</w:t>
-      </w:r>
-    </w:p>
-    <w:p>
-      <w:pPr>
-        <w:pStyle w:val="Heading3"/>
-      </w:pPr>
-      <w:r>
-        <w:t>Feedback · compare after trying</w:t>
-      </w:r>
-    </w:p>
-    <w:p>
-      <w:pPr>
-        <w:spacing w:line="336" w:lineRule="auto" w:after="180"/>
-        <w:shd w:fill="F1F6FC"/>
-      </w:pPr>
-      <w:r>
-        <w:rPr>
-          <w:b w:val="0"/>
-        </w:rPr>
-        <w:t>After your attempt, compare with the supported explanation: −1 and 0 wrongly receive Short. Both satisfy the earlier comparison before their intended checks are reached.</w:t>
-      </w:r>
-    </w:p>
-    <w:p>
-      <w:pPr>
-        <w:pStyle w:val="Heading3"/>
-      </w:pPr>
-      <w:r>
-        <w:t>Repair a missing building block</w:t>
-      </w:r>
-    </w:p>
-    <w:p>
-      <w:pPr>
-        <w:spacing w:line="336" w:lineRule="auto" w:after="180"/>
-      </w:pPr>
-      <w:r>
-        <w:rPr>
-          <w:b w:val="0"/>
-        </w:rPr>
-        <w:t>Review Decompose a Goal (ai-2/2). Goal: Distinguish a function definition from a function call. Short practice: What happens visibly if the caller stores needed but omits print(needed)?.</w:t>
-      </w:r>
-    </w:p>
-    <w:p>
-      <w:pPr>
-        <w:spacing w:line="336" w:lineRule="auto" w:after="180"/>
-      </w:pPr>
-      <w:r>
-        <w:rPr>
-          <w:b w:val="0"/>
-        </w:rPr>
-        <w:t>Return to this week and explain what you changed.</w:t>
-      </w:r>
-    </w:p>
-    <w:p>
-      <w:pPr>
-        <w:pStyle w:val="Heading3"/>
-      </w:pPr>
-      <w:r>
-        <w:t>Predict, run and debug</w:t>
-      </w:r>
-    </w:p>
-    <w:p>
-      <w:pPr>
-        <w:spacing w:line="336" w:lineRule="auto" w:after="180"/>
-      </w:pPr>
-      <w:r>
-        <w:rPr>
-          <w:b w:val="0"/>
-        </w:rPr>
-        <w:t xml:space="preserve">The browser lab lets you edit the supported Python examples already included in this lesson. Predict first, run, inspect the actual </w:t>
-      </w:r>
-      <w:r>
-        <w:rPr>
-          <w:b/>
-        </w:rPr>
-        <w:t>output</w:t>
-      </w:r>
-      <w:r>
-        <w:rPr>
-          <w:b w:val="0"/>
-        </w:rPr>
-        <w:t xml:space="preserve"> or error, change one </w:t>
-      </w:r>
-      <w:r>
-        <w:rPr>
-          <w:b/>
-        </w:rPr>
-        <w:t>input</w:t>
-      </w:r>
-      <w:r>
-        <w:rPr>
-          <w:b w:val="0"/>
-        </w:rPr>
-        <w:t>, then run again.</w:t>
-      </w:r>
-    </w:p>
-    <w:p>
-      <w:pPr>
-        <w:spacing w:line="336" w:lineRule="auto" w:after="180"/>
-      </w:pPr>
-      <w:r>
-        <w:rPr>
-          <w:b w:val="0"/>
-        </w:rPr>
-        <w:t xml:space="preserve">Keep code, </w:t>
-      </w:r>
-      <w:r>
-        <w:rPr>
-          <w:b/>
-        </w:rPr>
-        <w:t>prediction</w:t>
-      </w:r>
-      <w:r>
-        <w:rPr>
-          <w:b w:val="0"/>
-        </w:rPr>
-        <w:t>s, actual results and a reasoned revision together. On paper, label your result as a trace rather than an execution.</w:t>
-      </w:r>
-    </w:p>
-    <w:p>
-      <w:pPr>
-        <w:pStyle w:val="Heading3"/>
-      </w:pPr>
-      <w:r>
         <w:t>Keep your completed work</w:t>
       </w:r>
     </w:p>
     <w:p>
       <w:pPr>
-        <w:spacing w:line="336" w:lineRule="auto" w:after="180"/>
-      </w:pPr>
-      <w:r>
-        <w:rPr>
-          <w:b w:val="0"/>
-        </w:rPr>
-        <w:t xml:space="preserve">Use Download completed work in the hosted lesson to export your answers, reflections, practice feedback and code-run </w:t>
-      </w:r>
-      <w:r>
-        <w:rPr>
-          <w:b/>
-        </w:rPr>
-        <w:t>evidence</w:t>
-      </w:r>
-      <w:r>
-        <w:rPr>
-          <w:b w:val="0"/>
-        </w:rPr>
-        <w:t>. Open the HTML copy to read or print it.</w:t>
-      </w:r>
-    </w:p>
-    <w:p>
-      <w:pPr>
-        <w:spacing w:line="336" w:lineRule="auto" w:after="180"/>
-      </w:pPr>
-      <w:r>
-        <w:rPr>
-          <w:b w:val="0"/>
-        </w:rPr>
-        <w:t>Drafts stay in this browser when storage is available; clear drafts on a shared device.</w:t>
-      </w:r>
-    </w:p>
-    <w:p>
-      <w:pPr>
-        <w:pStyle w:val="Heading3"/>
-      </w:pPr>
-      <w:r>
-        <w:t>What I repaired, the evidence I kept and the next test</w:t>
-      </w:r>
-    </w:p>
-    <w:p>
-      <w:r>
-        <w:t>________________________________________________________________</w:t>
-      </w:r>
-    </w:p>
-    <w:p>
-      <w:r>
-        <w:t>________________________________________________________________</w:t>
-      </w:r>
-    </w:p>
-    <w:p>
-      <w:r>
-        <w:t>________________________________________________________________</w:t>
-      </w:r>
-    </w:p>
-    <w:p>
-      <w:r>
-        <w:t>________________________________________________________________</w:t>
-      </w:r>
-    </w:p>
-    <w:p>
-      <w:r>
-        <w:t>________________________________________________________________</w:t>
-      </w:r>
-    </w:p>
-    <w:p>
-      <w:pPr>
         <w:pStyle w:val="Heading1"/>
       </w:pPr>
       <w:r>
-        <w:t>21. Visual concept journey</w:t>
-      </w:r>
-    </w:p>
-    <w:p>
-      <w:r>
-        <w:t>Explain each Branching Logic picture from its labels, then record a relevant limit.</w:t>
-      </w:r>
-    </w:p>
-    <w:p>
-      <w:pPr>
-        <w:pStyle w:val="Heading3"/>
+        <w:t>21. Reference · Six-picture response sheets</w:t>
+      </w:r>
+    </w:p>
+    <w:p>
+      <w:r>
+        <w:t>Choose the image that helps rather than repeating all six.</w:t>
+      </w:r>
+    </w:p>
+    <w:p>
+      <w:pPr>
+        <w:pStyle w:val="Heading2"/>
       </w:pPr>
       <w:r>
         <w:t>01. Branching Logic: the case</w:t>
@@ -2778,7 +2823,6 @@
     <w:p>
       <w:pPr>
         <w:spacing w:line="336" w:lineRule="auto" w:after="180"/>
-        <w:shd w:fill="F5F1FB"/>
       </w:pPr>
       <w:r>
         <w:rPr>
@@ -2817,7 +2861,7 @@
     </w:p>
     <w:p>
       <w:pPr>
-        <w:pStyle w:val="Heading3"/>
+        <w:pStyle w:val="Heading2"/>
       </w:pPr>
       <w:r>
         <w:t>02. Follow the deciding steps</w:t>
@@ -2909,7 +2953,6 @@
     <w:p>
       <w:pPr>
         <w:spacing w:line="336" w:lineRule="auto" w:after="180"/>
-        <w:shd w:fill="F5F1FB"/>
       </w:pPr>
       <w:r>
         <w:rPr>
@@ -2960,7 +3003,7 @@
     </w:p>
     <w:p>
       <w:pPr>
-        <w:pStyle w:val="Heading3"/>
+        <w:pStyle w:val="Heading2"/>
       </w:pPr>
       <w:r>
         <w:t>03. One chain chooses one label</w:t>
@@ -3016,7 +3059,6 @@
     <w:p>
       <w:pPr>
         <w:spacing w:line="336" w:lineRule="auto" w:after="180"/>
-        <w:shd w:fill="F5F1FB"/>
       </w:pPr>
       <w:r>
         <w:rPr>
@@ -3055,7 +3097,7 @@
     </w:p>
     <w:p>
       <w:pPr>
-        <w:pStyle w:val="Heading3"/>
+        <w:pStyle w:val="Heading2"/>
       </w:pPr>
       <w:r>
         <w:t>04. Change one thing. Trace what follows.</w:t>
@@ -3158,7 +3200,6 @@
     <w:p>
       <w:pPr>
         <w:spacing w:line="336" w:lineRule="auto" w:after="180"/>
-        <w:shd w:fill="F5F1FB"/>
       </w:pPr>
       <w:r>
         <w:rPr>
@@ -3197,7 +3238,7 @@
     </w:p>
     <w:p>
       <w:pPr>
-        <w:pStyle w:val="Heading3"/>
+        <w:pStyle w:val="Heading2"/>
       </w:pPr>
       <w:r>
         <w:t>05. Connect the explanation to its limit</w:t>
@@ -3335,7 +3376,6 @@
     <w:p>
       <w:pPr>
         <w:spacing w:line="336" w:lineRule="auto" w:after="180"/>
-        <w:shd w:fill="F5F1FB"/>
       </w:pPr>
       <w:r>
         <w:rPr>
@@ -3374,7 +3414,7 @@
     </w:p>
     <w:p>
       <w:pPr>
-        <w:pStyle w:val="Heading3"/>
+        <w:pStyle w:val="Heading2"/>
       </w:pPr>
       <w:r>
         <w:t>06. Make the idea visible in your project</w:t>
@@ -3465,7 +3505,6 @@
     <w:p>
       <w:pPr>
         <w:spacing w:line="336" w:lineRule="auto" w:after="180"/>
-        <w:shd w:fill="F5F1FB"/>
       </w:pPr>
       <w:r>
         <w:rPr>
@@ -3512,6 +3551,62 @@
     <w:p>
       <w:r>
         <w:t>________________________________________________________________</w:t>
+      </w:r>
+    </w:p>
+    <w:p>
+      <w:pPr>
+        <w:pStyle w:val="Heading2"/>
+      </w:pPr>
+      <w:r>
+        <w:t>Earlier wording, alternatives and picture transcripts · reference / check after trying</w:t>
+      </w:r>
+    </w:p>
+    <w:p>
+      <w:pPr>
+        <w:pStyle w:val="Heading3"/>
+      </w:pPr>
+      <w:r>
+        <w:t>01. Branching Logic: the case</w:t>
+      </w:r>
+    </w:p>
+    <w:p>
+      <w:pPr>
+        <w:pStyle w:val="Heading3"/>
+      </w:pPr>
+      <w:r>
+        <w:t>02. Follow the deciding steps</w:t>
+      </w:r>
+    </w:p>
+    <w:p>
+      <w:pPr>
+        <w:pStyle w:val="Heading3"/>
+      </w:pPr>
+      <w:r>
+        <w:t>03. One chain chooses one label</w:t>
+      </w:r>
+    </w:p>
+    <w:p>
+      <w:pPr>
+        <w:pStyle w:val="Heading3"/>
+      </w:pPr>
+      <w:r>
+        <w:t>04. Change one thing. Trace what follows.</w:t>
+      </w:r>
+    </w:p>
+    <w:p>
+      <w:pPr>
+        <w:pStyle w:val="Heading3"/>
+      </w:pPr>
+      <w:r>
+        <w:t>05. Connect the explanation to its limit</w:t>
+      </w:r>
+    </w:p>
+    <w:p>
+      <w:pPr>
+        <w:pStyle w:val="Heading3"/>
+      </w:pPr>
+      <w:r>
+        <w:t>06. Make the idea visible in your project</w:t>
       </w:r>
     </w:p>
     <w:sectPr>
